--- a/FD04-EPIS-Informe Arquitectura de Software.docx
+++ b/FD04-EPIS-Informe Arquitectura de Software.docx
@@ -7,9 +7,2724 @@
         <w:jc w:val="center"/>
       </w:pPr>
       <w:r>
+        <w:rPr>
+          <w:rFonts w:ascii="Arial" w:hAnsi="Arial"/>
+          <w:b/>
+          <w:sz w:val="28"/>
+        </w:rPr>
+        <w:t>UNIVERSIDAD PRIVADA DE TACNA</w:t>
+      </w:r>
+    </w:p>
+    <w:p>
+      <w:pPr>
+        <w:jc w:val="center"/>
+      </w:pPr>
+      <w:r>
+        <w:rPr>
+          <w:rFonts w:ascii="Arial" w:hAnsi="Arial"/>
+          <w:b/>
+          <w:sz w:val="28"/>
+        </w:rPr>
+        <w:t>FACULTAD DE INGENIERIA</w:t>
+      </w:r>
+    </w:p>
+    <w:p>
+      <w:pPr>
+        <w:jc w:val="center"/>
+      </w:pPr>
+      <w:r>
+        <w:rPr>
+          <w:rFonts w:ascii="Arial" w:hAnsi="Arial"/>
+          <w:b w:val="0"/>
+          <w:sz w:val="28"/>
+        </w:rPr>
+        <w:t>Escuela Profesional de Ingenieria de Sistemas</w:t>
+      </w:r>
+    </w:p>
+    <w:p>
+      <w:pPr>
+        <w:jc w:val="center"/>
+      </w:pPr>
+      <w:r>
+        <w:rPr>
+          <w:rFonts w:ascii="Arial" w:hAnsi="Arial"/>
+          <w:b/>
+          <w:sz w:val="28"/>
+        </w:rPr>
+        <w:t>Drop Nexus - Replicador de Datos entre Bases de Datos</w:t>
+      </w:r>
+    </w:p>
+    <w:p>
+      <w:pPr>
+        <w:jc w:val="center"/>
+      </w:pPr>
+      <w:r>
+        <w:rPr>
+          <w:rFonts w:ascii="Arial" w:hAnsi="Arial"/>
+          <w:b/>
+          <w:sz w:val="28"/>
+        </w:rPr>
+        <w:t>FD04 - Arquitectura de Software</w:t>
+      </w:r>
+    </w:p>
+    <w:p>
+      <w:pPr>
+        <w:jc w:val="center"/>
+      </w:pPr>
+      <w:r>
+        <w:rPr>
+          <w:rFonts w:ascii="Arial" w:hAnsi="Arial"/>
+          <w:b w:val="0"/>
+          <w:sz w:val="22"/>
+        </w:rPr>
+        <w:t>Curso: SI783 - Proyecto de Sistemas</w:t>
+      </w:r>
+    </w:p>
+    <w:p>
+      <w:pPr>
+        <w:jc w:val="center"/>
+      </w:pPr>
+      <w:r>
+        <w:rPr>
+          <w:rFonts w:ascii="Arial" w:hAnsi="Arial"/>
+          <w:b w:val="0"/>
+          <w:sz w:val="22"/>
+        </w:rPr>
+        <w:t>Docente: Docente del curso</w:t>
+      </w:r>
+    </w:p>
+    <w:p>
+      <w:pPr>
+        <w:jc w:val="center"/>
+      </w:pPr>
+      <w:r>
+        <w:rPr>
+          <w:rFonts w:ascii="Arial" w:hAnsi="Arial"/>
+          <w:b w:val="0"/>
+          <w:sz w:val="22"/>
+        </w:rPr>
+        <w:t>Integrantes: Equipo del proyecto</w:t>
+      </w:r>
+    </w:p>
+    <w:p>
+      <w:pPr>
+        <w:jc w:val="center"/>
+      </w:pPr>
+      <w:r>
+        <w:rPr>
+          <w:rFonts w:ascii="Arial" w:hAnsi="Arial"/>
+          <w:b w:val="0"/>
+          <w:sz w:val="22"/>
+        </w:rPr>
+        <w:t>Version: 2.0</w:t>
+      </w:r>
+    </w:p>
+    <w:p>
+      <w:pPr>
+        <w:jc w:val="center"/>
+      </w:pPr>
+      <w:r>
+        <w:rPr>
+          <w:rFonts w:ascii="Arial" w:hAnsi="Arial"/>
+          <w:b w:val="0"/>
+          <w:sz w:val="22"/>
+        </w:rPr>
+        <w:t>Fecha: 04/07/2026</w:t>
+      </w:r>
+    </w:p>
+    <w:p>
+      <w:pPr>
+        <w:jc w:val="center"/>
+      </w:pPr>
+      <w:r>
+        <w:rPr>
+          <w:rFonts w:ascii="Arial" w:hAnsi="Arial"/>
+          <w:b w:val="0"/>
+          <w:sz w:val="22"/>
+        </w:rPr>
+        <w:t>Ubicacion del aplicativo: web/ del repositorio local</w:t>
+      </w:r>
+    </w:p>
+    <w:p>
+      <w:pPr>
+        <w:jc w:val="center"/>
+      </w:pPr>
+      <w:r>
+        <w:rPr>
+          <w:rFonts w:ascii="Arial" w:hAnsi="Arial"/>
+          <w:b w:val="0"/>
+          <w:sz w:val="22"/>
+        </w:rPr>
+        <w:t>Tacna - Peru 2026</w:t>
+      </w:r>
+    </w:p>
+    <w:p>
+      <w:r>
+        <w:rPr>
+          <w:rFonts w:ascii="Arial" w:hAnsi="Arial"/>
+          <w:sz w:val="20"/>
+        </w:rPr>
+        <w:br w:type="page"/>
+      </w:r>
+    </w:p>
+    <w:p>
+      <w:pPr>
+        <w:pStyle w:val="Heading1"/>
+      </w:pPr>
+      <w:r>
+        <w:rPr>
+          <w:rFonts w:ascii="Arial" w:hAnsi="Arial"/>
+          <w:sz w:val="20"/>
+        </w:rPr>
+        <w:t>Control de versiones</w:t>
+      </w:r>
+    </w:p>
+    <w:tbl>
+      <w:tblPr>
+        <w:tblStyle w:val="TableGrid"/>
+        <w:tblW w:type="auto" w:w="0"/>
+        <w:jc w:val="center"/>
+        <w:tblLook w:firstColumn="1" w:firstRow="1" w:lastColumn="0" w:lastRow="0" w:noHBand="0" w:noVBand="1" w:val="04A0"/>
+      </w:tblPr>
+      <w:tblGrid>
+        <w:gridCol w:w="1680"/>
+        <w:gridCol w:w="1680"/>
+        <w:gridCol w:w="1680"/>
+        <w:gridCol w:w="1680"/>
+        <w:gridCol w:w="1680"/>
+        <w:gridCol w:w="1680"/>
+      </w:tblGrid>
+      <w:tr>
+        <w:tc>
+          <w:tcPr>
+            <w:tcW w:type="dxa" w:w="1680"/>
+            <w:vAlign w:val="center"/>
+            <w:shd w:fill="1F4E79"/>
+          </w:tcPr>
+          <w:p>
+            <w:r/>
+            <w:r>
+              <w:rPr>
+                <w:b/>
+                <w:color w:val="FFFFFF"/>
+                <w:sz w:val="17"/>
+              </w:rPr>
+              <w:t>Version</w:t>
+            </w:r>
+          </w:p>
+        </w:tc>
+        <w:tc>
+          <w:tcPr>
+            <w:tcW w:type="dxa" w:w="1680"/>
+            <w:vAlign w:val="center"/>
+            <w:shd w:fill="1F4E79"/>
+          </w:tcPr>
+          <w:p>
+            <w:r/>
+            <w:r>
+              <w:rPr>
+                <w:b/>
+                <w:color w:val="FFFFFF"/>
+                <w:sz w:val="17"/>
+              </w:rPr>
+              <w:t>Hecha por</w:t>
+            </w:r>
+          </w:p>
+        </w:tc>
+        <w:tc>
+          <w:tcPr>
+            <w:tcW w:type="dxa" w:w="1680"/>
+            <w:vAlign w:val="center"/>
+            <w:shd w:fill="1F4E79"/>
+          </w:tcPr>
+          <w:p>
+            <w:r/>
+            <w:r>
+              <w:rPr>
+                <w:b/>
+                <w:color w:val="FFFFFF"/>
+                <w:sz w:val="17"/>
+              </w:rPr>
+              <w:t>Revisada por</w:t>
+            </w:r>
+          </w:p>
+        </w:tc>
+        <w:tc>
+          <w:tcPr>
+            <w:tcW w:type="dxa" w:w="1680"/>
+            <w:vAlign w:val="center"/>
+            <w:shd w:fill="1F4E79"/>
+          </w:tcPr>
+          <w:p>
+            <w:r/>
+            <w:r>
+              <w:rPr>
+                <w:b/>
+                <w:color w:val="FFFFFF"/>
+                <w:sz w:val="17"/>
+              </w:rPr>
+              <w:t>Aprobada por</w:t>
+            </w:r>
+          </w:p>
+        </w:tc>
+        <w:tc>
+          <w:tcPr>
+            <w:tcW w:type="dxa" w:w="1680"/>
+            <w:vAlign w:val="center"/>
+            <w:shd w:fill="1F4E79"/>
+          </w:tcPr>
+          <w:p>
+            <w:r/>
+            <w:r>
+              <w:rPr>
+                <w:b/>
+                <w:color w:val="FFFFFF"/>
+                <w:sz w:val="17"/>
+              </w:rPr>
+              <w:t>Fecha</w:t>
+            </w:r>
+          </w:p>
+        </w:tc>
+        <w:tc>
+          <w:tcPr>
+            <w:tcW w:type="dxa" w:w="1680"/>
+            <w:vAlign w:val="center"/>
+            <w:shd w:fill="1F4E79"/>
+          </w:tcPr>
+          <w:p>
+            <w:r/>
+            <w:r>
+              <w:rPr>
+                <w:b/>
+                <w:color w:val="FFFFFF"/>
+                <w:sz w:val="17"/>
+              </w:rPr>
+              <w:t>Motivo</w:t>
+            </w:r>
+          </w:p>
+        </w:tc>
+      </w:tr>
+      <w:tr>
+        <w:tc>
+          <w:tcPr>
+            <w:tcW w:type="dxa" w:w="1680"/>
+            <w:vAlign w:val="center"/>
+          </w:tcPr>
+          <w:p>
+            <w:r/>
+            <w:r>
+              <w:rPr>
+                <w:b w:val="0"/>
+                <w:sz w:val="17"/>
+              </w:rPr>
+              <w:t>1.0</w:t>
+            </w:r>
+          </w:p>
+        </w:tc>
+        <w:tc>
+          <w:tcPr>
+            <w:tcW w:type="dxa" w:w="1680"/>
+            <w:vAlign w:val="center"/>
+          </w:tcPr>
+          <w:p>
+            <w:r/>
+            <w:r>
+              <w:rPr>
+                <w:b w:val="0"/>
+                <w:sz w:val="17"/>
+              </w:rPr>
+              <w:t>Equipo del proyecto</w:t>
+            </w:r>
+          </w:p>
+        </w:tc>
+        <w:tc>
+          <w:tcPr>
+            <w:tcW w:type="dxa" w:w="1680"/>
+            <w:vAlign w:val="center"/>
+          </w:tcPr>
+          <w:p>
+            <w:r/>
+            <w:r>
+              <w:rPr>
+                <w:b w:val="0"/>
+                <w:sz w:val="17"/>
+              </w:rPr>
+              <w:t>Pendiente</w:t>
+            </w:r>
+          </w:p>
+        </w:tc>
+        <w:tc>
+          <w:tcPr>
+            <w:tcW w:type="dxa" w:w="1680"/>
+            <w:vAlign w:val="center"/>
+          </w:tcPr>
+          <w:p>
+            <w:r/>
+            <w:r>
+              <w:rPr>
+                <w:b w:val="0"/>
+                <w:sz w:val="17"/>
+              </w:rPr>
+              <w:t>Pendiente</w:t>
+            </w:r>
+          </w:p>
+        </w:tc>
+        <w:tc>
+          <w:tcPr>
+            <w:tcW w:type="dxa" w:w="1680"/>
+            <w:vAlign w:val="center"/>
+          </w:tcPr>
+          <w:p>
+            <w:r/>
+            <w:r>
+              <w:rPr>
+                <w:b w:val="0"/>
+                <w:sz w:val="17"/>
+              </w:rPr>
+              <w:t>04/07/2026</w:t>
+            </w:r>
+          </w:p>
+        </w:tc>
+        <w:tc>
+          <w:tcPr>
+            <w:tcW w:type="dxa" w:w="1680"/>
+            <w:vAlign w:val="center"/>
+          </w:tcPr>
+          <w:p>
+            <w:r/>
+            <w:r>
+              <w:rPr>
+                <w:b w:val="0"/>
+                <w:sz w:val="17"/>
+              </w:rPr>
+              <w:t>Adaptacion inicial al sistema implementado</w:t>
+            </w:r>
+          </w:p>
+        </w:tc>
+      </w:tr>
+      <w:tr>
+        <w:tc>
+          <w:tcPr>
+            <w:tcW w:type="dxa" w:w="1680"/>
+            <w:vAlign w:val="center"/>
+          </w:tcPr>
+          <w:p>
+            <w:r/>
+            <w:r>
+              <w:rPr>
+                <w:b w:val="0"/>
+                <w:sz w:val="17"/>
+              </w:rPr>
+              <w:t>2.0</w:t>
+            </w:r>
+          </w:p>
+        </w:tc>
+        <w:tc>
+          <w:tcPr>
+            <w:tcW w:type="dxa" w:w="1680"/>
+            <w:vAlign w:val="center"/>
+          </w:tcPr>
+          <w:p>
+            <w:r/>
+            <w:r>
+              <w:rPr>
+                <w:b w:val="0"/>
+                <w:sz w:val="17"/>
+              </w:rPr>
+              <w:t>Equipo del proyecto</w:t>
+            </w:r>
+          </w:p>
+        </w:tc>
+        <w:tc>
+          <w:tcPr>
+            <w:tcW w:type="dxa" w:w="1680"/>
+            <w:vAlign w:val="center"/>
+          </w:tcPr>
+          <w:p>
+            <w:r/>
+            <w:r>
+              <w:rPr>
+                <w:b w:val="0"/>
+                <w:sz w:val="17"/>
+              </w:rPr>
+              <w:t>Pendiente</w:t>
+            </w:r>
+          </w:p>
+        </w:tc>
+        <w:tc>
+          <w:tcPr>
+            <w:tcW w:type="dxa" w:w="1680"/>
+            <w:vAlign w:val="center"/>
+          </w:tcPr>
+          <w:p>
+            <w:r/>
+            <w:r>
+              <w:rPr>
+                <w:b w:val="0"/>
+                <w:sz w:val="17"/>
+              </w:rPr>
+              <w:t>Pendiente</w:t>
+            </w:r>
+          </w:p>
+        </w:tc>
+        <w:tc>
+          <w:tcPr>
+            <w:tcW w:type="dxa" w:w="1680"/>
+            <w:vAlign w:val="center"/>
+          </w:tcPr>
+          <w:p>
+            <w:r/>
+            <w:r>
+              <w:rPr>
+                <w:b w:val="0"/>
+                <w:sz w:val="17"/>
+              </w:rPr>
+              <w:t>04/07/2026</w:t>
+            </w:r>
+          </w:p>
+        </w:tc>
+        <w:tc>
+          <w:tcPr>
+            <w:tcW w:type="dxa" w:w="1680"/>
+            <w:vAlign w:val="center"/>
+          </w:tcPr>
+          <w:p>
+            <w:r/>
+            <w:r>
+              <w:rPr>
+                <w:b w:val="0"/>
+                <w:sz w:val="17"/>
+              </w:rPr>
+              <w:t>Ampliacion con funcionalidades, tablas y diagramas de la carpeta web</w:t>
+            </w:r>
+          </w:p>
+        </w:tc>
+      </w:tr>
+    </w:tbl>
+    <w:p/>
+    <w:p>
+      <w:pPr>
+        <w:pStyle w:val="Heading1"/>
+      </w:pPr>
+      <w:r>
+        <w:rPr>
+          <w:rFonts w:ascii="Arial" w:hAnsi="Arial"/>
+          <w:sz w:val="20"/>
+        </w:rPr>
+        <w:t>1. Vista arquitectonica</w:t>
+      </w:r>
+    </w:p>
+    <w:p>
+      <w:r>
+        <w:rPr>
+          <w:rFonts w:ascii="Arial" w:hAnsi="Arial"/>
+          <w:sz w:val="20"/>
+        </w:rPr>
+        <w:t>Drop Nexus sigue una arquitectura web por capas: presentacion en React, API Fastify, servicios de negocio, adaptadores de base de datos y persistencia de metadatos en PostgreSQL/Supabase. En produccion el backend puede servir el build del frontend y centraliza las rutas bajo /api.</w:t>
+      </w:r>
+    </w:p>
+    <w:p>
+      <w:r>
+        <w:rPr>
+          <w:rFonts w:ascii="Arial" w:hAnsi="Arial"/>
+          <w:b/>
+          <w:sz w:val="20"/>
+        </w:rPr>
+        <w:t>Arquitectura logica</w:t>
+      </w:r>
+    </w:p>
+    <w:p>
+      <w:pPr>
+        <w:pStyle w:val="NoSpacing"/>
+      </w:pPr>
+      <w:r>
+        <w:rPr>
+          <w:rFonts w:ascii="Consolas" w:hAnsi="Consolas" w:eastAsia="Consolas"/>
+          <w:sz w:val="16"/>
+        </w:rPr>
+        <w:t>```mermaid</w:t>
+        <w:br/>
+        <w:t>graph TD</w:t>
+        <w:br/>
+        <w:t xml:space="preserve">  U[Usuario autenticado] --&gt; F[Frontend React + Vite]</w:t>
+        <w:br/>
+        <w:t xml:space="preserve">  F --&gt; API[API Fastify /api]</w:t>
+        <w:br/>
+        <w:t xml:space="preserve">  API --&gt; AUTH[Auth JWT y roles]</w:t>
+        <w:br/>
+        <w:t xml:space="preserve">  API --&gt; CFG[Configuraciones y archivos]</w:t>
+        <w:br/>
+        <w:t xml:space="preserve">  API --&gt; REP[Servicio de replicacion]</w:t>
+        <w:br/>
+        <w:t xml:space="preserve">  CFG --&gt; CAT[Catalogos normalizados]</w:t>
+        <w:br/>
+        <w:t xml:space="preserve">  REP --&gt; ADP[Adaptadores por motor]</w:t>
+        <w:br/>
+        <w:t xml:space="preserve">  ADP --&gt; SRC[Bases origen]</w:t>
+        <w:br/>
+        <w:t xml:space="preserve">  ADP --&gt; DST[Bases destino]</w:t>
+        <w:br/>
+        <w:t xml:space="preserve">  API --&gt; META[(Supabase/PostgreSQL metadatos)]</w:t>
+        <w:br/>
+        <w:t xml:space="preserve">  CAT --&gt; META</w:t>
+        <w:br/>
+        <w:t xml:space="preserve">  REP --&gt; META</w:t>
+        <w:br/>
+        <w:t>```</w:t>
+      </w:r>
+    </w:p>
+    <w:p/>
+    <w:p>
+      <w:pPr>
+        <w:pStyle w:val="Heading1"/>
+      </w:pPr>
+      <w:r>
+        <w:rPr>
+          <w:rFonts w:ascii="Arial" w:hAnsi="Arial"/>
+          <w:sz w:val="20"/>
+        </w:rPr>
+        <w:t>2. Capas y responsabilidades</w:t>
+      </w:r>
+    </w:p>
+    <w:tbl>
+      <w:tblPr>
+        <w:tblStyle w:val="TableGrid"/>
+        <w:tblW w:type="auto" w:w="0"/>
+        <w:jc w:val="center"/>
+        <w:tblLook w:firstColumn="1" w:firstRow="1" w:lastColumn="0" w:lastRow="0" w:noHBand="0" w:noVBand="1" w:val="04A0"/>
+      </w:tblPr>
+      <w:tblGrid>
+        <w:gridCol w:w="2520"/>
+        <w:gridCol w:w="2520"/>
+        <w:gridCol w:w="2520"/>
+        <w:gridCol w:w="2520"/>
+      </w:tblGrid>
+      <w:tr>
+        <w:tc>
+          <w:tcPr>
+            <w:tcW w:type="dxa" w:w="2520"/>
+            <w:vAlign w:val="center"/>
+            <w:shd w:fill="1F4E79"/>
+          </w:tcPr>
+          <w:p>
+            <w:r/>
+            <w:r>
+              <w:rPr>
+                <w:b/>
+                <w:color w:val="FFFFFF"/>
+                <w:sz w:val="17"/>
+              </w:rPr>
+              <w:t>Capa</w:t>
+            </w:r>
+          </w:p>
+        </w:tc>
+        <w:tc>
+          <w:tcPr>
+            <w:tcW w:type="dxa" w:w="2520"/>
+            <w:vAlign w:val="center"/>
+            <w:shd w:fill="1F4E79"/>
+          </w:tcPr>
+          <w:p>
+            <w:r/>
+            <w:r>
+              <w:rPr>
+                <w:b/>
+                <w:color w:val="FFFFFF"/>
+                <w:sz w:val="17"/>
+              </w:rPr>
+              <w:t>Tecnologia</w:t>
+            </w:r>
+          </w:p>
+        </w:tc>
+        <w:tc>
+          <w:tcPr>
+            <w:tcW w:type="dxa" w:w="2520"/>
+            <w:vAlign w:val="center"/>
+            <w:shd w:fill="1F4E79"/>
+          </w:tcPr>
+          <w:p>
+            <w:r/>
+            <w:r>
+              <w:rPr>
+                <w:b/>
+                <w:color w:val="FFFFFF"/>
+                <w:sz w:val="17"/>
+              </w:rPr>
+              <w:t>Responsabilidad</w:t>
+            </w:r>
+          </w:p>
+        </w:tc>
+        <w:tc>
+          <w:tcPr>
+            <w:tcW w:type="dxa" w:w="2520"/>
+            <w:vAlign w:val="center"/>
+            <w:shd w:fill="1F4E79"/>
+          </w:tcPr>
+          <w:p>
+            <w:r/>
+            <w:r>
+              <w:rPr>
+                <w:b/>
+                <w:color w:val="FFFFFF"/>
+                <w:sz w:val="17"/>
+              </w:rPr>
+              <w:t>Ubicacion</w:t>
+            </w:r>
+          </w:p>
+        </w:tc>
+      </w:tr>
+      <w:tr>
+        <w:tc>
+          <w:tcPr>
+            <w:tcW w:type="dxa" w:w="2520"/>
+            <w:vAlign w:val="center"/>
+          </w:tcPr>
+          <w:p>
+            <w:r/>
+            <w:r>
+              <w:rPr>
+                <w:b w:val="0"/>
+                <w:sz w:val="17"/>
+              </w:rPr>
+              <w:t>Presentacion</w:t>
+            </w:r>
+          </w:p>
+        </w:tc>
+        <w:tc>
+          <w:tcPr>
+            <w:tcW w:type="dxa" w:w="2520"/>
+            <w:vAlign w:val="center"/>
+          </w:tcPr>
+          <w:p>
+            <w:r/>
+            <w:r>
+              <w:rPr>
+                <w:b w:val="0"/>
+                <w:sz w:val="17"/>
+              </w:rPr>
+              <w:t>React 19, Vite, Tailwind, lucide-react</w:t>
+            </w:r>
+          </w:p>
+        </w:tc>
+        <w:tc>
+          <w:tcPr>
+            <w:tcW w:type="dxa" w:w="2520"/>
+            <w:vAlign w:val="center"/>
+          </w:tcPr>
+          <w:p>
+            <w:r/>
+            <w:r>
+              <w:rPr>
+                <w:b w:val="0"/>
+                <w:sz w:val="17"/>
+              </w:rPr>
+              <w:t>Pantallas, wizard de replica, notificaciones, chatbox.</w:t>
+            </w:r>
+          </w:p>
+        </w:tc>
+        <w:tc>
+          <w:tcPr>
+            <w:tcW w:type="dxa" w:w="2520"/>
+            <w:vAlign w:val="center"/>
+          </w:tcPr>
+          <w:p>
+            <w:r/>
+            <w:r>
+              <w:rPr>
+                <w:b w:val="0"/>
+                <w:sz w:val="17"/>
+              </w:rPr>
+              <w:t>web/frontend/src</w:t>
+            </w:r>
+          </w:p>
+        </w:tc>
+      </w:tr>
+      <w:tr>
+        <w:tc>
+          <w:tcPr>
+            <w:tcW w:type="dxa" w:w="2520"/>
+            <w:vAlign w:val="center"/>
+          </w:tcPr>
+          <w:p>
+            <w:r/>
+            <w:r>
+              <w:rPr>
+                <w:b w:val="0"/>
+                <w:sz w:val="17"/>
+              </w:rPr>
+              <w:t>API</w:t>
+            </w:r>
+          </w:p>
+        </w:tc>
+        <w:tc>
+          <w:tcPr>
+            <w:tcW w:type="dxa" w:w="2520"/>
+            <w:vAlign w:val="center"/>
+          </w:tcPr>
+          <w:p>
+            <w:r/>
+            <w:r>
+              <w:rPr>
+                <w:b w:val="0"/>
+                <w:sz w:val="17"/>
+              </w:rPr>
+              <w:t>Fastify 5, TypeScript</w:t>
+            </w:r>
+          </w:p>
+        </w:tc>
+        <w:tc>
+          <w:tcPr>
+            <w:tcW w:type="dxa" w:w="2520"/>
+            <w:vAlign w:val="center"/>
+          </w:tcPr>
+          <w:p>
+            <w:r/>
+            <w:r>
+              <w:rPr>
+                <w:b w:val="0"/>
+                <w:sz w:val="17"/>
+              </w:rPr>
+              <w:t>Rutas REST, validacion, seguridad y respuesta HTTP.</w:t>
+            </w:r>
+          </w:p>
+        </w:tc>
+        <w:tc>
+          <w:tcPr>
+            <w:tcW w:type="dxa" w:w="2520"/>
+            <w:vAlign w:val="center"/>
+          </w:tcPr>
+          <w:p>
+            <w:r/>
+            <w:r>
+              <w:rPr>
+                <w:b w:val="0"/>
+                <w:sz w:val="17"/>
+              </w:rPr>
+              <w:t>web/backend/src/routes</w:t>
+            </w:r>
+          </w:p>
+        </w:tc>
+      </w:tr>
+      <w:tr>
+        <w:tc>
+          <w:tcPr>
+            <w:tcW w:type="dxa" w:w="2520"/>
+            <w:vAlign w:val="center"/>
+          </w:tcPr>
+          <w:p>
+            <w:r/>
+            <w:r>
+              <w:rPr>
+                <w:b w:val="0"/>
+                <w:sz w:val="17"/>
+              </w:rPr>
+              <w:t>Servicios</w:t>
+            </w:r>
+          </w:p>
+        </w:tc>
+        <w:tc>
+          <w:tcPr>
+            <w:tcW w:type="dxa" w:w="2520"/>
+            <w:vAlign w:val="center"/>
+          </w:tcPr>
+          <w:p>
+            <w:r/>
+            <w:r>
+              <w:rPr>
+                <w:b w:val="0"/>
+                <w:sz w:val="17"/>
+              </w:rPr>
+              <w:t>TypeScript</w:t>
+            </w:r>
+          </w:p>
+        </w:tc>
+        <w:tc>
+          <w:tcPr>
+            <w:tcW w:type="dxa" w:w="2520"/>
+            <w:vAlign w:val="center"/>
+          </w:tcPr>
+          <w:p>
+            <w:r/>
+            <w:r>
+              <w:rPr>
+                <w:b w:val="0"/>
+                <w:sz w:val="17"/>
+              </w:rPr>
+              <w:t>Reglas de negocio: replica, catalogos, usuarios, salud, expiracion.</w:t>
+            </w:r>
+          </w:p>
+        </w:tc>
+        <w:tc>
+          <w:tcPr>
+            <w:tcW w:type="dxa" w:w="2520"/>
+            <w:vAlign w:val="center"/>
+          </w:tcPr>
+          <w:p>
+            <w:r/>
+            <w:r>
+              <w:rPr>
+                <w:b w:val="0"/>
+                <w:sz w:val="17"/>
+              </w:rPr>
+              <w:t>web/backend/src/services</w:t>
+            </w:r>
+          </w:p>
+        </w:tc>
+      </w:tr>
+      <w:tr>
+        <w:tc>
+          <w:tcPr>
+            <w:tcW w:type="dxa" w:w="2520"/>
+            <w:vAlign w:val="center"/>
+          </w:tcPr>
+          <w:p>
+            <w:r/>
+            <w:r>
+              <w:rPr>
+                <w:b w:val="0"/>
+                <w:sz w:val="17"/>
+              </w:rPr>
+              <w:t>Adaptadores</w:t>
+            </w:r>
+          </w:p>
+        </w:tc>
+        <w:tc>
+          <w:tcPr>
+            <w:tcW w:type="dxa" w:w="2520"/>
+            <w:vAlign w:val="center"/>
+          </w:tcPr>
+          <w:p>
+            <w:r/>
+            <w:r>
+              <w:rPr>
+                <w:b w:val="0"/>
+                <w:sz w:val="17"/>
+              </w:rPr>
+              <w:t>pg, mysql2, mssql, mongodb, sqlite3</w:t>
+            </w:r>
+          </w:p>
+        </w:tc>
+        <w:tc>
+          <w:tcPr>
+            <w:tcW w:type="dxa" w:w="2520"/>
+            <w:vAlign w:val="center"/>
+          </w:tcPr>
+          <w:p>
+            <w:r/>
+            <w:r>
+              <w:rPr>
+                <w:b w:val="0"/>
+                <w:sz w:val="17"/>
+              </w:rPr>
+              <w:t>Contrato comun para listar tablas, leer lotes y escribir.</w:t>
+            </w:r>
+          </w:p>
+        </w:tc>
+        <w:tc>
+          <w:tcPr>
+            <w:tcW w:type="dxa" w:w="2520"/>
+            <w:vAlign w:val="center"/>
+          </w:tcPr>
+          <w:p>
+            <w:r/>
+            <w:r>
+              <w:rPr>
+                <w:b w:val="0"/>
+                <w:sz w:val="17"/>
+              </w:rPr>
+              <w:t>web/backend/src/adapters</w:t>
+            </w:r>
+          </w:p>
+        </w:tc>
+      </w:tr>
+      <w:tr>
+        <w:tc>
+          <w:tcPr>
+            <w:tcW w:type="dxa" w:w="2520"/>
+            <w:vAlign w:val="center"/>
+          </w:tcPr>
+          <w:p>
+            <w:r/>
+            <w:r>
+              <w:rPr>
+                <w:b w:val="0"/>
+                <w:sz w:val="17"/>
+              </w:rPr>
+              <w:t>Persistencia</w:t>
+            </w:r>
+          </w:p>
+        </w:tc>
+        <w:tc>
+          <w:tcPr>
+            <w:tcW w:type="dxa" w:w="2520"/>
+            <w:vAlign w:val="center"/>
+          </w:tcPr>
+          <w:p>
+            <w:r/>
+            <w:r>
+              <w:rPr>
+                <w:b w:val="0"/>
+                <w:sz w:val="17"/>
+              </w:rPr>
+              <w:t>PostgreSQL/Supabase</w:t>
+            </w:r>
+          </w:p>
+        </w:tc>
+        <w:tc>
+          <w:tcPr>
+            <w:tcW w:type="dxa" w:w="2520"/>
+            <w:vAlign w:val="center"/>
+          </w:tcPr>
+          <w:p>
+            <w:r/>
+            <w:r>
+              <w:rPr>
+                <w:b w:val="0"/>
+                <w:sz w:val="17"/>
+              </w:rPr>
+              <w:t>Usuarios, configuraciones, jobs, health checks y catalogos comprimidos.</w:t>
+            </w:r>
+          </w:p>
+        </w:tc>
+        <w:tc>
+          <w:tcPr>
+            <w:tcW w:type="dxa" w:w="2520"/>
+            <w:vAlign w:val="center"/>
+          </w:tcPr>
+          <w:p>
+            <w:r/>
+            <w:r>
+              <w:rPr>
+                <w:b w:val="0"/>
+                <w:sz w:val="17"/>
+              </w:rPr>
+              <w:t>web/backend/src/db/database.ts</w:t>
+            </w:r>
+          </w:p>
+        </w:tc>
+      </w:tr>
+      <w:tr>
+        <w:tc>
+          <w:tcPr>
+            <w:tcW w:type="dxa" w:w="2520"/>
+            <w:vAlign w:val="center"/>
+          </w:tcPr>
+          <w:p>
+            <w:r/>
+            <w:r>
+              <w:rPr>
+                <w:b w:val="0"/>
+                <w:sz w:val="17"/>
+              </w:rPr>
+              <w:t>Despliegue</w:t>
+            </w:r>
+          </w:p>
+        </w:tc>
+        <w:tc>
+          <w:tcPr>
+            <w:tcW w:type="dxa" w:w="2520"/>
+            <w:vAlign w:val="center"/>
+          </w:tcPr>
+          <w:p>
+            <w:r/>
+            <w:r>
+              <w:rPr>
+                <w:b w:val="0"/>
+                <w:sz w:val="17"/>
+              </w:rPr>
+              <w:t>Render, npm scripts</w:t>
+            </w:r>
+          </w:p>
+        </w:tc>
+        <w:tc>
+          <w:tcPr>
+            <w:tcW w:type="dxa" w:w="2520"/>
+            <w:vAlign w:val="center"/>
+          </w:tcPr>
+          <w:p>
+            <w:r/>
+            <w:r>
+              <w:rPr>
+                <w:b w:val="0"/>
+                <w:sz w:val="17"/>
+              </w:rPr>
+              <w:t>Build, start, variables y health check.</w:t>
+            </w:r>
+          </w:p>
+        </w:tc>
+        <w:tc>
+          <w:tcPr>
+            <w:tcW w:type="dxa" w:w="2520"/>
+            <w:vAlign w:val="center"/>
+          </w:tcPr>
+          <w:p>
+            <w:r/>
+            <w:r>
+              <w:rPr>
+                <w:b w:val="0"/>
+                <w:sz w:val="17"/>
+              </w:rPr>
+              <w:t>web/render.yaml; package.json</w:t>
+            </w:r>
+          </w:p>
+        </w:tc>
+      </w:tr>
+    </w:tbl>
+    <w:p/>
+    <w:p>
+      <w:pPr>
+        <w:pStyle w:val="Heading1"/>
+      </w:pPr>
+      <w:r>
+        <w:rPr>
+          <w:rFonts w:ascii="Arial" w:hAnsi="Arial"/>
+          <w:sz w:val="20"/>
+        </w:rPr>
+        <w:t>3. Componentes principales</w:t>
+      </w:r>
+    </w:p>
+    <w:tbl>
+      <w:tblPr>
+        <w:tblStyle w:val="TableGrid"/>
+        <w:tblW w:type="auto" w:w="0"/>
+        <w:jc w:val="center"/>
+        <w:tblLook w:firstColumn="1" w:firstRow="1" w:lastColumn="0" w:lastRow="0" w:noHBand="0" w:noVBand="1" w:val="04A0"/>
+      </w:tblPr>
+      <w:tblGrid>
+        <w:gridCol w:w="3360"/>
+        <w:gridCol w:w="3360"/>
+        <w:gridCol w:w="3360"/>
+      </w:tblGrid>
+      <w:tr>
+        <w:tc>
+          <w:tcPr>
+            <w:tcW w:type="dxa" w:w="3360"/>
+            <w:vAlign w:val="center"/>
+            <w:shd w:fill="1F4E79"/>
+          </w:tcPr>
+          <w:p>
+            <w:r/>
+            <w:r>
+              <w:rPr>
+                <w:b/>
+                <w:color w:val="FFFFFF"/>
+                <w:sz w:val="17"/>
+              </w:rPr>
+              <w:t>Componente</w:t>
+            </w:r>
+          </w:p>
+        </w:tc>
+        <w:tc>
+          <w:tcPr>
+            <w:tcW w:type="dxa" w:w="3360"/>
+            <w:vAlign w:val="center"/>
+            <w:shd w:fill="1F4E79"/>
+          </w:tcPr>
+          <w:p>
+            <w:r/>
+            <w:r>
+              <w:rPr>
+                <w:b/>
+                <w:color w:val="FFFFFF"/>
+                <w:sz w:val="17"/>
+              </w:rPr>
+              <w:t>Responsabilidad</w:t>
+            </w:r>
+          </w:p>
+        </w:tc>
+        <w:tc>
+          <w:tcPr>
+            <w:tcW w:type="dxa" w:w="3360"/>
+            <w:vAlign w:val="center"/>
+            <w:shd w:fill="1F4E79"/>
+          </w:tcPr>
+          <w:p>
+            <w:r/>
+            <w:r>
+              <w:rPr>
+                <w:b/>
+                <w:color w:val="FFFFFF"/>
+                <w:sz w:val="17"/>
+              </w:rPr>
+              <w:t>Archivo</w:t>
+            </w:r>
+          </w:p>
+        </w:tc>
+      </w:tr>
+      <w:tr>
+        <w:tc>
+          <w:tcPr>
+            <w:tcW w:type="dxa" w:w="3360"/>
+            <w:vAlign w:val="center"/>
+          </w:tcPr>
+          <w:p>
+            <w:r/>
+            <w:r>
+              <w:rPr>
+                <w:b w:val="0"/>
+                <w:sz w:val="17"/>
+              </w:rPr>
+              <w:t>App/Routes</w:t>
+            </w:r>
+          </w:p>
+        </w:tc>
+        <w:tc>
+          <w:tcPr>
+            <w:tcW w:type="dxa" w:w="3360"/>
+            <w:vAlign w:val="center"/>
+          </w:tcPr>
+          <w:p>
+            <w:r/>
+            <w:r>
+              <w:rPr>
+                <w:b w:val="0"/>
+                <w:sz w:val="17"/>
+              </w:rPr>
+              <w:t>Define landing, login, registro, dashboard y admin.</w:t>
+            </w:r>
+          </w:p>
+        </w:tc>
+        <w:tc>
+          <w:tcPr>
+            <w:tcW w:type="dxa" w:w="3360"/>
+            <w:vAlign w:val="center"/>
+          </w:tcPr>
+          <w:p>
+            <w:r/>
+            <w:r>
+              <w:rPr>
+                <w:b w:val="0"/>
+                <w:sz w:val="17"/>
+              </w:rPr>
+              <w:t>frontend/src/App.tsx</w:t>
+            </w:r>
+          </w:p>
+        </w:tc>
+      </w:tr>
+      <w:tr>
+        <w:tc>
+          <w:tcPr>
+            <w:tcW w:type="dxa" w:w="3360"/>
+            <w:vAlign w:val="center"/>
+          </w:tcPr>
+          <w:p>
+            <w:r/>
+            <w:r>
+              <w:rPr>
+                <w:b w:val="0"/>
+                <w:sz w:val="17"/>
+              </w:rPr>
+              <w:t>ConfigurationForm</w:t>
+            </w:r>
+          </w:p>
+        </w:tc>
+        <w:tc>
+          <w:tcPr>
+            <w:tcW w:type="dxa" w:w="3360"/>
+            <w:vAlign w:val="center"/>
+          </w:tcPr>
+          <w:p>
+            <w:r/>
+            <w:r>
+              <w:rPr>
+                <w:b w:val="0"/>
+                <w:sz w:val="17"/>
+              </w:rPr>
+              <w:t>Carga de archivos y deteccion de motor.</w:t>
+            </w:r>
+          </w:p>
+        </w:tc>
+        <w:tc>
+          <w:tcPr>
+            <w:tcW w:type="dxa" w:w="3360"/>
+            <w:vAlign w:val="center"/>
+          </w:tcPr>
+          <w:p>
+            <w:r/>
+            <w:r>
+              <w:rPr>
+                <w:b w:val="0"/>
+                <w:sz w:val="17"/>
+              </w:rPr>
+              <w:t>frontend/src/components/ConfigurationForm.tsx</w:t>
+            </w:r>
+          </w:p>
+        </w:tc>
+      </w:tr>
+      <w:tr>
+        <w:tc>
+          <w:tcPr>
+            <w:tcW w:type="dxa" w:w="3360"/>
+            <w:vAlign w:val="center"/>
+          </w:tcPr>
+          <w:p>
+            <w:r/>
+            <w:r>
+              <w:rPr>
+                <w:b w:val="0"/>
+                <w:sz w:val="17"/>
+              </w:rPr>
+              <w:t>ReplicationPanel</w:t>
+            </w:r>
+          </w:p>
+        </w:tc>
+        <w:tc>
+          <w:tcPr>
+            <w:tcW w:type="dxa" w:w="3360"/>
+            <w:vAlign w:val="center"/>
+          </w:tcPr>
+          <w:p>
+            <w:r/>
+            <w:r>
+              <w:rPr>
+                <w:b w:val="0"/>
+                <w:sz w:val="17"/>
+              </w:rPr>
+              <w:t>Wizard de replicacion y tabla de actividad.</w:t>
+            </w:r>
+          </w:p>
+        </w:tc>
+        <w:tc>
+          <w:tcPr>
+            <w:tcW w:type="dxa" w:w="3360"/>
+            <w:vAlign w:val="center"/>
+          </w:tcPr>
+          <w:p>
+            <w:r/>
+            <w:r>
+              <w:rPr>
+                <w:b w:val="0"/>
+                <w:sz w:val="17"/>
+              </w:rPr>
+              <w:t>frontend/src/components/ReplicationPanel.tsx</w:t>
+            </w:r>
+          </w:p>
+        </w:tc>
+      </w:tr>
+      <w:tr>
+        <w:tc>
+          <w:tcPr>
+            <w:tcW w:type="dxa" w:w="3360"/>
+            <w:vAlign w:val="center"/>
+          </w:tcPr>
+          <w:p>
+            <w:r/>
+            <w:r>
+              <w:rPr>
+                <w:b w:val="0"/>
+                <w:sz w:val="17"/>
+              </w:rPr>
+              <w:t>api.ts</w:t>
+            </w:r>
+          </w:p>
+        </w:tc>
+        <w:tc>
+          <w:tcPr>
+            <w:tcW w:type="dxa" w:w="3360"/>
+            <w:vAlign w:val="center"/>
+          </w:tcPr>
+          <w:p>
+            <w:r/>
+            <w:r>
+              <w:rPr>
+                <w:b w:val="0"/>
+                <w:sz w:val="17"/>
+              </w:rPr>
+              <w:t>Cliente HTTP con token y manejo de errores.</w:t>
+            </w:r>
+          </w:p>
+        </w:tc>
+        <w:tc>
+          <w:tcPr>
+            <w:tcW w:type="dxa" w:w="3360"/>
+            <w:vAlign w:val="center"/>
+          </w:tcPr>
+          <w:p>
+            <w:r/>
+            <w:r>
+              <w:rPr>
+                <w:b w:val="0"/>
+                <w:sz w:val="17"/>
+              </w:rPr>
+              <w:t>frontend/src/services/api.ts</w:t>
+            </w:r>
+          </w:p>
+        </w:tc>
+      </w:tr>
+      <w:tr>
+        <w:tc>
+          <w:tcPr>
+            <w:tcW w:type="dxa" w:w="3360"/>
+            <w:vAlign w:val="center"/>
+          </w:tcPr>
+          <w:p>
+            <w:r/>
+            <w:r>
+              <w:rPr>
+                <w:b w:val="0"/>
+                <w:sz w:val="17"/>
+              </w:rPr>
+              <w:t>configurationRoutes</w:t>
+            </w:r>
+          </w:p>
+        </w:tc>
+        <w:tc>
+          <w:tcPr>
+            <w:tcW w:type="dxa" w:w="3360"/>
+            <w:vAlign w:val="center"/>
+          </w:tcPr>
+          <w:p>
+            <w:r/>
+            <w:r>
+              <w:rPr>
+                <w:b w:val="0"/>
+                <w:sz w:val="17"/>
+              </w:rPr>
+              <w:t>Importacion, CRUD, prueba y exportacion de bases.</w:t>
+            </w:r>
+          </w:p>
+        </w:tc>
+        <w:tc>
+          <w:tcPr>
+            <w:tcW w:type="dxa" w:w="3360"/>
+            <w:vAlign w:val="center"/>
+          </w:tcPr>
+          <w:p>
+            <w:r/>
+            <w:r>
+              <w:rPr>
+                <w:b w:val="0"/>
+                <w:sz w:val="17"/>
+              </w:rPr>
+              <w:t>backend/src/routes/configurations.ts</w:t>
+            </w:r>
+          </w:p>
+        </w:tc>
+      </w:tr>
+      <w:tr>
+        <w:tc>
+          <w:tcPr>
+            <w:tcW w:type="dxa" w:w="3360"/>
+            <w:vAlign w:val="center"/>
+          </w:tcPr>
+          <w:p>
+            <w:r/>
+            <w:r>
+              <w:rPr>
+                <w:b w:val="0"/>
+                <w:sz w:val="17"/>
+              </w:rPr>
+              <w:t>replicationRoutes</w:t>
+            </w:r>
+          </w:p>
+        </w:tc>
+        <w:tc>
+          <w:tcPr>
+            <w:tcW w:type="dxa" w:w="3360"/>
+            <w:vAlign w:val="center"/>
+          </w:tcPr>
+          <w:p>
+            <w:r/>
+            <w:r>
+              <w:rPr>
+                <w:b w:val="0"/>
+                <w:sz w:val="17"/>
+              </w:rPr>
+              <w:t>Preview, start, stop, resume, retry y report.</w:t>
+            </w:r>
+          </w:p>
+        </w:tc>
+        <w:tc>
+          <w:tcPr>
+            <w:tcW w:type="dxa" w:w="3360"/>
+            <w:vAlign w:val="center"/>
+          </w:tcPr>
+          <w:p>
+            <w:r/>
+            <w:r>
+              <w:rPr>
+                <w:b w:val="0"/>
+                <w:sz w:val="17"/>
+              </w:rPr>
+              <w:t>backend/src/routes/replication.ts</w:t>
+            </w:r>
+          </w:p>
+        </w:tc>
+      </w:tr>
+      <w:tr>
+        <w:tc>
+          <w:tcPr>
+            <w:tcW w:type="dxa" w:w="3360"/>
+            <w:vAlign w:val="center"/>
+          </w:tcPr>
+          <w:p>
+            <w:r/>
+            <w:r>
+              <w:rPr>
+                <w:b w:val="0"/>
+                <w:sz w:val="17"/>
+              </w:rPr>
+              <w:t>replicationService</w:t>
+            </w:r>
+          </w:p>
+        </w:tc>
+        <w:tc>
+          <w:tcPr>
+            <w:tcW w:type="dxa" w:w="3360"/>
+            <w:vAlign w:val="center"/>
+          </w:tcPr>
+          <w:p>
+            <w:r/>
+            <w:r>
+              <w:rPr>
+                <w:b w:val="0"/>
+                <w:sz w:val="17"/>
+              </w:rPr>
+              <w:t>Jobs, lotes, mapeo, diagnostico y programacion.</w:t>
+            </w:r>
+          </w:p>
+        </w:tc>
+        <w:tc>
+          <w:tcPr>
+            <w:tcW w:type="dxa" w:w="3360"/>
+            <w:vAlign w:val="center"/>
+          </w:tcPr>
+          <w:p>
+            <w:r/>
+            <w:r>
+              <w:rPr>
+                <w:b w:val="0"/>
+                <w:sz w:val="17"/>
+              </w:rPr>
+              <w:t>backend/src/services/replicationService.ts</w:t>
+            </w:r>
+          </w:p>
+        </w:tc>
+      </w:tr>
+      <w:tr>
+        <w:tc>
+          <w:tcPr>
+            <w:tcW w:type="dxa" w:w="3360"/>
+            <w:vAlign w:val="center"/>
+          </w:tcPr>
+          <w:p>
+            <w:r/>
+            <w:r>
+              <w:rPr>
+                <w:b w:val="0"/>
+                <w:sz w:val="17"/>
+              </w:rPr>
+              <w:t>fileCatalog</w:t>
+            </w:r>
+          </w:p>
+        </w:tc>
+        <w:tc>
+          <w:tcPr>
+            <w:tcW w:type="dxa" w:w="3360"/>
+            <w:vAlign w:val="center"/>
+          </w:tcPr>
+          <w:p>
+            <w:r/>
+            <w:r>
+              <w:rPr>
+                <w:b w:val="0"/>
+                <w:sz w:val="17"/>
+              </w:rPr>
+              <w:t>Normalizacion e import/export de archivos.</w:t>
+            </w:r>
+          </w:p>
+        </w:tc>
+        <w:tc>
+          <w:tcPr>
+            <w:tcW w:type="dxa" w:w="3360"/>
+            <w:vAlign w:val="center"/>
+          </w:tcPr>
+          <w:p>
+            <w:r/>
+            <w:r>
+              <w:rPr>
+                <w:b w:val="0"/>
+                <w:sz w:val="17"/>
+              </w:rPr>
+              <w:t>backend/src/services/fileCatalog.ts</w:t>
+            </w:r>
+          </w:p>
+        </w:tc>
+      </w:tr>
+      <w:tr>
+        <w:tc>
+          <w:tcPr>
+            <w:tcW w:type="dxa" w:w="3360"/>
+            <w:vAlign w:val="center"/>
+          </w:tcPr>
+          <w:p>
+            <w:r/>
+            <w:r>
+              <w:rPr>
+                <w:b w:val="0"/>
+                <w:sz w:val="17"/>
+              </w:rPr>
+              <w:t>DatabaseAdapter</w:t>
+            </w:r>
+          </w:p>
+        </w:tc>
+        <w:tc>
+          <w:tcPr>
+            <w:tcW w:type="dxa" w:w="3360"/>
+            <w:vAlign w:val="center"/>
+          </w:tcPr>
+          <w:p>
+            <w:r/>
+            <w:r>
+              <w:rPr>
+                <w:b w:val="0"/>
+                <w:sz w:val="17"/>
+              </w:rPr>
+              <w:t>Interfaz comun por motor.</w:t>
+            </w:r>
+          </w:p>
+        </w:tc>
+        <w:tc>
+          <w:tcPr>
+            <w:tcW w:type="dxa" w:w="3360"/>
+            <w:vAlign w:val="center"/>
+          </w:tcPr>
+          <w:p>
+            <w:r/>
+            <w:r>
+              <w:rPr>
+                <w:b w:val="0"/>
+                <w:sz w:val="17"/>
+              </w:rPr>
+              <w:t>backend/src/adapters/DatabaseAdapter.ts</w:t>
+            </w:r>
+          </w:p>
+        </w:tc>
+      </w:tr>
+    </w:tbl>
+    <w:p/>
+    <w:p>
+      <w:pPr>
+        <w:pStyle w:val="Heading1"/>
+      </w:pPr>
+      <w:r>
+        <w:rPr>
+          <w:rFonts w:ascii="Arial" w:hAnsi="Arial"/>
+          <w:sz w:val="20"/>
+        </w:rPr>
+        <w:t>4. Flujo de datos</w:t>
+      </w:r>
+    </w:p>
+    <w:p>
+      <w:r>
+        <w:rPr>
+          <w:rFonts w:ascii="Arial" w:hAnsi="Arial"/>
+          <w:b/>
+          <w:sz w:val="20"/>
+        </w:rPr>
+        <w:t>Flujo de replicacion</w:t>
+      </w:r>
+    </w:p>
+    <w:p>
+      <w:pPr>
+        <w:pStyle w:val="NoSpacing"/>
+      </w:pPr>
+      <w:r>
+        <w:rPr>
+          <w:rFonts w:ascii="Consolas" w:hAnsi="Consolas" w:eastAsia="Consolas"/>
+          <w:sz w:val="16"/>
+        </w:rPr>
+        <w:t>```mermaid</w:t>
+        <w:br/>
+        <w:t>flowchart LR</w:t>
+        <w:br/>
+        <w:t xml:space="preserve">  A[Importar o seleccionar base origen] --&gt; B[Importar o seleccionar destino]</w:t>
+        <w:br/>
+        <w:t xml:space="preserve">  B --&gt; C[Listar tablas y columnas]</w:t>
+        <w:br/>
+        <w:t xml:space="preserve">  C --&gt; D[Seleccionar tablas]</w:t>
+        <w:br/>
+        <w:t xml:space="preserve">  D --&gt; E[Mapear columnas y conversiones]</w:t>
+        <w:br/>
+        <w:t xml:space="preserve">  E --&gt; F[Vista previa y validacion]</w:t>
+        <w:br/>
+        <w:t xml:space="preserve">  F --&gt; G[Ejecutar o programar]</w:t>
+        <w:br/>
+        <w:t xml:space="preserve">  G --&gt; H[Monitorear progreso]</w:t>
+        <w:br/>
+        <w:t xml:space="preserve">  H --&gt; I[Descargar reporte o base modificada]</w:t>
+        <w:br/>
+        <w:t>```</w:t>
+      </w:r>
+    </w:p>
+    <w:p/>
+    <w:p>
+      <w:pPr>
+        <w:pStyle w:val="Heading1"/>
+      </w:pPr>
+      <w:r>
+        <w:rPr>
+          <w:rFonts w:ascii="Arial" w:hAnsi="Arial"/>
+          <w:sz w:val="20"/>
+        </w:rPr>
+        <w:t>5. Modelo de datos</w:t>
+      </w:r>
+    </w:p>
+    <w:p>
+      <w:r>
+        <w:rPr>
+          <w:rFonts w:ascii="Arial" w:hAnsi="Arial"/>
+          <w:b/>
+          <w:sz w:val="20"/>
+        </w:rPr>
+        <w:t>Modelo entidad-relacion de metadatos</w:t>
+      </w:r>
+    </w:p>
+    <w:p>
+      <w:pPr>
+        <w:pStyle w:val="NoSpacing"/>
+      </w:pPr>
+      <w:r>
+        <w:rPr>
+          <w:rFonts w:ascii="Consolas" w:hAnsi="Consolas" w:eastAsia="Consolas"/>
+          <w:sz w:val="16"/>
+        </w:rPr>
+        <w:t>```mermaid</w:t>
+        <w:br/>
+        <w:t>erDiagram</w:t>
+        <w:br/>
+        <w:t xml:space="preserve">  USERS ||--o{ DB_CONFIGURATIONS : posee</w:t>
+        <w:br/>
+        <w:t xml:space="preserve">  USERS ||--o{ REPLICATIONS : ejecuta</w:t>
+        <w:br/>
+        <w:t xml:space="preserve">  USERS ||--o{ DATABASE_CATALOGS : importa</w:t>
+        <w:br/>
+        <w:t xml:space="preserve">  DB_CONFIGURATIONS ||--o{ REPLICATIONS : origen</w:t>
+        <w:br/>
+        <w:t xml:space="preserve">  DB_CONFIGURATIONS ||--o{ REPLICATIONS : destino</w:t>
+        <w:br/>
+        <w:t xml:space="preserve">  USERS ||--o{ HEALTH_CHECKS : registra</w:t>
+        <w:br/>
+        <w:t>```</w:t>
+      </w:r>
+    </w:p>
+    <w:p/>
+    <w:tbl>
+      <w:tblPr>
+        <w:tblStyle w:val="TableGrid"/>
+        <w:tblW w:type="auto" w:w="0"/>
+        <w:jc w:val="center"/>
+        <w:tblLook w:firstColumn="1" w:firstRow="1" w:lastColumn="0" w:lastRow="0" w:noHBand="0" w:noVBand="1" w:val="04A0"/>
+      </w:tblPr>
+      <w:tblGrid>
+        <w:gridCol w:w="3360"/>
+        <w:gridCol w:w="3360"/>
+        <w:gridCol w:w="3360"/>
+      </w:tblGrid>
+      <w:tr>
+        <w:tc>
+          <w:tcPr>
+            <w:tcW w:type="dxa" w:w="3360"/>
+            <w:vAlign w:val="center"/>
+            <w:shd w:fill="1F4E79"/>
+          </w:tcPr>
+          <w:p>
+            <w:r/>
+            <w:r>
+              <w:rPr>
+                <w:b/>
+                <w:color w:val="FFFFFF"/>
+                <w:sz w:val="17"/>
+              </w:rPr>
+              <w:t>Tabla</w:t>
+            </w:r>
+          </w:p>
+        </w:tc>
+        <w:tc>
+          <w:tcPr>
+            <w:tcW w:type="dxa" w:w="3360"/>
+            <w:vAlign w:val="center"/>
+            <w:shd w:fill="1F4E79"/>
+          </w:tcPr>
+          <w:p>
+            <w:r/>
+            <w:r>
+              <w:rPr>
+                <w:b/>
+                <w:color w:val="FFFFFF"/>
+                <w:sz w:val="17"/>
+              </w:rPr>
+              <w:t>Uso principal</w:t>
+            </w:r>
+          </w:p>
+        </w:tc>
+        <w:tc>
+          <w:tcPr>
+            <w:tcW w:type="dxa" w:w="3360"/>
+            <w:vAlign w:val="center"/>
+            <w:shd w:fill="1F4E79"/>
+          </w:tcPr>
+          <w:p>
+            <w:r/>
+            <w:r>
+              <w:rPr>
+                <w:b/>
+                <w:color w:val="FFFFFF"/>
+                <w:sz w:val="17"/>
+              </w:rPr>
+              <w:t>Campos clave</w:t>
+            </w:r>
+          </w:p>
+        </w:tc>
+      </w:tr>
+      <w:tr>
+        <w:tc>
+          <w:tcPr>
+            <w:tcW w:type="dxa" w:w="3360"/>
+            <w:vAlign w:val="center"/>
+          </w:tcPr>
+          <w:p>
+            <w:r/>
+            <w:r>
+              <w:rPr>
+                <w:b w:val="0"/>
+                <w:sz w:val="17"/>
+              </w:rPr>
+              <w:t>users</w:t>
+            </w:r>
+          </w:p>
+        </w:tc>
+        <w:tc>
+          <w:tcPr>
+            <w:tcW w:type="dxa" w:w="3360"/>
+            <w:vAlign w:val="center"/>
+          </w:tcPr>
+          <w:p>
+            <w:r/>
+            <w:r>
+              <w:rPr>
+                <w:b w:val="0"/>
+                <w:sz w:val="17"/>
+              </w:rPr>
+              <w:t>Usuarios, roles y actividad.</w:t>
+            </w:r>
+          </w:p>
+        </w:tc>
+        <w:tc>
+          <w:tcPr>
+            <w:tcW w:type="dxa" w:w="3360"/>
+            <w:vAlign w:val="center"/>
+          </w:tcPr>
+          <w:p>
+            <w:r/>
+            <w:r>
+              <w:rPr>
+                <w:b w:val="0"/>
+                <w:sz w:val="17"/>
+              </w:rPr>
+              <w:t>id, email, password_hash, role, is_active</w:t>
+            </w:r>
+          </w:p>
+        </w:tc>
+      </w:tr>
+      <w:tr>
+        <w:tc>
+          <w:tcPr>
+            <w:tcW w:type="dxa" w:w="3360"/>
+            <w:vAlign w:val="center"/>
+          </w:tcPr>
+          <w:p>
+            <w:r/>
+            <w:r>
+              <w:rPr>
+                <w:b w:val="0"/>
+                <w:sz w:val="17"/>
+              </w:rPr>
+              <w:t>db_configurations</w:t>
+            </w:r>
+          </w:p>
+        </w:tc>
+        <w:tc>
+          <w:tcPr>
+            <w:tcW w:type="dxa" w:w="3360"/>
+            <w:vAlign w:val="center"/>
+          </w:tcPr>
+          <w:p>
+            <w:r/>
+            <w:r>
+              <w:rPr>
+                <w:b w:val="0"/>
+                <w:sz w:val="17"/>
+              </w:rPr>
+              <w:t>Bases importadas/configuradas por usuario.</w:t>
+            </w:r>
+          </w:p>
+        </w:tc>
+        <w:tc>
+          <w:tcPr>
+            <w:tcW w:type="dxa" w:w="3360"/>
+            <w:vAlign w:val="center"/>
+          </w:tcPr>
+          <w:p>
+            <w:r/>
+            <w:r>
+              <w:rPr>
+                <w:b w:val="0"/>
+                <w:sz w:val="17"/>
+              </w:rPr>
+              <w:t>id, user_id, engine, database_name, options, expires_at</w:t>
+            </w:r>
+          </w:p>
+        </w:tc>
+      </w:tr>
+      <w:tr>
+        <w:tc>
+          <w:tcPr>
+            <w:tcW w:type="dxa" w:w="3360"/>
+            <w:vAlign w:val="center"/>
+          </w:tcPr>
+          <w:p>
+            <w:r/>
+            <w:r>
+              <w:rPr>
+                <w:b w:val="0"/>
+                <w:sz w:val="17"/>
+              </w:rPr>
+              <w:t>replications</w:t>
+            </w:r>
+          </w:p>
+        </w:tc>
+        <w:tc>
+          <w:tcPr>
+            <w:tcW w:type="dxa" w:w="3360"/>
+            <w:vAlign w:val="center"/>
+          </w:tcPr>
+          <w:p>
+            <w:r/>
+            <w:r>
+              <w:rPr>
+                <w:b w:val="0"/>
+                <w:sz w:val="17"/>
+              </w:rPr>
+              <w:t>Trabajos, progreso y diagnostico.</w:t>
+            </w:r>
+          </w:p>
+        </w:tc>
+        <w:tc>
+          <w:tcPr>
+            <w:tcW w:type="dxa" w:w="3360"/>
+            <w:vAlign w:val="center"/>
+          </w:tcPr>
+          <w:p>
+            <w:r/>
+            <w:r>
+              <w:rPr>
+                <w:b w:val="0"/>
+                <w:sz w:val="17"/>
+              </w:rPr>
+              <w:t>group_id, status, current_offset, records_copied, error_details</w:t>
+            </w:r>
+          </w:p>
+        </w:tc>
+      </w:tr>
+      <w:tr>
+        <w:tc>
+          <w:tcPr>
+            <w:tcW w:type="dxa" w:w="3360"/>
+            <w:vAlign w:val="center"/>
+          </w:tcPr>
+          <w:p>
+            <w:r/>
+            <w:r>
+              <w:rPr>
+                <w:b w:val="0"/>
+                <w:sz w:val="17"/>
+              </w:rPr>
+              <w:t>database_catalogs</w:t>
+            </w:r>
+          </w:p>
+        </w:tc>
+        <w:tc>
+          <w:tcPr>
+            <w:tcW w:type="dxa" w:w="3360"/>
+            <w:vAlign w:val="center"/>
+          </w:tcPr>
+          <w:p>
+            <w:r/>
+            <w:r>
+              <w:rPr>
+                <w:b w:val="0"/>
+                <w:sz w:val="17"/>
+              </w:rPr>
+              <w:t>Catalogos comprimidos de archivos importados.</w:t>
+            </w:r>
+          </w:p>
+        </w:tc>
+        <w:tc>
+          <w:tcPr>
+            <w:tcW w:type="dxa" w:w="3360"/>
+            <w:vAlign w:val="center"/>
+          </w:tcPr>
+          <w:p>
+            <w:r/>
+            <w:r>
+              <w:rPr>
+                <w:b w:val="0"/>
+                <w:sz w:val="17"/>
+              </w:rPr>
+              <w:t>id, user_id, source_engine, catalog_data</w:t>
+            </w:r>
+          </w:p>
+        </w:tc>
+      </w:tr>
+      <w:tr>
+        <w:tc>
+          <w:tcPr>
+            <w:tcW w:type="dxa" w:w="3360"/>
+            <w:vAlign w:val="center"/>
+          </w:tcPr>
+          <w:p>
+            <w:r/>
+            <w:r>
+              <w:rPr>
+                <w:b w:val="0"/>
+                <w:sz w:val="17"/>
+              </w:rPr>
+              <w:t>health_checks</w:t>
+            </w:r>
+          </w:p>
+        </w:tc>
+        <w:tc>
+          <w:tcPr>
+            <w:tcW w:type="dxa" w:w="3360"/>
+            <w:vAlign w:val="center"/>
+          </w:tcPr>
+          <w:p>
+            <w:r/>
+            <w:r>
+              <w:rPr>
+                <w:b w:val="0"/>
+                <w:sz w:val="17"/>
+              </w:rPr>
+              <w:t>Resultados de pruebas de conexion.</w:t>
+            </w:r>
+          </w:p>
+        </w:tc>
+        <w:tc>
+          <w:tcPr>
+            <w:tcW w:type="dxa" w:w="3360"/>
+            <w:vAlign w:val="center"/>
+          </w:tcPr>
+          <w:p>
+            <w:r/>
+            <w:r>
+              <w:rPr>
+                <w:b w:val="0"/>
+                <w:sz w:val="17"/>
+              </w:rPr>
+              <w:t>config_id, status, latency_ms, checked_at</w:t>
+            </w:r>
+          </w:p>
+        </w:tc>
+      </w:tr>
+    </w:tbl>
+    <w:p/>
+    <w:p>
+      <w:pPr>
+        <w:pStyle w:val="Heading1"/>
+      </w:pPr>
+      <w:r>
+        <w:rPr>
+          <w:rFonts w:ascii="Arial" w:hAnsi="Arial"/>
+          <w:sz w:val="20"/>
+        </w:rPr>
+        <w:t>6. Seguridad</w:t>
+      </w:r>
+    </w:p>
+    <w:tbl>
+      <w:tblPr>
+        <w:tblStyle w:val="TableGrid"/>
+        <w:tblW w:type="auto" w:w="0"/>
+        <w:jc w:val="center"/>
+        <w:tblLook w:firstColumn="1" w:firstRow="1" w:lastColumn="0" w:lastRow="0" w:noHBand="0" w:noVBand="1" w:val="04A0"/>
+      </w:tblPr>
+      <w:tblGrid>
+        <w:gridCol w:w="3360"/>
+        <w:gridCol w:w="3360"/>
+        <w:gridCol w:w="3360"/>
+      </w:tblGrid>
+      <w:tr>
+        <w:tc>
+          <w:tcPr>
+            <w:tcW w:type="dxa" w:w="3360"/>
+            <w:vAlign w:val="center"/>
+            <w:shd w:fill="1F4E79"/>
+          </w:tcPr>
+          <w:p>
+            <w:r/>
+            <w:r>
+              <w:rPr>
+                <w:b/>
+                <w:color w:val="FFFFFF"/>
+                <w:sz w:val="17"/>
+              </w:rPr>
+              <w:t>Mecanismo</w:t>
+            </w:r>
+          </w:p>
+        </w:tc>
+        <w:tc>
+          <w:tcPr>
+            <w:tcW w:type="dxa" w:w="3360"/>
+            <w:vAlign w:val="center"/>
+            <w:shd w:fill="1F4E79"/>
+          </w:tcPr>
+          <w:p>
+            <w:r/>
+            <w:r>
+              <w:rPr>
+                <w:b/>
+                <w:color w:val="FFFFFF"/>
+                <w:sz w:val="17"/>
+              </w:rPr>
+              <w:t>Implementacion</w:t>
+            </w:r>
+          </w:p>
+        </w:tc>
+        <w:tc>
+          <w:tcPr>
+            <w:tcW w:type="dxa" w:w="3360"/>
+            <w:vAlign w:val="center"/>
+            <w:shd w:fill="1F4E79"/>
+          </w:tcPr>
+          <w:p>
+            <w:r/>
+            <w:r>
+              <w:rPr>
+                <w:b/>
+                <w:color w:val="FFFFFF"/>
+                <w:sz w:val="17"/>
+              </w:rPr>
+              <w:t>Riesgo mitigado</w:t>
+            </w:r>
+          </w:p>
+        </w:tc>
+      </w:tr>
+      <w:tr>
+        <w:tc>
+          <w:tcPr>
+            <w:tcW w:type="dxa" w:w="3360"/>
+            <w:vAlign w:val="center"/>
+          </w:tcPr>
+          <w:p>
+            <w:r/>
+            <w:r>
+              <w:rPr>
+                <w:b w:val="0"/>
+                <w:sz w:val="17"/>
+              </w:rPr>
+              <w:t>JWT</w:t>
+            </w:r>
+          </w:p>
+        </w:tc>
+        <w:tc>
+          <w:tcPr>
+            <w:tcW w:type="dxa" w:w="3360"/>
+            <w:vAlign w:val="center"/>
+          </w:tcPr>
+          <w:p>
+            <w:r/>
+            <w:r>
+              <w:rPr>
+                <w:b w:val="0"/>
+                <w:sz w:val="17"/>
+              </w:rPr>
+              <w:t>@fastify/jwt con expiracion de 7 dias.</w:t>
+            </w:r>
+          </w:p>
+        </w:tc>
+        <w:tc>
+          <w:tcPr>
+            <w:tcW w:type="dxa" w:w="3360"/>
+            <w:vAlign w:val="center"/>
+          </w:tcPr>
+          <w:p>
+            <w:r/>
+            <w:r>
+              <w:rPr>
+                <w:b w:val="0"/>
+                <w:sz w:val="17"/>
+              </w:rPr>
+              <w:t>Acceso no autenticado.</w:t>
+            </w:r>
+          </w:p>
+        </w:tc>
+      </w:tr>
+      <w:tr>
+        <w:tc>
+          <w:tcPr>
+            <w:tcW w:type="dxa" w:w="3360"/>
+            <w:vAlign w:val="center"/>
+          </w:tcPr>
+          <w:p>
+            <w:r/>
+            <w:r>
+              <w:rPr>
+                <w:b w:val="0"/>
+                <w:sz w:val="17"/>
+              </w:rPr>
+              <w:t>Rate limit</w:t>
+            </w:r>
+          </w:p>
+        </w:tc>
+        <w:tc>
+          <w:tcPr>
+            <w:tcW w:type="dxa" w:w="3360"/>
+            <w:vAlign w:val="center"/>
+          </w:tcPr>
+          <w:p>
+            <w:r/>
+            <w:r>
+              <w:rPr>
+                <w:b w:val="0"/>
+                <w:sz w:val="17"/>
+              </w:rPr>
+              <w:t>100 solicitudes/minuto/IP.</w:t>
+            </w:r>
+          </w:p>
+        </w:tc>
+        <w:tc>
+          <w:tcPr>
+            <w:tcW w:type="dxa" w:w="3360"/>
+            <w:vAlign w:val="center"/>
+          </w:tcPr>
+          <w:p>
+            <w:r/>
+            <w:r>
+              <w:rPr>
+                <w:b w:val="0"/>
+                <w:sz w:val="17"/>
+              </w:rPr>
+              <w:t>Abuso de API.</w:t>
+            </w:r>
+          </w:p>
+        </w:tc>
+      </w:tr>
+      <w:tr>
+        <w:tc>
+          <w:tcPr>
+            <w:tcW w:type="dxa" w:w="3360"/>
+            <w:vAlign w:val="center"/>
+          </w:tcPr>
+          <w:p>
+            <w:r/>
+            <w:r>
+              <w:rPr>
+                <w:b w:val="0"/>
+                <w:sz w:val="17"/>
+              </w:rPr>
+              <w:t>Helmet y CORS</w:t>
+            </w:r>
+          </w:p>
+        </w:tc>
+        <w:tc>
+          <w:tcPr>
+            <w:tcW w:type="dxa" w:w="3360"/>
+            <w:vAlign w:val="center"/>
+          </w:tcPr>
+          <w:p>
+            <w:r/>
+            <w:r>
+              <w:rPr>
+                <w:b w:val="0"/>
+                <w:sz w:val="17"/>
+              </w:rPr>
+              <w:t>Cabeceras seguras y origen FRONTEND_URL.</w:t>
+            </w:r>
+          </w:p>
+        </w:tc>
+        <w:tc>
+          <w:tcPr>
+            <w:tcW w:type="dxa" w:w="3360"/>
+            <w:vAlign w:val="center"/>
+          </w:tcPr>
+          <w:p>
+            <w:r/>
+            <w:r>
+              <w:rPr>
+                <w:b w:val="0"/>
+                <w:sz w:val="17"/>
+              </w:rPr>
+              <w:t>Ataques web basicos.</w:t>
+            </w:r>
+          </w:p>
+        </w:tc>
+      </w:tr>
+      <w:tr>
+        <w:tc>
+          <w:tcPr>
+            <w:tcW w:type="dxa" w:w="3360"/>
+            <w:vAlign w:val="center"/>
+          </w:tcPr>
+          <w:p>
+            <w:r/>
+            <w:r>
+              <w:rPr>
+                <w:b w:val="0"/>
+                <w:sz w:val="17"/>
+              </w:rPr>
+              <w:t>Cifrado</w:t>
+            </w:r>
+          </w:p>
+        </w:tc>
+        <w:tc>
+          <w:tcPr>
+            <w:tcW w:type="dxa" w:w="3360"/>
+            <w:vAlign w:val="center"/>
+          </w:tcPr>
+          <w:p>
+            <w:r/>
+            <w:r>
+              <w:rPr>
+                <w:b w:val="0"/>
+                <w:sz w:val="17"/>
+              </w:rPr>
+              <w:t>AES-256-GCM para credenciales externas.</w:t>
+            </w:r>
+          </w:p>
+        </w:tc>
+        <w:tc>
+          <w:tcPr>
+            <w:tcW w:type="dxa" w:w="3360"/>
+            <w:vAlign w:val="center"/>
+          </w:tcPr>
+          <w:p>
+            <w:r/>
+            <w:r>
+              <w:rPr>
+                <w:b w:val="0"/>
+                <w:sz w:val="17"/>
+              </w:rPr>
+              <w:t>Exposicion de contrasenas.</w:t>
+            </w:r>
+          </w:p>
+        </w:tc>
+      </w:tr>
+      <w:tr>
+        <w:tc>
+          <w:tcPr>
+            <w:tcW w:type="dxa" w:w="3360"/>
+            <w:vAlign w:val="center"/>
+          </w:tcPr>
+          <w:p>
+            <w:r/>
+            <w:r>
+              <w:rPr>
+                <w:b w:val="0"/>
+                <w:sz w:val="17"/>
+              </w:rPr>
+              <w:t>Aislamiento</w:t>
+            </w:r>
+          </w:p>
+        </w:tc>
+        <w:tc>
+          <w:tcPr>
+            <w:tcW w:type="dxa" w:w="3360"/>
+            <w:vAlign w:val="center"/>
+          </w:tcPr>
+          <w:p>
+            <w:r/>
+            <w:r>
+              <w:rPr>
+                <w:b w:val="0"/>
+                <w:sz w:val="17"/>
+              </w:rPr>
+              <w:t>Filtros por user_id y validacion de catalogos.</w:t>
+            </w:r>
+          </w:p>
+        </w:tc>
+        <w:tc>
+          <w:tcPr>
+            <w:tcW w:type="dxa" w:w="3360"/>
+            <w:vAlign w:val="center"/>
+          </w:tcPr>
+          <w:p>
+            <w:r/>
+            <w:r>
+              <w:rPr>
+                <w:b w:val="0"/>
+                <w:sz w:val="17"/>
+              </w:rPr>
+              <w:t>Acceso cruzado entre usuarios.</w:t>
+            </w:r>
+          </w:p>
+        </w:tc>
+      </w:tr>
+      <w:tr>
+        <w:tc>
+          <w:tcPr>
+            <w:tcW w:type="dxa" w:w="3360"/>
+            <w:vAlign w:val="center"/>
+          </w:tcPr>
+          <w:p>
+            <w:r/>
+            <w:r>
+              <w:rPr>
+                <w:b w:val="0"/>
+                <w:sz w:val="17"/>
+              </w:rPr>
+              <w:t>Validacion</w:t>
+            </w:r>
+          </w:p>
+        </w:tc>
+        <w:tc>
+          <w:tcPr>
+            <w:tcW w:type="dxa" w:w="3360"/>
+            <w:vAlign w:val="center"/>
+          </w:tcPr>
+          <w:p>
+            <w:r/>
+            <w:r>
+              <w:rPr>
+                <w:b w:val="0"/>
+                <w:sz w:val="17"/>
+              </w:rPr>
+              <w:t>Zod y validaciones de archivo.</w:t>
+            </w:r>
+          </w:p>
+        </w:tc>
+        <w:tc>
+          <w:tcPr>
+            <w:tcW w:type="dxa" w:w="3360"/>
+            <w:vAlign w:val="center"/>
+          </w:tcPr>
+          <w:p>
+            <w:r/>
+            <w:r>
+              <w:rPr>
+                <w:b w:val="0"/>
+                <w:sz w:val="17"/>
+              </w:rPr>
+              <w:t>Entradas invalidas o peligrosas.</w:t>
+            </w:r>
+          </w:p>
+        </w:tc>
+      </w:tr>
+    </w:tbl>
+    <w:p/>
+    <w:p>
+      <w:pPr>
+        <w:pStyle w:val="Heading1"/>
+      </w:pPr>
+      <w:r>
+        <w:rPr>
+          <w:rFonts w:ascii="Arial" w:hAnsi="Arial"/>
+          <w:sz w:val="20"/>
+        </w:rPr>
+        <w:t>7. Despliegue</w:t>
+      </w:r>
+    </w:p>
+    <w:tbl>
+      <w:tblPr>
+        <w:tblStyle w:val="TableGrid"/>
+        <w:tblW w:type="auto" w:w="0"/>
+        <w:jc w:val="center"/>
+        <w:tblLook w:firstColumn="1" w:firstRow="1" w:lastColumn="0" w:lastRow="0" w:noHBand="0" w:noVBand="1" w:val="04A0"/>
+      </w:tblPr>
+      <w:tblGrid>
+        <w:gridCol w:w="5040"/>
+        <w:gridCol w:w="5040"/>
+      </w:tblGrid>
+      <w:tr>
+        <w:tc>
+          <w:tcPr>
+            <w:tcW w:type="dxa" w:w="5040"/>
+            <w:vAlign w:val="center"/>
+            <w:shd w:fill="1F4E79"/>
+          </w:tcPr>
+          <w:p>
+            <w:r/>
+            <w:r>
+              <w:rPr>
+                <w:b/>
+                <w:color w:val="FFFFFF"/>
+                <w:sz w:val="17"/>
+              </w:rPr>
+              <w:t>Variable</w:t>
+            </w:r>
+          </w:p>
+        </w:tc>
+        <w:tc>
+          <w:tcPr>
+            <w:tcW w:type="dxa" w:w="5040"/>
+            <w:vAlign w:val="center"/>
+            <w:shd w:fill="1F4E79"/>
+          </w:tcPr>
+          <w:p>
+            <w:r/>
+            <w:r>
+              <w:rPr>
+                <w:b/>
+                <w:color w:val="FFFFFF"/>
+                <w:sz w:val="17"/>
+              </w:rPr>
+              <w:t>Uso</w:t>
+            </w:r>
+          </w:p>
+        </w:tc>
+      </w:tr>
+      <w:tr>
+        <w:tc>
+          <w:tcPr>
+            <w:tcW w:type="dxa" w:w="5040"/>
+            <w:vAlign w:val="center"/>
+          </w:tcPr>
+          <w:p>
+            <w:r/>
+            <w:r>
+              <w:rPr>
+                <w:b w:val="0"/>
+                <w:sz w:val="17"/>
+              </w:rPr>
+              <w:t>DATABASE_URL</w:t>
+            </w:r>
+          </w:p>
+        </w:tc>
+        <w:tc>
+          <w:tcPr>
+            <w:tcW w:type="dxa" w:w="5040"/>
+            <w:vAlign w:val="center"/>
+          </w:tcPr>
+          <w:p>
+            <w:r/>
+            <w:r>
+              <w:rPr>
+                <w:b w:val="0"/>
+                <w:sz w:val="17"/>
+              </w:rPr>
+              <w:t>Conexion PostgreSQL/Supabase para metadatos.</w:t>
+            </w:r>
+          </w:p>
+        </w:tc>
+      </w:tr>
+      <w:tr>
+        <w:tc>
+          <w:tcPr>
+            <w:tcW w:type="dxa" w:w="5040"/>
+            <w:vAlign w:val="center"/>
+          </w:tcPr>
+          <w:p>
+            <w:r/>
+            <w:r>
+              <w:rPr>
+                <w:b w:val="0"/>
+                <w:sz w:val="17"/>
+              </w:rPr>
+              <w:t>JWT_SECRET</w:t>
+            </w:r>
+          </w:p>
+        </w:tc>
+        <w:tc>
+          <w:tcPr>
+            <w:tcW w:type="dxa" w:w="5040"/>
+            <w:vAlign w:val="center"/>
+          </w:tcPr>
+          <w:p>
+            <w:r/>
+            <w:r>
+              <w:rPr>
+                <w:b w:val="0"/>
+                <w:sz w:val="17"/>
+              </w:rPr>
+              <w:t>Firma de tokens; minimo 32 caracteres.</w:t>
+            </w:r>
+          </w:p>
+        </w:tc>
+      </w:tr>
+      <w:tr>
+        <w:tc>
+          <w:tcPr>
+            <w:tcW w:type="dxa" w:w="5040"/>
+            <w:vAlign w:val="center"/>
+          </w:tcPr>
+          <w:p>
+            <w:r/>
+            <w:r>
+              <w:rPr>
+                <w:b w:val="0"/>
+                <w:sz w:val="17"/>
+              </w:rPr>
+              <w:t>ENCRYPTION_KEY</w:t>
+            </w:r>
+          </w:p>
+        </w:tc>
+        <w:tc>
+          <w:tcPr>
+            <w:tcW w:type="dxa" w:w="5040"/>
+            <w:vAlign w:val="center"/>
+          </w:tcPr>
+          <w:p>
+            <w:r/>
+            <w:r>
+              <w:rPr>
+                <w:b w:val="0"/>
+                <w:sz w:val="17"/>
+              </w:rPr>
+              <w:t>Cifrado de credenciales.</w:t>
+            </w:r>
+          </w:p>
+        </w:tc>
+      </w:tr>
+      <w:tr>
+        <w:tc>
+          <w:tcPr>
+            <w:tcW w:type="dxa" w:w="5040"/>
+            <w:vAlign w:val="center"/>
+          </w:tcPr>
+          <w:p>
+            <w:r/>
+            <w:r>
+              <w:rPr>
+                <w:b w:val="0"/>
+                <w:sz w:val="17"/>
+              </w:rPr>
+              <w:t>FRONTEND_URL</w:t>
+            </w:r>
+          </w:p>
+        </w:tc>
+        <w:tc>
+          <w:tcPr>
+            <w:tcW w:type="dxa" w:w="5040"/>
+            <w:vAlign w:val="center"/>
+          </w:tcPr>
+          <w:p>
+            <w:r/>
+            <w:r>
+              <w:rPr>
+                <w:b w:val="0"/>
+                <w:sz w:val="17"/>
+              </w:rPr>
+              <w:t>Origen permitido por CORS.</w:t>
+            </w:r>
+          </w:p>
+        </w:tc>
+      </w:tr>
+      <w:tr>
+        <w:tc>
+          <w:tcPr>
+            <w:tcW w:type="dxa" w:w="5040"/>
+            <w:vAlign w:val="center"/>
+          </w:tcPr>
+          <w:p>
+            <w:r/>
+            <w:r>
+              <w:rPr>
+                <w:b w:val="0"/>
+                <w:sz w:val="17"/>
+              </w:rPr>
+              <w:t>ADMIN_EMAIL / ADMIN_PASSWORD / ADMIN_NAME</w:t>
+            </w:r>
+          </w:p>
+        </w:tc>
+        <w:tc>
+          <w:tcPr>
+            <w:tcW w:type="dxa" w:w="5040"/>
+            <w:vAlign w:val="center"/>
+          </w:tcPr>
+          <w:p>
+            <w:r/>
+            <w:r>
+              <w:rPr>
+                <w:b w:val="0"/>
+                <w:sz w:val="17"/>
+              </w:rPr>
+              <w:t>Administrador inicial.</w:t>
+            </w:r>
+          </w:p>
+        </w:tc>
+      </w:tr>
+      <w:tr>
+        <w:tc>
+          <w:tcPr>
+            <w:tcW w:type="dxa" w:w="5040"/>
+            <w:vAlign w:val="center"/>
+          </w:tcPr>
+          <w:p>
+            <w:r/>
+            <w:r>
+              <w:rPr>
+                <w:b w:val="0"/>
+                <w:sz w:val="17"/>
+              </w:rPr>
+              <w:t>SQLSERVER_RESTORE_*</w:t>
+            </w:r>
+          </w:p>
+        </w:tc>
+        <w:tc>
+          <w:tcPr>
+            <w:tcW w:type="dxa" w:w="5040"/>
+            <w:vAlign w:val="center"/>
+          </w:tcPr>
+          <w:p>
+            <w:r/>
+            <w:r>
+              <w:rPr>
+                <w:b w:val="0"/>
+                <w:sz w:val="17"/>
+              </w:rPr>
+              <w:t>Infraestructura opcional para importar .bak.</w:t>
+            </w:r>
+          </w:p>
+        </w:tc>
+      </w:tr>
+      <w:tr>
+        <w:tc>
+          <w:tcPr>
+            <w:tcW w:type="dxa" w:w="5040"/>
+            <w:vAlign w:val="center"/>
+          </w:tcPr>
+          <w:p>
+            <w:r/>
+            <w:r>
+              <w:rPr>
+                <w:b w:val="0"/>
+                <w:sz w:val="17"/>
+              </w:rPr>
+              <w:t>MAX_DATABASE_FILE_SIZE_MB</w:t>
+            </w:r>
+          </w:p>
+        </w:tc>
+        <w:tc>
+          <w:tcPr>
+            <w:tcW w:type="dxa" w:w="5040"/>
+            <w:vAlign w:val="center"/>
+          </w:tcPr>
+          <w:p>
+            <w:r/>
+            <w:r>
+              <w:rPr>
+                <w:b w:val="0"/>
+                <w:sz w:val="17"/>
+              </w:rPr>
+              <w:t>Limite de carga por archivo.</w:t>
+            </w:r>
+          </w:p>
+        </w:tc>
+      </w:tr>
+    </w:tbl>
+    <w:p/>
+    <w:p>
+      <w:pPr>
+        <w:pStyle w:val="Heading1"/>
+      </w:pPr>
+      <w:r>
+        <w:t>Anexo de diagramas visuales</w:t>
+      </w:r>
+    </w:p>
+    <w:p>
+      <w:r>
         <w:drawing>
           <wp:inline xmlns:a="http://schemas.openxmlformats.org/drawingml/2006/main" xmlns:pic="http://schemas.openxmlformats.org/drawingml/2006/picture">
-            <wp:extent cx="914400" cy="1167319"/>
+            <wp:extent cx="6126480" cy="3471672"/>
             <wp:docPr id="1" name="Picture 1"/>
             <wp:cNvGraphicFramePr>
               <a:graphicFrameLocks noChangeAspect="1"/>
@@ -18,7 +2733,7 @@
               <a:graphicData uri="http://schemas.openxmlformats.org/drawingml/2006/picture">
                 <pic:pic>
                   <pic:nvPicPr>
-                    <pic:cNvPr id="0" name="logo-upt.png"/>
+                    <pic:cNvPr id="0" name="image.png"/>
                     <pic:cNvPicPr/>
                   </pic:nvPicPr>
                   <pic:blipFill>
@@ -30,7 +2745,7 @@
                   <pic:spPr>
                     <a:xfrm>
                       <a:off x="0" y="0"/>
-                      <a:ext cx="914400" cy="1167319"/>
+                      <a:ext cx="6126480" cy="3471672"/>
                     </a:xfrm>
                     <a:prstGeom prst="rect"/>
                   </pic:spPr>
@@ -42,1086 +2757,85 @@
       </w:r>
     </w:p>
     <w:p>
-      <w:pPr>
-        <w:jc w:val="center"/>
-      </w:pPr>
       <w:r>
-        <w:rPr>
-          <w:b/>
-          <w:sz w:val="26"/>
-        </w:rPr>
-        <w:t>UNIVERSIDAD PRIVADA DE TACNA</w:t>
-      </w:r>
-    </w:p>
-    <w:p>
-      <w:pPr>
-        <w:jc w:val="center"/>
-      </w:pPr>
-      <w:r>
-        <w:rPr>
-          <w:b/>
-          <w:sz w:val="24"/>
-        </w:rPr>
-        <w:t>FACULTAD DE INGENIERIA</w:t>
-      </w:r>
-    </w:p>
-    <w:p>
-      <w:pPr>
-        <w:jc w:val="center"/>
-      </w:pPr>
-      <w:r>
-        <w:rPr>
-          <w:b/>
-          <w:sz w:val="22"/>
-        </w:rPr>
-        <w:t>Escuela Profesional de Ingenieria de Sistemas</w:t>
-      </w:r>
-    </w:p>
-    <w:p/>
-    <w:p>
-      <w:pPr>
-        <w:jc w:val="center"/>
-      </w:pPr>
-      <w:r>
-        <w:rPr>
-          <w:b/>
-          <w:color w:val="1F4E79"/>
-          <w:sz w:val="36"/>
-        </w:rPr>
-        <w:t>Drop Nexus - Replicador de Datos entre Bases de Datos</w:t>
-      </w:r>
-    </w:p>
-    <w:p>
-      <w:pPr>
-        <w:jc w:val="center"/>
-      </w:pPr>
-      <w:r>
-        <w:rPr>
-          <w:b/>
-          <w:sz w:val="30"/>
-        </w:rPr>
-        <w:t>FD04 - Arquitectura de Software</w:t>
-      </w:r>
-    </w:p>
-    <w:p/>
-    <w:p>
-      <w:pPr>
-        <w:jc w:val="center"/>
-      </w:pPr>
-      <w:r>
-        <w:rPr>
-          <w:b/>
-        </w:rPr>
-        <w:t xml:space="preserve">Curso: </w:t>
-      </w:r>
-      <w:r>
-        <w:t>SI783 - Proyecto de Sistemas</w:t>
-      </w:r>
-    </w:p>
-    <w:p>
-      <w:pPr>
-        <w:jc w:val="center"/>
-      </w:pPr>
-      <w:r>
-        <w:rPr>
-          <w:b/>
-        </w:rPr>
-        <w:t xml:space="preserve">Integrantes: </w:t>
-      </w:r>
-      <w:r>
-        <w:t>Equipo del proyecto</w:t>
-      </w:r>
-    </w:p>
-    <w:p>
-      <w:pPr>
-        <w:jc w:val="center"/>
-      </w:pPr>
-      <w:r>
-        <w:rPr>
-          <w:b/>
-        </w:rPr>
-        <w:t xml:space="preserve">Version: </w:t>
-      </w:r>
-      <w:r>
-        <w:t>1.0</w:t>
-      </w:r>
-    </w:p>
-    <w:p>
-      <w:pPr>
-        <w:jc w:val="center"/>
-      </w:pPr>
-      <w:r>
-        <w:rPr>
-          <w:b/>
-        </w:rPr>
-        <w:t xml:space="preserve">Fecha: </w:t>
-      </w:r>
-      <w:r>
-        <w:t>04/07/2026</w:t>
-      </w:r>
-    </w:p>
-    <w:p>
-      <w:pPr>
-        <w:jc w:val="center"/>
-      </w:pPr>
-      <w:r>
-        <w:rPr>
-          <w:b/>
-        </w:rPr>
-        <w:t xml:space="preserve">Ubicacion del aplicativo: </w:t>
-      </w:r>
-      <w:r>
-        <w:t>Carpeta web/ del repositorio local</w:t>
-      </w:r>
-    </w:p>
-    <w:p>
-      <w:pPr>
-        <w:jc w:val="center"/>
-      </w:pPr>
-      <w:r>
-        <w:rPr>
-          <w:b/>
-        </w:rPr>
-        <w:t>Tacna - Peru</w:t>
+        <w:drawing>
+          <wp:inline xmlns:a="http://schemas.openxmlformats.org/drawingml/2006/main" xmlns:pic="http://schemas.openxmlformats.org/drawingml/2006/picture">
+            <wp:extent cx="6126480" cy="3471672"/>
+            <wp:docPr id="2" name="Picture 2"/>
+            <wp:cNvGraphicFramePr>
+              <a:graphicFrameLocks noChangeAspect="1"/>
+            </wp:cNvGraphicFramePr>
+            <a:graphic>
+              <a:graphicData uri="http://schemas.openxmlformats.org/drawingml/2006/picture">
+                <pic:pic>
+                  <pic:nvPicPr>
+                    <pic:cNvPr id="0" name="image.png"/>
+                    <pic:cNvPicPr/>
+                  </pic:nvPicPr>
+                  <pic:blipFill>
+                    <a:blip r:embed="rId10"/>
+                    <a:stretch>
+                      <a:fillRect/>
+                    </a:stretch>
+                  </pic:blipFill>
+                  <pic:spPr>
+                    <a:xfrm>
+                      <a:off x="0" y="0"/>
+                      <a:ext cx="6126480" cy="3471672"/>
+                    </a:xfrm>
+                    <a:prstGeom prst="rect"/>
+                  </pic:spPr>
+                </pic:pic>
+              </a:graphicData>
+            </a:graphic>
+          </wp:inline>
+        </w:drawing>
       </w:r>
     </w:p>
     <w:p>
       <w:r>
-        <w:br w:type="page"/>
-      </w:r>
-    </w:p>
-    <w:p>
-      <w:pPr>
-        <w:pStyle w:val="Heading1"/>
-      </w:pPr>
-      <w:r>
-        <w:t>Control de versiones</w:t>
-      </w:r>
-    </w:p>
-    <w:tbl>
-      <w:tblPr>
-        <w:tblStyle w:val="TableGrid"/>
-        <w:tblW w:type="auto" w:w="0"/>
-        <w:jc w:val="center"/>
-        <w:tblLayout w:type="fixed"/>
-        <w:tblLook w:firstColumn="1" w:firstRow="1" w:lastColumn="0" w:lastRow="0" w:noHBand="0" w:noVBand="1" w:val="04A0"/>
-      </w:tblPr>
-      <w:tblGrid>
-        <w:gridCol w:w="1632"/>
-        <w:gridCol w:w="1632"/>
-        <w:gridCol w:w="1632"/>
-        <w:gridCol w:w="1632"/>
-        <w:gridCol w:w="1632"/>
-        <w:gridCol w:w="1632"/>
-      </w:tblGrid>
-      <w:tr>
-        <w:tc>
-          <w:tcPr>
-            <w:tcW w:type="dxa" w:w="1080"/>
-            <w:shd w:fill="E8EEF5"/>
-            <w:vAlign w:val="center"/>
-          </w:tcPr>
-          <w:p>
-            <w:pPr>
-              <w:spacing w:after="40"/>
-            </w:pPr>
-            <w:r>
-              <w:rPr>
-                <w:b/>
-              </w:rPr>
-              <w:t>Version</w:t>
-            </w:r>
-          </w:p>
-        </w:tc>
-        <w:tc>
-          <w:tcPr>
-            <w:tcW w:type="dxa" w:w="1800"/>
-            <w:shd w:fill="E8EEF5"/>
-            <w:vAlign w:val="center"/>
-          </w:tcPr>
-          <w:p>
-            <w:pPr>
-              <w:spacing w:after="40"/>
-            </w:pPr>
-            <w:r>
-              <w:rPr>
-                <w:b/>
-              </w:rPr>
-              <w:t>Hecha por</w:t>
-            </w:r>
-          </w:p>
-        </w:tc>
-        <w:tc>
-          <w:tcPr>
-            <w:tcW w:type="dxa" w:w="1800"/>
-            <w:shd w:fill="E8EEF5"/>
-            <w:vAlign w:val="center"/>
-          </w:tcPr>
-          <w:p>
-            <w:pPr>
-              <w:spacing w:after="40"/>
-            </w:pPr>
-            <w:r>
-              <w:rPr>
-                <w:b/>
-              </w:rPr>
-              <w:t>Revisada por</w:t>
-            </w:r>
-          </w:p>
-        </w:tc>
-        <w:tc>
-          <w:tcPr>
-            <w:tcW w:type="dxa" w:w="1800"/>
-            <w:shd w:fill="E8EEF5"/>
-            <w:vAlign w:val="center"/>
-          </w:tcPr>
-          <w:p>
-            <w:pPr>
-              <w:spacing w:after="40"/>
-            </w:pPr>
-            <w:r>
-              <w:rPr>
-                <w:b/>
-              </w:rPr>
-              <w:t>Aprobada por</w:t>
-            </w:r>
-          </w:p>
-        </w:tc>
-        <w:tc>
-          <w:tcPr>
-            <w:tcW w:type="dxa" w:w="1296"/>
-            <w:shd w:fill="E8EEF5"/>
-            <w:vAlign w:val="center"/>
-          </w:tcPr>
-          <w:p>
-            <w:pPr>
-              <w:spacing w:after="40"/>
-            </w:pPr>
-            <w:r>
-              <w:rPr>
-                <w:b/>
-              </w:rPr>
-              <w:t>Fecha</w:t>
-            </w:r>
-          </w:p>
-        </w:tc>
-        <w:tc>
-          <w:tcPr>
-            <w:tcW w:type="dxa" w:w="2951"/>
-            <w:shd w:fill="E8EEF5"/>
-            <w:vAlign w:val="center"/>
-          </w:tcPr>
-          <w:p>
-            <w:pPr>
-              <w:spacing w:after="40"/>
-            </w:pPr>
-            <w:r>
-              <w:rPr>
-                <w:b/>
-              </w:rPr>
-              <w:t>Motivo</w:t>
-            </w:r>
-          </w:p>
-        </w:tc>
-      </w:tr>
-      <w:tr>
-        <w:tc>
-          <w:tcPr>
-            <w:tcW w:type="dxa" w:w="1080"/>
-            <w:vAlign w:val="center"/>
-          </w:tcPr>
-          <w:p>
-            <w:pPr>
-              <w:spacing w:after="40"/>
-            </w:pPr>
-            <w:r>
-              <w:t>1.0</w:t>
-            </w:r>
-          </w:p>
-        </w:tc>
-        <w:tc>
-          <w:tcPr>
-            <w:tcW w:type="dxa" w:w="1800"/>
-            <w:vAlign w:val="center"/>
-          </w:tcPr>
-          <w:p>
-            <w:pPr>
-              <w:spacing w:after="40"/>
-            </w:pPr>
-            <w:r>
-              <w:t>Equipo del proyecto</w:t>
-            </w:r>
-          </w:p>
-        </w:tc>
-        <w:tc>
-          <w:tcPr>
-            <w:tcW w:type="dxa" w:w="1800"/>
-            <w:vAlign w:val="center"/>
-          </w:tcPr>
-          <w:p>
-            <w:pPr>
-              <w:spacing w:after="40"/>
-            </w:pPr>
-            <w:r>
-              <w:t>Pendiente</w:t>
-            </w:r>
-          </w:p>
-        </w:tc>
-        <w:tc>
-          <w:tcPr>
-            <w:tcW w:type="dxa" w:w="1800"/>
-            <w:vAlign w:val="center"/>
-          </w:tcPr>
-          <w:p>
-            <w:pPr>
-              <w:spacing w:after="40"/>
-            </w:pPr>
-            <w:r>
-              <w:t>Pendiente</w:t>
-            </w:r>
-          </w:p>
-        </w:tc>
-        <w:tc>
-          <w:tcPr>
-            <w:tcW w:type="dxa" w:w="1296"/>
-            <w:vAlign w:val="center"/>
-          </w:tcPr>
-          <w:p>
-            <w:pPr>
-              <w:spacing w:after="40"/>
-            </w:pPr>
-            <w:r>
-              <w:t>04/07/2026</w:t>
-            </w:r>
-          </w:p>
-        </w:tc>
-        <w:tc>
-          <w:tcPr>
-            <w:tcW w:type="dxa" w:w="2951"/>
-            <w:vAlign w:val="center"/>
-          </w:tcPr>
-          <w:p>
-            <w:pPr>
-              <w:spacing w:after="40"/>
-            </w:pPr>
-            <w:r>
-              <w:t>Adaptacion del documento FD04 - Arquitectura de Software a la app implementada</w:t>
-            </w:r>
-          </w:p>
-        </w:tc>
-      </w:tr>
-    </w:tbl>
-    <w:p>
-      <w:pPr>
-        <w:pStyle w:val="Heading1"/>
-      </w:pPr>
-      <w:r>
-        <w:t>1. Vista arquitectonica</w:t>
-      </w:r>
-    </w:p>
-    <w:p>
-      <w:r>
-        <w:t>Drop Nexus usa una arquitectura web por capas. El frontend consume una API Fastify; el backend gestiona autenticacion, configuraciones, importacion de archivos, catalogos normalizados, replicacion y exportacion.</w:t>
-      </w:r>
-    </w:p>
-    <w:tbl>
-      <w:tblPr>
-        <w:tblStyle w:val="TableGrid"/>
-        <w:tblW w:type="auto" w:w="0"/>
-        <w:jc w:val="center"/>
-        <w:tblLayout w:type="fixed"/>
-        <w:tblLook w:firstColumn="1" w:firstRow="1" w:lastColumn="0" w:lastRow="0" w:noHBand="0" w:noVBand="1" w:val="04A0"/>
-      </w:tblPr>
-      <w:tblGrid>
-        <w:gridCol w:w="4896"/>
-        <w:gridCol w:w="4896"/>
-      </w:tblGrid>
-      <w:tr>
-        <w:tc>
-          <w:tcPr>
-            <w:tcW w:type="dxa" w:w="2520"/>
-            <w:shd w:fill="E8EEF5"/>
-            <w:vAlign w:val="center"/>
-          </w:tcPr>
-          <w:p>
-            <w:pPr>
-              <w:spacing w:after="40"/>
-            </w:pPr>
-            <w:r>
-              <w:rPr>
-                <w:b/>
-              </w:rPr>
-              <w:t>Aspecto</w:t>
-            </w:r>
-          </w:p>
-        </w:tc>
-        <w:tc>
-          <w:tcPr>
-            <w:tcW w:type="dxa" w:w="6840"/>
-            <w:shd w:fill="E8EEF5"/>
-            <w:vAlign w:val="center"/>
-          </w:tcPr>
-          <w:p>
-            <w:pPr>
-              <w:spacing w:after="40"/>
-            </w:pPr>
-            <w:r>
-              <w:rPr>
-                <w:b/>
-              </w:rPr>
-              <w:t>Descripcion</w:t>
-            </w:r>
-          </w:p>
-        </w:tc>
-      </w:tr>
-      <w:tr>
-        <w:tc>
-          <w:tcPr>
-            <w:tcW w:type="dxa" w:w="2520"/>
-            <w:vAlign w:val="center"/>
-          </w:tcPr>
-          <w:p>
-            <w:pPr>
-              <w:spacing w:after="40"/>
-            </w:pPr>
-            <w:r>
-              <w:t>Frontend</w:t>
-            </w:r>
-          </w:p>
-        </w:tc>
-        <w:tc>
-          <w:tcPr>
-            <w:tcW w:type="dxa" w:w="6840"/>
-            <w:vAlign w:val="center"/>
-          </w:tcPr>
-          <w:p>
-            <w:pPr>
-              <w:spacing w:after="40"/>
-            </w:pPr>
-            <w:r>
-              <w:t>React + Vite + Tailwind. Pantallas de login, registro, dashboard, configuraciones, replicacion, usuarios y chatbox.</w:t>
-            </w:r>
-          </w:p>
-        </w:tc>
-      </w:tr>
-      <w:tr>
-        <w:tc>
-          <w:tcPr>
-            <w:tcW w:type="dxa" w:w="2520"/>
-            <w:vAlign w:val="center"/>
-          </w:tcPr>
-          <w:p>
-            <w:pPr>
-              <w:spacing w:after="40"/>
-            </w:pPr>
-            <w:r>
-              <w:t>Backend</w:t>
-            </w:r>
-          </w:p>
-        </w:tc>
-        <w:tc>
-          <w:tcPr>
-            <w:tcW w:type="dxa" w:w="6840"/>
-            <w:vAlign w:val="center"/>
-          </w:tcPr>
-          <w:p>
-            <w:pPr>
-              <w:spacing w:after="40"/>
-            </w:pPr>
-            <w:r>
-              <w:t>Node.js 20 + TypeScript + Fastify. Rutas API, middleware de seguridad, servicios de negocio y adaptadores de base de datos.</w:t>
-            </w:r>
-          </w:p>
-        </w:tc>
-      </w:tr>
-      <w:tr>
-        <w:tc>
-          <w:tcPr>
-            <w:tcW w:type="dxa" w:w="2520"/>
-            <w:vAlign w:val="center"/>
-          </w:tcPr>
-          <w:p>
-            <w:pPr>
-              <w:spacing w:after="40"/>
-            </w:pPr>
-            <w:r>
-              <w:t>Persistencia</w:t>
-            </w:r>
-          </w:p>
-        </w:tc>
-        <w:tc>
-          <w:tcPr>
-            <w:tcW w:type="dxa" w:w="6840"/>
-            <w:vAlign w:val="center"/>
-          </w:tcPr>
-          <w:p>
-            <w:pPr>
-              <w:spacing w:after="40"/>
-            </w:pPr>
-            <w:r>
-              <w:t>Supabase/PostgreSQL para usuarios, configuraciones, jobs, historial y catalogos comprimidos.</w:t>
-            </w:r>
-          </w:p>
-        </w:tc>
-      </w:tr>
-      <w:tr>
-        <w:tc>
-          <w:tcPr>
-            <w:tcW w:type="dxa" w:w="2520"/>
-            <w:vAlign w:val="center"/>
-          </w:tcPr>
-          <w:p>
-            <w:pPr>
-              <w:spacing w:after="40"/>
-            </w:pPr>
-            <w:r>
-              <w:t>Despliegue</w:t>
-            </w:r>
-          </w:p>
-        </w:tc>
-        <w:tc>
-          <w:tcPr>
-            <w:tcW w:type="dxa" w:w="6840"/>
-            <w:vAlign w:val="center"/>
-          </w:tcPr>
-          <w:p>
-            <w:pPr>
-              <w:spacing w:after="40"/>
-            </w:pPr>
-            <w:r>
-              <w:t>Render mediante render.yaml. El backend sirve frontend/dist y expone API bajo /api.</w:t>
-            </w:r>
-          </w:p>
-        </w:tc>
-      </w:tr>
-    </w:tbl>
-    <w:p>
-      <w:pPr>
-        <w:pStyle w:val="Heading1"/>
-      </w:pPr>
-      <w:r>
-        <w:t>2. Diagrama logico</w:t>
-      </w:r>
-    </w:p>
-    <w:p>
-      <w:r>
-        <w:t>Usuario -&gt; Frontend React -&gt; API Fastify -&gt; Servicios de replicacion/catalogo -&gt; Adaptadores por motor -&gt; Bases origen/destino o catalogos importados.</w:t>
-      </w:r>
-    </w:p>
-    <w:p>
-      <w:pPr>
-        <w:pStyle w:val="Heading1"/>
-      </w:pPr>
-      <w:r>
-        <w:t>3. Componentes</w:t>
-      </w:r>
-    </w:p>
-    <w:tbl>
-      <w:tblPr>
-        <w:tblStyle w:val="TableGrid"/>
-        <w:tblW w:type="auto" w:w="0"/>
-        <w:jc w:val="center"/>
-        <w:tblLayout w:type="fixed"/>
-        <w:tblLook w:firstColumn="1" w:firstRow="1" w:lastColumn="0" w:lastRow="0" w:noHBand="0" w:noVBand="1" w:val="04A0"/>
-      </w:tblPr>
-      <w:tblGrid>
-        <w:gridCol w:w="3264"/>
-        <w:gridCol w:w="3264"/>
-        <w:gridCol w:w="3264"/>
-      </w:tblGrid>
-      <w:tr>
-        <w:tc>
-          <w:tcPr>
-            <w:tcW w:type="dxa" w:w="2232"/>
-            <w:shd w:fill="E8EEF5"/>
-            <w:vAlign w:val="center"/>
-          </w:tcPr>
-          <w:p>
-            <w:pPr>
-              <w:spacing w:after="40"/>
-            </w:pPr>
-            <w:r>
-              <w:rPr>
-                <w:b/>
-              </w:rPr>
-              <w:t>Componente</w:t>
-            </w:r>
-          </w:p>
-        </w:tc>
-        <w:tc>
-          <w:tcPr>
-            <w:tcW w:type="dxa" w:w="3960"/>
-            <w:shd w:fill="E8EEF5"/>
-            <w:vAlign w:val="center"/>
-          </w:tcPr>
-          <w:p>
-            <w:pPr>
-              <w:spacing w:after="40"/>
-            </w:pPr>
-            <w:r>
-              <w:rPr>
-                <w:b/>
-              </w:rPr>
-              <w:t>Responsabilidad</w:t>
-            </w:r>
-          </w:p>
-        </w:tc>
-        <w:tc>
-          <w:tcPr>
-            <w:tcW w:type="dxa" w:w="3168"/>
-            <w:shd w:fill="E8EEF5"/>
-            <w:vAlign w:val="center"/>
-          </w:tcPr>
-          <w:p>
-            <w:pPr>
-              <w:spacing w:after="40"/>
-            </w:pPr>
-            <w:r>
-              <w:rPr>
-                <w:b/>
-              </w:rPr>
-              <w:t>Archivo o carpeta</w:t>
-            </w:r>
-          </w:p>
-        </w:tc>
-      </w:tr>
-      <w:tr>
-        <w:tc>
-          <w:tcPr>
-            <w:tcW w:type="dxa" w:w="2232"/>
-            <w:vAlign w:val="center"/>
-          </w:tcPr>
-          <w:p>
-            <w:pPr>
-              <w:spacing w:after="40"/>
-            </w:pPr>
-            <w:r>
-              <w:t>ConfigurationForm</w:t>
-            </w:r>
-          </w:p>
-        </w:tc>
-        <w:tc>
-          <w:tcPr>
-            <w:tcW w:type="dxa" w:w="3960"/>
-            <w:vAlign w:val="center"/>
-          </w:tcPr>
-          <w:p>
-            <w:pPr>
-              <w:spacing w:after="40"/>
-            </w:pPr>
-            <w:r>
-              <w:t>Carga y validacion de bases por motor</w:t>
-            </w:r>
-          </w:p>
-        </w:tc>
-        <w:tc>
-          <w:tcPr>
-            <w:tcW w:type="dxa" w:w="3168"/>
-            <w:vAlign w:val="center"/>
-          </w:tcPr>
-          <w:p>
-            <w:pPr>
-              <w:spacing w:after="40"/>
-            </w:pPr>
-            <w:r>
-              <w:t>web/frontend/src/components/ConfigurationForm.tsx</w:t>
-            </w:r>
-          </w:p>
-        </w:tc>
-      </w:tr>
-      <w:tr>
-        <w:tc>
-          <w:tcPr>
-            <w:tcW w:type="dxa" w:w="2232"/>
-            <w:vAlign w:val="center"/>
-          </w:tcPr>
-          <w:p>
-            <w:pPr>
-              <w:spacing w:after="40"/>
-            </w:pPr>
-            <w:r>
-              <w:t>ReplicationPanel</w:t>
-            </w:r>
-          </w:p>
-        </w:tc>
-        <w:tc>
-          <w:tcPr>
-            <w:tcW w:type="dxa" w:w="3960"/>
-            <w:vAlign w:val="center"/>
-          </w:tcPr>
-          <w:p>
-            <w:pPr>
-              <w:spacing w:after="40"/>
-            </w:pPr>
-            <w:r>
-              <w:t>Seleccion de tablas, mapeo y ejecucion</w:t>
-            </w:r>
-          </w:p>
-        </w:tc>
-        <w:tc>
-          <w:tcPr>
-            <w:tcW w:type="dxa" w:w="3168"/>
-            <w:vAlign w:val="center"/>
-          </w:tcPr>
-          <w:p>
-            <w:pPr>
-              <w:spacing w:after="40"/>
-            </w:pPr>
-            <w:r>
-              <w:t>web/frontend/src/components/ReplicationPanel.tsx</w:t>
-            </w:r>
-          </w:p>
-        </w:tc>
-      </w:tr>
-      <w:tr>
-        <w:tc>
-          <w:tcPr>
-            <w:tcW w:type="dxa" w:w="2232"/>
-            <w:vAlign w:val="center"/>
-          </w:tcPr>
-          <w:p>
-            <w:pPr>
-              <w:spacing w:after="40"/>
-            </w:pPr>
-            <w:r>
-              <w:t>fileCatalog</w:t>
-            </w:r>
-          </w:p>
-        </w:tc>
-        <w:tc>
-          <w:tcPr>
-            <w:tcW w:type="dxa" w:w="3960"/>
-            <w:vAlign w:val="center"/>
-          </w:tcPr>
-          <w:p>
-            <w:pPr>
-              <w:spacing w:after="40"/>
-            </w:pPr>
-            <w:r>
-              <w:t>Importacion/exportacion de archivos, Excel, SQLite, MongoDB, SQL y .bak</w:t>
-            </w:r>
-          </w:p>
-        </w:tc>
-        <w:tc>
-          <w:tcPr>
-            <w:tcW w:type="dxa" w:w="3168"/>
-            <w:vAlign w:val="center"/>
-          </w:tcPr>
-          <w:p>
-            <w:pPr>
-              <w:spacing w:after="40"/>
-            </w:pPr>
-            <w:r>
-              <w:t>web/backend/src/services/fileCatalog.ts</w:t>
-            </w:r>
-          </w:p>
-        </w:tc>
-      </w:tr>
-      <w:tr>
-        <w:tc>
-          <w:tcPr>
-            <w:tcW w:type="dxa" w:w="2232"/>
-            <w:vAlign w:val="center"/>
-          </w:tcPr>
-          <w:p>
-            <w:pPr>
-              <w:spacing w:after="40"/>
-            </w:pPr>
-            <w:r>
-              <w:t>replicationService</w:t>
-            </w:r>
-          </w:p>
-        </w:tc>
-        <w:tc>
-          <w:tcPr>
-            <w:tcW w:type="dxa" w:w="3960"/>
-            <w:vAlign w:val="center"/>
-          </w:tcPr>
-          <w:p>
-            <w:pPr>
-              <w:spacing w:after="40"/>
-            </w:pPr>
-            <w:r>
-              <w:t>Procesamiento por lotes, progreso, modos de escritura y reintentos</w:t>
-            </w:r>
-          </w:p>
-        </w:tc>
-        <w:tc>
-          <w:tcPr>
-            <w:tcW w:type="dxa" w:w="3168"/>
-            <w:vAlign w:val="center"/>
-          </w:tcPr>
-          <w:p>
-            <w:pPr>
-              <w:spacing w:after="40"/>
-            </w:pPr>
-            <w:r>
-              <w:t>web/backend/src/services/replicationService.ts</w:t>
-            </w:r>
-          </w:p>
-        </w:tc>
-      </w:tr>
-      <w:tr>
-        <w:tc>
-          <w:tcPr>
-            <w:tcW w:type="dxa" w:w="2232"/>
-            <w:vAlign w:val="center"/>
-          </w:tcPr>
-          <w:p>
-            <w:pPr>
-              <w:spacing w:after="40"/>
-            </w:pPr>
-            <w:r>
-              <w:t>DatabaseAdapter</w:t>
-            </w:r>
-          </w:p>
-        </w:tc>
-        <w:tc>
-          <w:tcPr>
-            <w:tcW w:type="dxa" w:w="3960"/>
-            <w:vAlign w:val="center"/>
-          </w:tcPr>
-          <w:p>
-            <w:pPr>
-              <w:spacing w:after="40"/>
-            </w:pPr>
-            <w:r>
-              <w:t>Contrato comun para motores soportados</w:t>
-            </w:r>
-          </w:p>
-        </w:tc>
-        <w:tc>
-          <w:tcPr>
-            <w:tcW w:type="dxa" w:w="3168"/>
-            <w:vAlign w:val="center"/>
-          </w:tcPr>
-          <w:p>
-            <w:pPr>
-              <w:spacing w:after="40"/>
-            </w:pPr>
-            <w:r>
-              <w:t>web/backend/src/adapters/</w:t>
-            </w:r>
-          </w:p>
-        </w:tc>
-      </w:tr>
-      <w:tr>
-        <w:tc>
-          <w:tcPr>
-            <w:tcW w:type="dxa" w:w="2232"/>
-            <w:vAlign w:val="center"/>
-          </w:tcPr>
-          <w:p>
-            <w:pPr>
-              <w:spacing w:after="40"/>
-            </w:pPr>
-            <w:r>
-              <w:t>NexusChatbox</w:t>
-            </w:r>
-          </w:p>
-        </w:tc>
-        <w:tc>
-          <w:tcPr>
-            <w:tcW w:type="dxa" w:w="3960"/>
-            <w:vAlign w:val="center"/>
-          </w:tcPr>
-          <w:p>
-            <w:pPr>
-              <w:spacing w:after="40"/>
-            </w:pPr>
-            <w:r>
-              <w:t>Asistente integrado y plugin de consultas</w:t>
-            </w:r>
-          </w:p>
-        </w:tc>
-        <w:tc>
-          <w:tcPr>
-            <w:tcW w:type="dxa" w:w="3168"/>
-            <w:vAlign w:val="center"/>
-          </w:tcPr>
-          <w:p>
-            <w:pPr>
-              <w:spacing w:after="40"/>
-            </w:pPr>
-            <w:r>
-              <w:t>web/frontend/src/components/NexusChatbox.tsx</w:t>
-            </w:r>
-          </w:p>
-        </w:tc>
-      </w:tr>
-      <w:tr>
-        <w:tc>
-          <w:tcPr>
-            <w:tcW w:type="dxa" w:w="2232"/>
-            <w:vAlign w:val="center"/>
-          </w:tcPr>
-          <w:p>
-            <w:pPr>
-              <w:spacing w:after="40"/>
-            </w:pPr>
-            <w:r>
-              <w:t>VS Code Extension</w:t>
-            </w:r>
-          </w:p>
-        </w:tc>
-        <w:tc>
-          <w:tcPr>
-            <w:tcW w:type="dxa" w:w="3960"/>
-            <w:vAlign w:val="center"/>
-          </w:tcPr>
-          <w:p>
-            <w:pPr>
-              <w:spacing w:after="40"/>
-            </w:pPr>
-            <w:r>
-              <w:t>Comandos locales para skill, plugin y consultas sugeridas</w:t>
-            </w:r>
-          </w:p>
-        </w:tc>
-        <w:tc>
-          <w:tcPr>
-            <w:tcW w:type="dxa" w:w="3168"/>
-            <w:vAlign w:val="center"/>
-          </w:tcPr>
-          <w:p>
-            <w:pPr>
-              <w:spacing w:after="40"/>
-            </w:pPr>
-            <w:r>
-              <w:t>web/vscode-extension/</w:t>
-            </w:r>
-          </w:p>
-        </w:tc>
-      </w:tr>
-    </w:tbl>
-    <w:p>
-      <w:pPr>
-        <w:pStyle w:val="Heading1"/>
-      </w:pPr>
-      <w:r>
-        <w:t>4. Flujo de datos</w:t>
-      </w:r>
-    </w:p>
-    <w:p>
-      <w:pPr>
-        <w:pStyle w:val="ListNumber"/>
-      </w:pPr>
-      <w:r>
-        <w:t>El frontend envia archivo o datos de conexion al backend autenticado.</w:t>
-      </w:r>
-    </w:p>
-    <w:p>
-      <w:pPr>
-        <w:pStyle w:val="ListNumber"/>
-      </w:pPr>
-      <w:r>
-        <w:t>El backend valida tamano, extension, pertenencia del catalogo y compatibilidad del motor.</w:t>
-      </w:r>
-    </w:p>
-    <w:p>
-      <w:pPr>
-        <w:pStyle w:val="ListNumber"/>
-      </w:pPr>
-      <w:r>
-        <w:t>El servicio de catalogo normaliza tablas, columnas y filas para fuentes por archivo.</w:t>
-      </w:r>
-    </w:p>
-    <w:p>
-      <w:pPr>
-        <w:pStyle w:val="ListNumber"/>
-      </w:pPr>
-      <w:r>
-        <w:t>El usuario configura la replica y el backend ejecuta inserciones o actualizaciones por lotes.</w:t>
-      </w:r>
-    </w:p>
-    <w:p>
-      <w:pPr>
-        <w:pStyle w:val="ListNumber"/>
-      </w:pPr>
-      <w:r>
-        <w:t>El resultado se conserva en el catalogo o motor destino y puede exportarse si proviene de archivo.</w:t>
-      </w:r>
-    </w:p>
-    <w:p>
-      <w:pPr>
-        <w:pStyle w:val="Heading1"/>
-      </w:pPr>
-      <w:r>
-        <w:t>5. Seguridad</w:t>
-      </w:r>
-    </w:p>
-    <w:p>
-      <w:pPr>
-        <w:pStyle w:val="ListBullet"/>
-      </w:pPr>
-      <w:r>
-        <w:t>Autenticacion JWT y rate limit por IP.</w:t>
-      </w:r>
-    </w:p>
-    <w:p>
-      <w:pPr>
-        <w:pStyle w:val="ListBullet"/>
-      </w:pPr>
-      <w:r>
-        <w:t>Credenciales externas cifradas con AES-256-GCM.</w:t>
-      </w:r>
-    </w:p>
-    <w:p>
-      <w:pPr>
-        <w:pStyle w:val="ListBullet"/>
-      </w:pPr>
-      <w:r>
-        <w:t>Aislamiento por user_id para configuraciones y catalogos.</w:t>
-      </w:r>
-    </w:p>
-    <w:p>
-      <w:pPr>
-        <w:pStyle w:val="ListBullet"/>
-      </w:pPr>
-      <w:r>
-        <w:t>Exclusion de .env en la entrega local para no copiar secretos.</w:t>
-      </w:r>
-    </w:p>
-    <w:p>
-      <w:pPr>
-        <w:pStyle w:val="Heading1"/>
-      </w:pPr>
-      <w:r>
-        <w:t>6. Despliegue en Render</w:t>
-      </w:r>
-    </w:p>
-    <w:p>
-      <w:r>
-        <w:t>El archivo web/render.yaml declara el servicio. Render ejecuta la instalacion, compila frontend/backend y levanta el backend, que sirve la SPA y responde /api/status como health check.</w:t>
+        <w:drawing>
+          <wp:inline xmlns:a="http://schemas.openxmlformats.org/drawingml/2006/main" xmlns:pic="http://schemas.openxmlformats.org/drawingml/2006/picture">
+            <wp:extent cx="6126480" cy="3471672"/>
+            <wp:docPr id="3" name="Picture 3"/>
+            <wp:cNvGraphicFramePr>
+              <a:graphicFrameLocks noChangeAspect="1"/>
+            </wp:cNvGraphicFramePr>
+            <a:graphic>
+              <a:graphicData uri="http://schemas.openxmlformats.org/drawingml/2006/picture">
+                <pic:pic>
+                  <pic:nvPicPr>
+                    <pic:cNvPr id="0" name="image.png"/>
+                    <pic:cNvPicPr/>
+                  </pic:nvPicPr>
+                  <pic:blipFill>
+                    <a:blip r:embed="rId11"/>
+                    <a:stretch>
+                      <a:fillRect/>
+                    </a:stretch>
+                  </pic:blipFill>
+                  <pic:spPr>
+                    <a:xfrm>
+                      <a:off x="0" y="0"/>
+                      <a:ext cx="6126480" cy="3471672"/>
+                    </a:xfrm>
+                    <a:prstGeom prst="rect"/>
+                  </pic:spPr>
+                </pic:pic>
+              </a:graphicData>
+            </a:graphic>
+          </wp:inline>
+        </w:drawing>
       </w:r>
     </w:p>
     <w:sectPr>
-      <w:footerReference w:type="default" r:id="rId10"/>
       <w:pgSz w:w="12240" w:h="15840"/>
-      <w:pgMar w:top="1152" w:right="1224" w:bottom="1152" w:left="1224" w:header="648" w:footer="648" w:gutter="0"/>
+      <w:pgMar w:top="1008" w:right="1080" w:bottom="1008" w:left="1080" w:header="720" w:footer="720" w:gutter="0"/>
       <w:cols w:space="720"/>
       <w:docGrid w:linePitch="360"/>
     </w:sectPr>
   </w:body>
 </w:document>
-</file>
-
-<file path=word/footer1.xml><?xml version="1.0" encoding="utf-8"?>
-<w:ftr xmlns:m="http://schemas.openxmlformats.org/officeDocument/2006/math" xmlns:mc="http://schemas.openxmlformats.org/markup-compatibility/2006" xmlns:mo="http://schemas.microsoft.com/office/mac/office/2008/main" xmlns:mv="urn:schemas-microsoft-com:mac:vml" xmlns:o="urn:schemas-microsoft-com:office:office" xmlns:r="http://schemas.openxmlformats.org/officeDocument/2006/relationships" xmlns:v="urn:schemas-microsoft-com:vml" xmlns:w10="urn:schemas-microsoft-com:office:word" xmlns:w14="http://schemas.microsoft.com/office/word/2010/wordml" xmlns:w="http://schemas.openxmlformats.org/wordprocessingml/2006/main" xmlns:wne="http://schemas.microsoft.com/office/word/2006/wordml" xmlns:wp14="http://schemas.microsoft.com/office/word/2010/wordprocessingDrawing" xmlns:wp="http://schemas.openxmlformats.org/drawingml/2006/wordprocessingDrawing" xmlns:wpc="http://schemas.microsoft.com/office/word/2010/wordprocessingCanvas" xmlns:wpg="http://schemas.microsoft.com/office/word/2010/wordprocessingGroup" xmlns:wpi="http://schemas.microsoft.com/office/word/2010/wordprocessingInk" xmlns:wps="http://schemas.microsoft.com/office/word/2010/wordprocessingShape" mc:Ignorable="w14 wp14">
-  <w:p>
-    <w:pPr>
-      <w:pStyle w:val="Footer"/>
-      <w:jc w:val="center"/>
-    </w:pPr>
-    <w:r>
-      <w:rPr>
-        <w:color w:val="595959"/>
-        <w:sz w:val="16"/>
-      </w:rPr>
-      <w:t>Drop Nexus - Replicador de Datos entre Bases de Datos | FD04 - Arquitectura de Software</w:t>
-    </w:r>
-  </w:p>
-</w:ftr>
 </file>
 
 <file path=word/numbering.xml><?xml version="1.0" encoding="utf-8"?>
@@ -1487,13 +3201,6 @@
     <w:name w:val="Normal"/>
     <w:qFormat/>
     <w:rsid w:val="00FC693F"/>
-    <w:pPr>
-      <w:spacing w:after="120" w:line="264" w:lineRule="auto"/>
-    </w:pPr>
-    <w:rPr>
-      <w:rFonts w:ascii="Calibri" w:hAnsi="Calibri"/>
-      <w:sz w:val="21"/>
-    </w:rPr>
   </w:style>
   <w:style w:type="paragraph" w:styleId="Header">
     <w:name w:val="header"/>
@@ -1550,15 +3257,15 @@
     <w:pPr>
       <w:keepNext/>
       <w:keepLines/>
-      <w:spacing w:before="280" w:after="160"/>
+      <w:spacing w:before="480" w:after="0"/>
       <w:outlineLvl w:val="0"/>
     </w:pPr>
     <w:rPr>
-      <w:rFonts w:asciiTheme="majorHAnsi" w:eastAsiaTheme="majorEastAsia" w:hAnsiTheme="majorHAnsi" w:cstheme="majorBidi" w:ascii="Calibri" w:hAnsi="Calibri"/>
+      <w:rFonts w:asciiTheme="majorHAnsi" w:eastAsiaTheme="majorEastAsia" w:hAnsiTheme="majorHAnsi" w:cstheme="majorBidi"/>
       <w:b/>
       <w:bCs/>
-      <w:color w:val="1F4E79"/>
-      <w:sz w:val="32"/>
+      <w:color w:val="365F91" w:themeColor="accent1" w:themeShade="BF"/>
+      <w:sz w:val="28"/>
       <w:szCs w:val="28"/>
     </w:rPr>
   </w:style>
@@ -1574,14 +3281,14 @@
     <w:pPr>
       <w:keepNext/>
       <w:keepLines/>
-      <w:spacing w:before="200" w:after="100"/>
+      <w:spacing w:before="200" w:after="0"/>
       <w:outlineLvl w:val="1"/>
     </w:pPr>
     <w:rPr>
-      <w:rFonts w:asciiTheme="majorHAnsi" w:eastAsiaTheme="majorEastAsia" w:hAnsiTheme="majorHAnsi" w:cstheme="majorBidi" w:ascii="Calibri" w:hAnsi="Calibri"/>
+      <w:rFonts w:asciiTheme="majorHAnsi" w:eastAsiaTheme="majorEastAsia" w:hAnsiTheme="majorHAnsi" w:cstheme="majorBidi"/>
       <w:b/>
       <w:bCs/>
-      <w:color w:val="2E74B5"/>
+      <w:color w:val="4F81BD" w:themeColor="accent1"/>
       <w:sz w:val="26"/>
       <w:szCs w:val="26"/>
     </w:rPr>
@@ -1598,15 +3305,14 @@
     <w:pPr>
       <w:keepNext/>
       <w:keepLines/>
-      <w:spacing w:before="160" w:after="80"/>
+      <w:spacing w:before="200" w:after="0"/>
       <w:outlineLvl w:val="2"/>
     </w:pPr>
     <w:rPr>
-      <w:rFonts w:asciiTheme="majorHAnsi" w:eastAsiaTheme="majorEastAsia" w:hAnsiTheme="majorHAnsi" w:cstheme="majorBidi" w:ascii="Calibri" w:hAnsi="Calibri"/>
+      <w:rFonts w:asciiTheme="majorHAnsi" w:eastAsiaTheme="majorEastAsia" w:hAnsiTheme="majorHAnsi" w:cstheme="majorBidi"/>
       <w:b/>
       <w:bCs/>
-      <w:color w:val="1F4D78"/>
-      <w:sz w:val="23"/>
+      <w:color w:val="4F81BD" w:themeColor="accent1"/>
     </w:rPr>
   </w:style>
   <w:style w:type="paragraph" w:styleId="Heading4">

--- a/FD04-EPIS-Informe Arquitectura de Software.docx
+++ b/FD04-EPIS-Informe Arquitectura de Software.docx
@@ -7,12 +7,38 @@
         <w:jc w:val="center"/>
       </w:pPr>
       <w:r>
-        <w:rPr>
-          <w:rFonts w:ascii="Arial" w:hAnsi="Arial"/>
-          <w:b/>
-          <w:sz w:val="28"/>
-        </w:rPr>
-        <w:t>UNIVERSIDAD PRIVADA DE TACNA</w:t>
+        <w:drawing>
+          <wp:inline xmlns:a="http://schemas.openxmlformats.org/drawingml/2006/main" xmlns:pic="http://schemas.openxmlformats.org/drawingml/2006/picture">
+            <wp:extent cx="960120" cy="1225685"/>
+            <wp:docPr id="1" name="Picture 1"/>
+            <wp:cNvGraphicFramePr>
+              <a:graphicFrameLocks noChangeAspect="1"/>
+            </wp:cNvGraphicFramePr>
+            <a:graphic>
+              <a:graphicData uri="http://schemas.openxmlformats.org/drawingml/2006/picture">
+                <pic:pic>
+                  <pic:nvPicPr>
+                    <pic:cNvPr id="0" name="logo-upt.png"/>
+                    <pic:cNvPicPr/>
+                  </pic:nvPicPr>
+                  <pic:blipFill>
+                    <a:blip r:embed="rId9"/>
+                    <a:stretch>
+                      <a:fillRect/>
+                    </a:stretch>
+                  </pic:blipFill>
+                  <pic:spPr>
+                    <a:xfrm>
+                      <a:off x="0" y="0"/>
+                      <a:ext cx="960120" cy="1225685"/>
+                    </a:xfrm>
+                    <a:prstGeom prst="rect"/>
+                  </pic:spPr>
+                </pic:pic>
+              </a:graphicData>
+            </a:graphic>
+          </wp:inline>
+        </w:drawing>
       </w:r>
     </w:p>
     <w:p>
@@ -21,11 +47,14 @@
       </w:pPr>
       <w:r>
         <w:rPr>
-          <w:rFonts w:ascii="Arial" w:hAnsi="Arial"/>
           <w:b/>
-          <w:sz w:val="28"/>
+          <w:sz w:val="24"/>
         </w:rPr>
-        <w:t>FACULTAD DE INGENIERIA</w:t>
+        <w:t>UNIVERSIDAD PRIVADA DE TACNA</w:t>
+        <w:br/>
+        <w:t>FACULTAD DE INGENIERÍA</w:t>
+        <w:br/>
+        <w:t>Escuela Profesional de Ingeniería de Sistemas</w:t>
       </w:r>
     </w:p>
     <w:p>
@@ -34,11 +63,10 @@
       </w:pPr>
       <w:r>
         <w:rPr>
-          <w:rFonts w:ascii="Arial" w:hAnsi="Arial"/>
-          <w:b w:val="0"/>
-          <w:sz w:val="28"/>
+          <w:b/>
+          <w:sz w:val="32"/>
         </w:rPr>
-        <w:t>Escuela Profesional de Ingenieria de Sistemas</w:t>
+        <w:t>FD04</w:t>
       </w:r>
     </w:p>
     <w:p>
@@ -47,11 +75,10 @@
       </w:pPr>
       <w:r>
         <w:rPr>
-          <w:rFonts w:ascii="Arial" w:hAnsi="Arial"/>
           <w:b/>
-          <w:sz w:val="28"/>
+          <w:sz w:val="36"/>
         </w:rPr>
-        <w:t>Drop Nexus - Replicador de Datos entre Bases de Datos</w:t>
+        <w:t>Informe de Arquitectura de Software</w:t>
       </w:r>
     </w:p>
     <w:p>
@@ -60,11 +87,10 @@
       </w:pPr>
       <w:r>
         <w:rPr>
-          <w:rFonts w:ascii="Arial" w:hAnsi="Arial"/>
-          <w:b/>
-          <w:sz w:val="28"/>
+          <w:b w:val="0"/>
+          <w:sz w:val="22"/>
         </w:rPr>
-        <w:t>FD04 - Arquitectura de Software</w:t>
+        <w:t>SAD con vistas arquitectónicas, despliegue y decisiones técnicas</w:t>
       </w:r>
     </w:p>
     <w:p>
@@ -72,12 +98,7 @@
         <w:jc w:val="center"/>
       </w:pPr>
       <w:r>
-        <w:rPr>
-          <w:rFonts w:ascii="Arial" w:hAnsi="Arial"/>
-          <w:b w:val="0"/>
-          <w:sz w:val="22"/>
-        </w:rPr>
-        <w:t>Curso: SI783 - Proyecto de Sistemas</w:t>
+        <w:t>Proyecto: Drop Nexus - Replicador de Datos entre Bases de Datos</w:t>
       </w:r>
     </w:p>
     <w:p>
@@ -85,12 +106,7 @@
         <w:jc w:val="center"/>
       </w:pPr>
       <w:r>
-        <w:rPr>
-          <w:rFonts w:ascii="Arial" w:hAnsi="Arial"/>
-          <w:b w:val="0"/>
-          <w:sz w:val="22"/>
-        </w:rPr>
-        <w:t>Docente: Docente del curso</w:t>
+        <w:t>Equipo: CARBAJAL - LLANOS - YUPA - ZAPANA</w:t>
       </w:r>
     </w:p>
     <w:p>
@@ -98,12 +114,7 @@
         <w:jc w:val="center"/>
       </w:pPr>
       <w:r>
-        <w:rPr>
-          <w:rFonts w:ascii="Arial" w:hAnsi="Arial"/>
-          <w:b w:val="0"/>
-          <w:sz w:val="22"/>
-        </w:rPr>
-        <w:t>Integrantes: Equipo del proyecto</w:t>
+        <w:t>Versión: 2.0</w:t>
       </w:r>
     </w:p>
     <w:p>
@@ -111,59 +122,11 @@
         <w:jc w:val="center"/>
       </w:pPr>
       <w:r>
-        <w:rPr>
-          <w:rFonts w:ascii="Arial" w:hAnsi="Arial"/>
-          <w:b w:val="0"/>
-          <w:sz w:val="22"/>
-        </w:rPr>
-        <w:t>Version: 2.0</w:t>
-      </w:r>
-    </w:p>
-    <w:p>
-      <w:pPr>
-        <w:jc w:val="center"/>
-      </w:pPr>
-      <w:r>
-        <w:rPr>
-          <w:rFonts w:ascii="Arial" w:hAnsi="Arial"/>
-          <w:b w:val="0"/>
-          <w:sz w:val="22"/>
-        </w:rPr>
-        <w:t>Fecha: 04/07/2026</w:t>
-      </w:r>
-    </w:p>
-    <w:p>
-      <w:pPr>
-        <w:jc w:val="center"/>
-      </w:pPr>
-      <w:r>
-        <w:rPr>
-          <w:rFonts w:ascii="Arial" w:hAnsi="Arial"/>
-          <w:b w:val="0"/>
-          <w:sz w:val="22"/>
-        </w:rPr>
-        <w:t>Ubicacion del aplicativo: web/ del repositorio local</w:t>
-      </w:r>
-    </w:p>
-    <w:p>
-      <w:pPr>
-        <w:jc w:val="center"/>
-      </w:pPr>
-      <w:r>
-        <w:rPr>
-          <w:rFonts w:ascii="Arial" w:hAnsi="Arial"/>
-          <w:b w:val="0"/>
-          <w:sz w:val="22"/>
-        </w:rPr>
-        <w:t>Tacna - Peru 2026</w:t>
+        <w:t>Julio 2026</w:t>
       </w:r>
     </w:p>
     <w:p>
       <w:r>
-        <w:rPr>
-          <w:rFonts w:ascii="Arial" w:hAnsi="Arial"/>
-          <w:sz w:val="20"/>
-        </w:rPr>
         <w:br w:type="page"/>
       </w:r>
     </w:p>
@@ -172,418 +135,7 @@
         <w:pStyle w:val="Heading1"/>
       </w:pPr>
       <w:r>
-        <w:rPr>
-          <w:rFonts w:ascii="Arial" w:hAnsi="Arial"/>
-          <w:sz w:val="20"/>
-        </w:rPr>
         <w:t>Control de versiones</w:t>
-      </w:r>
-    </w:p>
-    <w:tbl>
-      <w:tblPr>
-        <w:tblStyle w:val="TableGrid"/>
-        <w:tblW w:type="auto" w:w="0"/>
-        <w:jc w:val="center"/>
-        <w:tblLook w:firstColumn="1" w:firstRow="1" w:lastColumn="0" w:lastRow="0" w:noHBand="0" w:noVBand="1" w:val="04A0"/>
-      </w:tblPr>
-      <w:tblGrid>
-        <w:gridCol w:w="1680"/>
-        <w:gridCol w:w="1680"/>
-        <w:gridCol w:w="1680"/>
-        <w:gridCol w:w="1680"/>
-        <w:gridCol w:w="1680"/>
-        <w:gridCol w:w="1680"/>
-      </w:tblGrid>
-      <w:tr>
-        <w:tc>
-          <w:tcPr>
-            <w:tcW w:type="dxa" w:w="1680"/>
-            <w:vAlign w:val="center"/>
-            <w:shd w:fill="1F4E79"/>
-          </w:tcPr>
-          <w:p>
-            <w:r/>
-            <w:r>
-              <w:rPr>
-                <w:b/>
-                <w:color w:val="FFFFFF"/>
-                <w:sz w:val="17"/>
-              </w:rPr>
-              <w:t>Version</w:t>
-            </w:r>
-          </w:p>
-        </w:tc>
-        <w:tc>
-          <w:tcPr>
-            <w:tcW w:type="dxa" w:w="1680"/>
-            <w:vAlign w:val="center"/>
-            <w:shd w:fill="1F4E79"/>
-          </w:tcPr>
-          <w:p>
-            <w:r/>
-            <w:r>
-              <w:rPr>
-                <w:b/>
-                <w:color w:val="FFFFFF"/>
-                <w:sz w:val="17"/>
-              </w:rPr>
-              <w:t>Hecha por</w:t>
-            </w:r>
-          </w:p>
-        </w:tc>
-        <w:tc>
-          <w:tcPr>
-            <w:tcW w:type="dxa" w:w="1680"/>
-            <w:vAlign w:val="center"/>
-            <w:shd w:fill="1F4E79"/>
-          </w:tcPr>
-          <w:p>
-            <w:r/>
-            <w:r>
-              <w:rPr>
-                <w:b/>
-                <w:color w:val="FFFFFF"/>
-                <w:sz w:val="17"/>
-              </w:rPr>
-              <w:t>Revisada por</w:t>
-            </w:r>
-          </w:p>
-        </w:tc>
-        <w:tc>
-          <w:tcPr>
-            <w:tcW w:type="dxa" w:w="1680"/>
-            <w:vAlign w:val="center"/>
-            <w:shd w:fill="1F4E79"/>
-          </w:tcPr>
-          <w:p>
-            <w:r/>
-            <w:r>
-              <w:rPr>
-                <w:b/>
-                <w:color w:val="FFFFFF"/>
-                <w:sz w:val="17"/>
-              </w:rPr>
-              <w:t>Aprobada por</w:t>
-            </w:r>
-          </w:p>
-        </w:tc>
-        <w:tc>
-          <w:tcPr>
-            <w:tcW w:type="dxa" w:w="1680"/>
-            <w:vAlign w:val="center"/>
-            <w:shd w:fill="1F4E79"/>
-          </w:tcPr>
-          <w:p>
-            <w:r/>
-            <w:r>
-              <w:rPr>
-                <w:b/>
-                <w:color w:val="FFFFFF"/>
-                <w:sz w:val="17"/>
-              </w:rPr>
-              <w:t>Fecha</w:t>
-            </w:r>
-          </w:p>
-        </w:tc>
-        <w:tc>
-          <w:tcPr>
-            <w:tcW w:type="dxa" w:w="1680"/>
-            <w:vAlign w:val="center"/>
-            <w:shd w:fill="1F4E79"/>
-          </w:tcPr>
-          <w:p>
-            <w:r/>
-            <w:r>
-              <w:rPr>
-                <w:b/>
-                <w:color w:val="FFFFFF"/>
-                <w:sz w:val="17"/>
-              </w:rPr>
-              <w:t>Motivo</w:t>
-            </w:r>
-          </w:p>
-        </w:tc>
-      </w:tr>
-      <w:tr>
-        <w:tc>
-          <w:tcPr>
-            <w:tcW w:type="dxa" w:w="1680"/>
-            <w:vAlign w:val="center"/>
-          </w:tcPr>
-          <w:p>
-            <w:r/>
-            <w:r>
-              <w:rPr>
-                <w:b w:val="0"/>
-                <w:sz w:val="17"/>
-              </w:rPr>
-              <w:t>1.0</w:t>
-            </w:r>
-          </w:p>
-        </w:tc>
-        <w:tc>
-          <w:tcPr>
-            <w:tcW w:type="dxa" w:w="1680"/>
-            <w:vAlign w:val="center"/>
-          </w:tcPr>
-          <w:p>
-            <w:r/>
-            <w:r>
-              <w:rPr>
-                <w:b w:val="0"/>
-                <w:sz w:val="17"/>
-              </w:rPr>
-              <w:t>Equipo del proyecto</w:t>
-            </w:r>
-          </w:p>
-        </w:tc>
-        <w:tc>
-          <w:tcPr>
-            <w:tcW w:type="dxa" w:w="1680"/>
-            <w:vAlign w:val="center"/>
-          </w:tcPr>
-          <w:p>
-            <w:r/>
-            <w:r>
-              <w:rPr>
-                <w:b w:val="0"/>
-                <w:sz w:val="17"/>
-              </w:rPr>
-              <w:t>Pendiente</w:t>
-            </w:r>
-          </w:p>
-        </w:tc>
-        <w:tc>
-          <w:tcPr>
-            <w:tcW w:type="dxa" w:w="1680"/>
-            <w:vAlign w:val="center"/>
-          </w:tcPr>
-          <w:p>
-            <w:r/>
-            <w:r>
-              <w:rPr>
-                <w:b w:val="0"/>
-                <w:sz w:val="17"/>
-              </w:rPr>
-              <w:t>Pendiente</w:t>
-            </w:r>
-          </w:p>
-        </w:tc>
-        <w:tc>
-          <w:tcPr>
-            <w:tcW w:type="dxa" w:w="1680"/>
-            <w:vAlign w:val="center"/>
-          </w:tcPr>
-          <w:p>
-            <w:r/>
-            <w:r>
-              <w:rPr>
-                <w:b w:val="0"/>
-                <w:sz w:val="17"/>
-              </w:rPr>
-              <w:t>04/07/2026</w:t>
-            </w:r>
-          </w:p>
-        </w:tc>
-        <w:tc>
-          <w:tcPr>
-            <w:tcW w:type="dxa" w:w="1680"/>
-            <w:vAlign w:val="center"/>
-          </w:tcPr>
-          <w:p>
-            <w:r/>
-            <w:r>
-              <w:rPr>
-                <w:b w:val="0"/>
-                <w:sz w:val="17"/>
-              </w:rPr>
-              <w:t>Adaptacion inicial al sistema implementado</w:t>
-            </w:r>
-          </w:p>
-        </w:tc>
-      </w:tr>
-      <w:tr>
-        <w:tc>
-          <w:tcPr>
-            <w:tcW w:type="dxa" w:w="1680"/>
-            <w:vAlign w:val="center"/>
-          </w:tcPr>
-          <w:p>
-            <w:r/>
-            <w:r>
-              <w:rPr>
-                <w:b w:val="0"/>
-                <w:sz w:val="17"/>
-              </w:rPr>
-              <w:t>2.0</w:t>
-            </w:r>
-          </w:p>
-        </w:tc>
-        <w:tc>
-          <w:tcPr>
-            <w:tcW w:type="dxa" w:w="1680"/>
-            <w:vAlign w:val="center"/>
-          </w:tcPr>
-          <w:p>
-            <w:r/>
-            <w:r>
-              <w:rPr>
-                <w:b w:val="0"/>
-                <w:sz w:val="17"/>
-              </w:rPr>
-              <w:t>Equipo del proyecto</w:t>
-            </w:r>
-          </w:p>
-        </w:tc>
-        <w:tc>
-          <w:tcPr>
-            <w:tcW w:type="dxa" w:w="1680"/>
-            <w:vAlign w:val="center"/>
-          </w:tcPr>
-          <w:p>
-            <w:r/>
-            <w:r>
-              <w:rPr>
-                <w:b w:val="0"/>
-                <w:sz w:val="17"/>
-              </w:rPr>
-              <w:t>Pendiente</w:t>
-            </w:r>
-          </w:p>
-        </w:tc>
-        <w:tc>
-          <w:tcPr>
-            <w:tcW w:type="dxa" w:w="1680"/>
-            <w:vAlign w:val="center"/>
-          </w:tcPr>
-          <w:p>
-            <w:r/>
-            <w:r>
-              <w:rPr>
-                <w:b w:val="0"/>
-                <w:sz w:val="17"/>
-              </w:rPr>
-              <w:t>Pendiente</w:t>
-            </w:r>
-          </w:p>
-        </w:tc>
-        <w:tc>
-          <w:tcPr>
-            <w:tcW w:type="dxa" w:w="1680"/>
-            <w:vAlign w:val="center"/>
-          </w:tcPr>
-          <w:p>
-            <w:r/>
-            <w:r>
-              <w:rPr>
-                <w:b w:val="0"/>
-                <w:sz w:val="17"/>
-              </w:rPr>
-              <w:t>04/07/2026</w:t>
-            </w:r>
-          </w:p>
-        </w:tc>
-        <w:tc>
-          <w:tcPr>
-            <w:tcW w:type="dxa" w:w="1680"/>
-            <w:vAlign w:val="center"/>
-          </w:tcPr>
-          <w:p>
-            <w:r/>
-            <w:r>
-              <w:rPr>
-                <w:b w:val="0"/>
-                <w:sz w:val="17"/>
-              </w:rPr>
-              <w:t>Ampliacion con funcionalidades, tablas y diagramas de la carpeta web</w:t>
-            </w:r>
-          </w:p>
-        </w:tc>
-      </w:tr>
-    </w:tbl>
-    <w:p/>
-    <w:p>
-      <w:pPr>
-        <w:pStyle w:val="Heading1"/>
-      </w:pPr>
-      <w:r>
-        <w:rPr>
-          <w:rFonts w:ascii="Arial" w:hAnsi="Arial"/>
-          <w:sz w:val="20"/>
-        </w:rPr>
-        <w:t>1. Vista arquitectonica</w:t>
-      </w:r>
-    </w:p>
-    <w:p>
-      <w:r>
-        <w:rPr>
-          <w:rFonts w:ascii="Arial" w:hAnsi="Arial"/>
-          <w:sz w:val="20"/>
-        </w:rPr>
-        <w:t>Drop Nexus sigue una arquitectura web por capas: presentacion en React, API Fastify, servicios de negocio, adaptadores de base de datos y persistencia de metadatos en PostgreSQL/Supabase. En produccion el backend puede servir el build del frontend y centraliza las rutas bajo /api.</w:t>
-      </w:r>
-    </w:p>
-    <w:p>
-      <w:r>
-        <w:rPr>
-          <w:rFonts w:ascii="Arial" w:hAnsi="Arial"/>
-          <w:b/>
-          <w:sz w:val="20"/>
-        </w:rPr>
-        <w:t>Arquitectura logica</w:t>
-      </w:r>
-    </w:p>
-    <w:p>
-      <w:pPr>
-        <w:pStyle w:val="NoSpacing"/>
-      </w:pPr>
-      <w:r>
-        <w:rPr>
-          <w:rFonts w:ascii="Consolas" w:hAnsi="Consolas" w:eastAsia="Consolas"/>
-          <w:sz w:val="16"/>
-        </w:rPr>
-        <w:t>```mermaid</w:t>
-        <w:br/>
-        <w:t>graph TD</w:t>
-        <w:br/>
-        <w:t xml:space="preserve">  U[Usuario autenticado] --&gt; F[Frontend React + Vite]</w:t>
-        <w:br/>
-        <w:t xml:space="preserve">  F --&gt; API[API Fastify /api]</w:t>
-        <w:br/>
-        <w:t xml:space="preserve">  API --&gt; AUTH[Auth JWT y roles]</w:t>
-        <w:br/>
-        <w:t xml:space="preserve">  API --&gt; CFG[Configuraciones y archivos]</w:t>
-        <w:br/>
-        <w:t xml:space="preserve">  API --&gt; REP[Servicio de replicacion]</w:t>
-        <w:br/>
-        <w:t xml:space="preserve">  CFG --&gt; CAT[Catalogos normalizados]</w:t>
-        <w:br/>
-        <w:t xml:space="preserve">  REP --&gt; ADP[Adaptadores por motor]</w:t>
-        <w:br/>
-        <w:t xml:space="preserve">  ADP --&gt; SRC[Bases origen]</w:t>
-        <w:br/>
-        <w:t xml:space="preserve">  ADP --&gt; DST[Bases destino]</w:t>
-        <w:br/>
-        <w:t xml:space="preserve">  API --&gt; META[(Supabase/PostgreSQL metadatos)]</w:t>
-        <w:br/>
-        <w:t xml:space="preserve">  CAT --&gt; META</w:t>
-        <w:br/>
-        <w:t xml:space="preserve">  REP --&gt; META</w:t>
-        <w:br/>
-        <w:t>```</w:t>
-      </w:r>
-    </w:p>
-    <w:p/>
-    <w:p>
-      <w:pPr>
-        <w:pStyle w:val="Heading1"/>
-      </w:pPr>
-      <w:r>
-        <w:rPr>
-          <w:rFonts w:ascii="Arial" w:hAnsi="Arial"/>
-          <w:sz w:val="20"/>
-        </w:rPr>
-        <w:t>2. Capas y responsabilidades</w:t>
       </w:r>
     </w:p>
     <w:tbl>
@@ -604,17 +156,15 @@
           <w:tcPr>
             <w:tcW w:type="dxa" w:w="2520"/>
             <w:vAlign w:val="center"/>
-            <w:shd w:fill="1F4E79"/>
           </w:tcPr>
           <w:p>
             <w:r/>
             <w:r>
               <w:rPr>
                 <w:b/>
-                <w:color w:val="FFFFFF"/>
-                <w:sz w:val="17"/>
+                <w:sz w:val="18"/>
               </w:rPr>
-              <w:t>Capa</w:t>
+              <w:t>Versión</w:t>
             </w:r>
           </w:p>
         </w:tc>
@@ -622,17 +172,15 @@
           <w:tcPr>
             <w:tcW w:type="dxa" w:w="2520"/>
             <w:vAlign w:val="center"/>
-            <w:shd w:fill="1F4E79"/>
           </w:tcPr>
           <w:p>
             <w:r/>
             <w:r>
               <w:rPr>
                 <w:b/>
-                <w:color w:val="FFFFFF"/>
-                <w:sz w:val="17"/>
+                <w:sz w:val="18"/>
               </w:rPr>
-              <w:t>Tecnologia</w:t>
+              <w:t>Fecha</w:t>
             </w:r>
           </w:p>
         </w:tc>
@@ -640,17 +188,15 @@
           <w:tcPr>
             <w:tcW w:type="dxa" w:w="2520"/>
             <w:vAlign w:val="center"/>
-            <w:shd w:fill="1F4E79"/>
           </w:tcPr>
           <w:p>
             <w:r/>
             <w:r>
               <w:rPr>
                 <w:b/>
-                <w:color w:val="FFFFFF"/>
-                <w:sz w:val="17"/>
+                <w:sz w:val="18"/>
               </w:rPr>
-              <w:t>Responsabilidad</w:t>
+              <w:t>Responsable</w:t>
             </w:r>
           </w:p>
         </w:tc>
@@ -658,17 +204,15 @@
           <w:tcPr>
             <w:tcW w:type="dxa" w:w="2520"/>
             <w:vAlign w:val="center"/>
-            <w:shd w:fill="1F4E79"/>
           </w:tcPr>
           <w:p>
             <w:r/>
             <w:r>
               <w:rPr>
                 <w:b/>
-                <w:color w:val="FFFFFF"/>
-                <w:sz w:val="17"/>
+                <w:sz w:val="18"/>
               </w:rPr>
-              <w:t>Ubicacion</w:t>
+              <w:t>Descripción</w:t>
             </w:r>
           </w:p>
         </w:tc>
@@ -684,9 +228,9 @@
             <w:r>
               <w:rPr>
                 <w:b w:val="0"/>
-                <w:sz w:val="17"/>
+                <w:sz w:val="18"/>
               </w:rPr>
-              <w:t>Presentacion</w:t>
+              <w:t>1.0</w:t>
             </w:r>
           </w:p>
         </w:tc>
@@ -700,9 +244,9 @@
             <w:r>
               <w:rPr>
                 <w:b w:val="0"/>
-                <w:sz w:val="17"/>
+                <w:sz w:val="18"/>
               </w:rPr>
-              <w:t>React 19, Vite, Tailwind, lucide-react</w:t>
+              <w:t>Julio 2026</w:t>
             </w:r>
           </w:p>
         </w:tc>
@@ -716,9 +260,9 @@
             <w:r>
               <w:rPr>
                 <w:b w:val="0"/>
-                <w:sz w:val="17"/>
+                <w:sz w:val="18"/>
               </w:rPr>
-              <w:t>Pantallas, wizard de replica, notificaciones, chatbox.</w:t>
+              <w:t>CARBAJAL - LLANOS - YUPA - ZAPANA</w:t>
             </w:r>
           </w:p>
         </w:tc>
@@ -732,9 +276,9 @@
             <w:r>
               <w:rPr>
                 <w:b w:val="0"/>
-                <w:sz w:val="17"/>
+                <w:sz w:val="18"/>
               </w:rPr>
-              <w:t>web/frontend/src</w:t>
+              <w:t>Documento base del proyecto.</w:t>
             </w:r>
           </w:p>
         </w:tc>
@@ -750,9 +294,9 @@
             <w:r>
               <w:rPr>
                 <w:b w:val="0"/>
-                <w:sz w:val="17"/>
+                <w:sz w:val="18"/>
               </w:rPr>
-              <w:t>API</w:t>
+              <w:t>2.0</w:t>
             </w:r>
           </w:p>
         </w:tc>
@@ -766,9 +310,9 @@
             <w:r>
               <w:rPr>
                 <w:b w:val="0"/>
-                <w:sz w:val="17"/>
+                <w:sz w:val="18"/>
               </w:rPr>
-              <w:t>Fastify 5, TypeScript</w:t>
+              <w:t>Julio 2026</w:t>
             </w:r>
           </w:p>
         </w:tc>
@@ -782,9 +326,9 @@
             <w:r>
               <w:rPr>
                 <w:b w:val="0"/>
-                <w:sz w:val="17"/>
+                <w:sz w:val="18"/>
               </w:rPr>
-              <w:t>Rutas REST, validacion, seguridad y respuesta HTTP.</w:t>
+              <w:t>CARBAJAL - LLANOS - YUPA - ZAPANA</w:t>
             </w:r>
           </w:p>
         </w:tc>
@@ -798,273 +342,9 @@
             <w:r>
               <w:rPr>
                 <w:b w:val="0"/>
-                <w:sz w:val="17"/>
+                <w:sz w:val="18"/>
               </w:rPr>
-              <w:t>web/backend/src/routes</w:t>
-            </w:r>
-          </w:p>
-        </w:tc>
-      </w:tr>
-      <w:tr>
-        <w:tc>
-          <w:tcPr>
-            <w:tcW w:type="dxa" w:w="2520"/>
-            <w:vAlign w:val="center"/>
-          </w:tcPr>
-          <w:p>
-            <w:r/>
-            <w:r>
-              <w:rPr>
-                <w:b w:val="0"/>
-                <w:sz w:val="17"/>
-              </w:rPr>
-              <w:t>Servicios</w:t>
-            </w:r>
-          </w:p>
-        </w:tc>
-        <w:tc>
-          <w:tcPr>
-            <w:tcW w:type="dxa" w:w="2520"/>
-            <w:vAlign w:val="center"/>
-          </w:tcPr>
-          <w:p>
-            <w:r/>
-            <w:r>
-              <w:rPr>
-                <w:b w:val="0"/>
-                <w:sz w:val="17"/>
-              </w:rPr>
-              <w:t>TypeScript</w:t>
-            </w:r>
-          </w:p>
-        </w:tc>
-        <w:tc>
-          <w:tcPr>
-            <w:tcW w:type="dxa" w:w="2520"/>
-            <w:vAlign w:val="center"/>
-          </w:tcPr>
-          <w:p>
-            <w:r/>
-            <w:r>
-              <w:rPr>
-                <w:b w:val="0"/>
-                <w:sz w:val="17"/>
-              </w:rPr>
-              <w:t>Reglas de negocio: replica, catalogos, usuarios, salud, expiracion.</w:t>
-            </w:r>
-          </w:p>
-        </w:tc>
-        <w:tc>
-          <w:tcPr>
-            <w:tcW w:type="dxa" w:w="2520"/>
-            <w:vAlign w:val="center"/>
-          </w:tcPr>
-          <w:p>
-            <w:r/>
-            <w:r>
-              <w:rPr>
-                <w:b w:val="0"/>
-                <w:sz w:val="17"/>
-              </w:rPr>
-              <w:t>web/backend/src/services</w:t>
-            </w:r>
-          </w:p>
-        </w:tc>
-      </w:tr>
-      <w:tr>
-        <w:tc>
-          <w:tcPr>
-            <w:tcW w:type="dxa" w:w="2520"/>
-            <w:vAlign w:val="center"/>
-          </w:tcPr>
-          <w:p>
-            <w:r/>
-            <w:r>
-              <w:rPr>
-                <w:b w:val="0"/>
-                <w:sz w:val="17"/>
-              </w:rPr>
-              <w:t>Adaptadores</w:t>
-            </w:r>
-          </w:p>
-        </w:tc>
-        <w:tc>
-          <w:tcPr>
-            <w:tcW w:type="dxa" w:w="2520"/>
-            <w:vAlign w:val="center"/>
-          </w:tcPr>
-          <w:p>
-            <w:r/>
-            <w:r>
-              <w:rPr>
-                <w:b w:val="0"/>
-                <w:sz w:val="17"/>
-              </w:rPr>
-              <w:t>pg, mysql2, mssql, mongodb, sqlite3</w:t>
-            </w:r>
-          </w:p>
-        </w:tc>
-        <w:tc>
-          <w:tcPr>
-            <w:tcW w:type="dxa" w:w="2520"/>
-            <w:vAlign w:val="center"/>
-          </w:tcPr>
-          <w:p>
-            <w:r/>
-            <w:r>
-              <w:rPr>
-                <w:b w:val="0"/>
-                <w:sz w:val="17"/>
-              </w:rPr>
-              <w:t>Contrato comun para listar tablas, leer lotes y escribir.</w:t>
-            </w:r>
-          </w:p>
-        </w:tc>
-        <w:tc>
-          <w:tcPr>
-            <w:tcW w:type="dxa" w:w="2520"/>
-            <w:vAlign w:val="center"/>
-          </w:tcPr>
-          <w:p>
-            <w:r/>
-            <w:r>
-              <w:rPr>
-                <w:b w:val="0"/>
-                <w:sz w:val="17"/>
-              </w:rPr>
-              <w:t>web/backend/src/adapters</w:t>
-            </w:r>
-          </w:p>
-        </w:tc>
-      </w:tr>
-      <w:tr>
-        <w:tc>
-          <w:tcPr>
-            <w:tcW w:type="dxa" w:w="2520"/>
-            <w:vAlign w:val="center"/>
-          </w:tcPr>
-          <w:p>
-            <w:r/>
-            <w:r>
-              <w:rPr>
-                <w:b w:val="0"/>
-                <w:sz w:val="17"/>
-              </w:rPr>
-              <w:t>Persistencia</w:t>
-            </w:r>
-          </w:p>
-        </w:tc>
-        <w:tc>
-          <w:tcPr>
-            <w:tcW w:type="dxa" w:w="2520"/>
-            <w:vAlign w:val="center"/>
-          </w:tcPr>
-          <w:p>
-            <w:r/>
-            <w:r>
-              <w:rPr>
-                <w:b w:val="0"/>
-                <w:sz w:val="17"/>
-              </w:rPr>
-              <w:t>PostgreSQL/Supabase</w:t>
-            </w:r>
-          </w:p>
-        </w:tc>
-        <w:tc>
-          <w:tcPr>
-            <w:tcW w:type="dxa" w:w="2520"/>
-            <w:vAlign w:val="center"/>
-          </w:tcPr>
-          <w:p>
-            <w:r/>
-            <w:r>
-              <w:rPr>
-                <w:b w:val="0"/>
-                <w:sz w:val="17"/>
-              </w:rPr>
-              <w:t>Usuarios, configuraciones, jobs, health checks y catalogos comprimidos.</w:t>
-            </w:r>
-          </w:p>
-        </w:tc>
-        <w:tc>
-          <w:tcPr>
-            <w:tcW w:type="dxa" w:w="2520"/>
-            <w:vAlign w:val="center"/>
-          </w:tcPr>
-          <w:p>
-            <w:r/>
-            <w:r>
-              <w:rPr>
-                <w:b w:val="0"/>
-                <w:sz w:val="17"/>
-              </w:rPr>
-              <w:t>web/backend/src/db/database.ts</w:t>
-            </w:r>
-          </w:p>
-        </w:tc>
-      </w:tr>
-      <w:tr>
-        <w:tc>
-          <w:tcPr>
-            <w:tcW w:type="dxa" w:w="2520"/>
-            <w:vAlign w:val="center"/>
-          </w:tcPr>
-          <w:p>
-            <w:r/>
-            <w:r>
-              <w:rPr>
-                <w:b w:val="0"/>
-                <w:sz w:val="17"/>
-              </w:rPr>
-              <w:t>Despliegue</w:t>
-            </w:r>
-          </w:p>
-        </w:tc>
-        <w:tc>
-          <w:tcPr>
-            <w:tcW w:type="dxa" w:w="2520"/>
-            <w:vAlign w:val="center"/>
-          </w:tcPr>
-          <w:p>
-            <w:r/>
-            <w:r>
-              <w:rPr>
-                <w:b w:val="0"/>
-                <w:sz w:val="17"/>
-              </w:rPr>
-              <w:t>Render, npm scripts</w:t>
-            </w:r>
-          </w:p>
-        </w:tc>
-        <w:tc>
-          <w:tcPr>
-            <w:tcW w:type="dxa" w:w="2520"/>
-            <w:vAlign w:val="center"/>
-          </w:tcPr>
-          <w:p>
-            <w:r/>
-            <w:r>
-              <w:rPr>
-                <w:b w:val="0"/>
-                <w:sz w:val="17"/>
-              </w:rPr>
-              <w:t>Build, start, variables y health check.</w:t>
-            </w:r>
-          </w:p>
-        </w:tc>
-        <w:tc>
-          <w:tcPr>
-            <w:tcW w:type="dxa" w:w="2520"/>
-            <w:vAlign w:val="center"/>
-          </w:tcPr>
-          <w:p>
-            <w:r/>
-            <w:r>
-              <w:rPr>
-                <w:b w:val="0"/>
-                <w:sz w:val="17"/>
-              </w:rPr>
-              <w:t>web/render.yaml; package.json</w:t>
+              <w:t>Ampliación y alineamiento con la implementación real de la carpeta web.</w:t>
             </w:r>
           </w:p>
         </w:tc>
@@ -1076,11 +356,1253 @@
         <w:pStyle w:val="Heading1"/>
       </w:pPr>
       <w:r>
+        <w:t>Índice general</w:t>
+      </w:r>
+    </w:p>
+    <w:p>
+      <w:pPr>
+        <w:pStyle w:val="ListNumber"/>
+      </w:pPr>
+      <w:r>
+        <w:t>Introducción</w:t>
+      </w:r>
+    </w:p>
+    <w:p>
+      <w:pPr>
+        <w:pStyle w:val="ListNumber"/>
+      </w:pPr>
+      <w:r>
+        <w:t>Contexto y alcance</w:t>
+      </w:r>
+    </w:p>
+    <w:p>
+      <w:pPr>
+        <w:pStyle w:val="ListNumber"/>
+      </w:pPr>
+      <w:r>
+        <w:t>Desarrollo del documento</w:t>
+      </w:r>
+    </w:p>
+    <w:p>
+      <w:pPr>
+        <w:pStyle w:val="ListNumber"/>
+      </w:pPr>
+      <w:r>
+        <w:t>Diagramas y evidencias</w:t>
+      </w:r>
+    </w:p>
+    <w:p>
+      <w:pPr>
+        <w:pStyle w:val="ListNumber"/>
+      </w:pPr>
+      <w:r>
+        <w:t>Conclusiones y recomendaciones</w:t>
+      </w:r>
+    </w:p>
+    <w:p>
+      <w:r>
+        <w:br w:type="page"/>
+      </w:r>
+    </w:p>
+    <w:p>
+      <w:pPr>
+        <w:pStyle w:val="Heading1"/>
+      </w:pPr>
+      <w:r>
+        <w:t>1. Introducción</w:t>
+      </w:r>
+    </w:p>
+    <w:p>
+      <w:r>
+        <w:t>Drop Nexus sigue una arquitectura web por capas. React entrega la experiencia de usuario, Fastify concentra API y seguridad, los servicios coordinan importación, replicación y diagnóstico, y PostgreSQL/Supabase persiste metadatos, catálogos y progreso.</w:t>
+      </w:r>
+    </w:p>
+    <w:p/>
+    <w:p>
+      <w:r>
+        <w:drawing>
+          <wp:inline xmlns:a="http://schemas.openxmlformats.org/drawingml/2006/main" xmlns:pic="http://schemas.openxmlformats.org/drawingml/2006/picture">
+            <wp:extent cx="6126480" cy="3719649"/>
+            <wp:docPr id="2" name="Picture 2"/>
+            <wp:cNvGraphicFramePr>
+              <a:graphicFrameLocks noChangeAspect="1"/>
+            </wp:cNvGraphicFramePr>
+            <a:graphic>
+              <a:graphicData uri="http://schemas.openxmlformats.org/drawingml/2006/picture">
+                <pic:pic>
+                  <pic:nvPicPr>
+                    <pic:cNvPr id="0" name="architecture.png"/>
+                    <pic:cNvPicPr/>
+                  </pic:nvPicPr>
+                  <pic:blipFill>
+                    <a:blip r:embed="rId10"/>
+                    <a:stretch>
+                      <a:fillRect/>
+                    </a:stretch>
+                  </pic:blipFill>
+                  <pic:spPr>
+                    <a:xfrm>
+                      <a:off x="0" y="0"/>
+                      <a:ext cx="6126480" cy="3719649"/>
+                    </a:xfrm>
+                    <a:prstGeom prst="rect"/>
+                  </pic:spPr>
+                </pic:pic>
+              </a:graphicData>
+            </a:graphic>
+          </wp:inline>
+        </w:drawing>
+      </w:r>
+    </w:p>
+    <w:p>
+      <w:pPr>
+        <w:jc w:val="center"/>
+      </w:pPr>
+      <w:r>
         <w:rPr>
-          <w:rFonts w:ascii="Arial" w:hAnsi="Arial"/>
-          <w:sz w:val="20"/>
+          <w:i/>
+          <w:sz w:val="18"/>
         </w:rPr>
-        <w:t>3. Componentes principales</w:t>
+        <w:t>Figura 1. Arquitectura por capas.</w:t>
+      </w:r>
+    </w:p>
+    <w:p>
+      <w:pPr>
+        <w:pStyle w:val="Heading1"/>
+      </w:pPr>
+      <w:r>
+        <w:t>2. Objetivos y restricciones arquitectónicas</w:t>
+      </w:r>
+    </w:p>
+    <w:tbl>
+      <w:tblPr>
+        <w:tblStyle w:val="TableGrid"/>
+        <w:tblW w:type="auto" w:w="0"/>
+        <w:jc w:val="center"/>
+        <w:tblLook w:firstColumn="1" w:firstRow="1" w:lastColumn="0" w:lastRow="0" w:noHBand="0" w:noVBand="1" w:val="04A0"/>
+      </w:tblPr>
+      <w:tblGrid>
+        <w:gridCol w:w="5040"/>
+        <w:gridCol w:w="5040"/>
+      </w:tblGrid>
+      <w:tr>
+        <w:tc>
+          <w:tcPr>
+            <w:tcW w:type="dxa" w:w="5040"/>
+            <w:vAlign w:val="center"/>
+          </w:tcPr>
+          <w:p>
+            <w:r/>
+            <w:r>
+              <w:rPr>
+                <w:b/>
+                <w:sz w:val="18"/>
+              </w:rPr>
+              <w:t>Restricción</w:t>
+            </w:r>
+          </w:p>
+        </w:tc>
+        <w:tc>
+          <w:tcPr>
+            <w:tcW w:type="dxa" w:w="5040"/>
+            <w:vAlign w:val="center"/>
+          </w:tcPr>
+          <w:p>
+            <w:r/>
+            <w:r>
+              <w:rPr>
+                <w:b/>
+                <w:sz w:val="18"/>
+              </w:rPr>
+              <w:t>Decisión</w:t>
+            </w:r>
+          </w:p>
+        </w:tc>
+      </w:tr>
+      <w:tr>
+        <w:tc>
+          <w:tcPr>
+            <w:tcW w:type="dxa" w:w="5040"/>
+            <w:vAlign w:val="center"/>
+          </w:tcPr>
+          <w:p>
+            <w:r/>
+            <w:r>
+              <w:rPr>
+                <w:b w:val="0"/>
+                <w:sz w:val="18"/>
+              </w:rPr>
+              <w:t>Portabilidad</w:t>
+            </w:r>
+          </w:p>
+        </w:tc>
+        <w:tc>
+          <w:tcPr>
+            <w:tcW w:type="dxa" w:w="5040"/>
+            <w:vAlign w:val="center"/>
+          </w:tcPr>
+          <w:p>
+            <w:r/>
+            <w:r>
+              <w:rPr>
+                <w:b w:val="0"/>
+                <w:sz w:val="18"/>
+              </w:rPr>
+              <w:t>Node.js 22.14.0, npm scripts y Render.</w:t>
+            </w:r>
+          </w:p>
+        </w:tc>
+      </w:tr>
+      <w:tr>
+        <w:tc>
+          <w:tcPr>
+            <w:tcW w:type="dxa" w:w="5040"/>
+            <w:vAlign w:val="center"/>
+          </w:tcPr>
+          <w:p>
+            <w:r/>
+            <w:r>
+              <w:rPr>
+                <w:b w:val="0"/>
+                <w:sz w:val="18"/>
+              </w:rPr>
+              <w:t>Persistencia sin disco</w:t>
+            </w:r>
+          </w:p>
+        </w:tc>
+        <w:tc>
+          <w:tcPr>
+            <w:tcW w:type="dxa" w:w="5040"/>
+            <w:vAlign w:val="center"/>
+          </w:tcPr>
+          <w:p>
+            <w:r/>
+            <w:r>
+              <w:rPr>
+                <w:b w:val="0"/>
+                <w:sz w:val="18"/>
+              </w:rPr>
+              <w:t>Catálogos comprimidos en PostgreSQL/Supabase.</w:t>
+            </w:r>
+          </w:p>
+        </w:tc>
+      </w:tr>
+      <w:tr>
+        <w:tc>
+          <w:tcPr>
+            <w:tcW w:type="dxa" w:w="5040"/>
+            <w:vAlign w:val="center"/>
+          </w:tcPr>
+          <w:p>
+            <w:r/>
+            <w:r>
+              <w:rPr>
+                <w:b w:val="0"/>
+                <w:sz w:val="18"/>
+              </w:rPr>
+              <w:t>Seguridad</w:t>
+            </w:r>
+          </w:p>
+        </w:tc>
+        <w:tc>
+          <w:tcPr>
+            <w:tcW w:type="dxa" w:w="5040"/>
+            <w:vAlign w:val="center"/>
+          </w:tcPr>
+          <w:p>
+            <w:r/>
+            <w:r>
+              <w:rPr>
+                <w:b w:val="0"/>
+                <w:sz w:val="18"/>
+              </w:rPr>
+              <w:t>JWT, rate limit, Helmet, CORS y AES-256-GCM.</w:t>
+            </w:r>
+          </w:p>
+        </w:tc>
+      </w:tr>
+      <w:tr>
+        <w:tc>
+          <w:tcPr>
+            <w:tcW w:type="dxa" w:w="5040"/>
+            <w:vAlign w:val="center"/>
+          </w:tcPr>
+          <w:p>
+            <w:r/>
+            <w:r>
+              <w:rPr>
+                <w:b w:val="0"/>
+                <w:sz w:val="18"/>
+              </w:rPr>
+              <w:t>Extensibilidad</w:t>
+            </w:r>
+          </w:p>
+        </w:tc>
+        <w:tc>
+          <w:tcPr>
+            <w:tcW w:type="dxa" w:w="5040"/>
+            <w:vAlign w:val="center"/>
+          </w:tcPr>
+          <w:p>
+            <w:r/>
+            <w:r>
+              <w:rPr>
+                <w:b w:val="0"/>
+                <w:sz w:val="18"/>
+              </w:rPr>
+              <w:t>Adaptadores por motor y FileDatabaseAdapter.</w:t>
+            </w:r>
+          </w:p>
+        </w:tc>
+      </w:tr>
+      <w:tr>
+        <w:tc>
+          <w:tcPr>
+            <w:tcW w:type="dxa" w:w="5040"/>
+            <w:vAlign w:val="center"/>
+          </w:tcPr>
+          <w:p>
+            <w:r/>
+            <w:r>
+              <w:rPr>
+                <w:b w:val="0"/>
+                <w:sz w:val="18"/>
+              </w:rPr>
+              <w:t>Asistencia</w:t>
+            </w:r>
+          </w:p>
+        </w:tc>
+        <w:tc>
+          <w:tcPr>
+            <w:tcW w:type="dxa" w:w="5040"/>
+            <w:vAlign w:val="center"/>
+          </w:tcPr>
+          <w:p>
+            <w:r/>
+            <w:r>
+              <w:rPr>
+                <w:b w:val="0"/>
+                <w:sz w:val="18"/>
+              </w:rPr>
+              <w:t>Plugin local y OpenAI opcional.</w:t>
+            </w:r>
+          </w:p>
+        </w:tc>
+      </w:tr>
+      <w:tr>
+        <w:tc>
+          <w:tcPr>
+            <w:tcW w:type="dxa" w:w="5040"/>
+            <w:vAlign w:val="center"/>
+          </w:tcPr>
+          <w:p>
+            <w:r/>
+            <w:r>
+              <w:rPr>
+                <w:b w:val="0"/>
+                <w:sz w:val="18"/>
+              </w:rPr>
+              <w:t>.bak</w:t>
+            </w:r>
+          </w:p>
+        </w:tc>
+        <w:tc>
+          <w:tcPr>
+            <w:tcW w:type="dxa" w:w="5040"/>
+            <w:vAlign w:val="center"/>
+          </w:tcPr>
+          <w:p>
+            <w:r/>
+            <w:r>
+              <w:rPr>
+                <w:b w:val="0"/>
+                <w:sz w:val="18"/>
+              </w:rPr>
+              <w:t>SQL Server externo y rutas compartidas.</w:t>
+            </w:r>
+          </w:p>
+        </w:tc>
+      </w:tr>
+    </w:tbl>
+    <w:p/>
+    <w:p>
+      <w:pPr>
+        <w:pStyle w:val="Heading1"/>
+      </w:pPr>
+      <w:r>
+        <w:t>3. Vistas arquitectónicas</w:t>
+      </w:r>
+    </w:p>
+    <w:p>
+      <w:pPr>
+        <w:pStyle w:val="ListBullet"/>
+      </w:pPr>
+      <w:r>
+        <w:t>Vista lógica: componentes React, rutas Fastify, servicios, adaptadores y persistencia.</w:t>
+      </w:r>
+    </w:p>
+    <w:p>
+      <w:pPr>
+        <w:pStyle w:val="ListBullet"/>
+      </w:pPr>
+      <w:r>
+        <w:t>Vista de procesos: jobs persistidos, lotes, progreso, errores y próxima ejecución.</w:t>
+      </w:r>
+    </w:p>
+    <w:p>
+      <w:pPr>
+        <w:pStyle w:val="ListBullet"/>
+      </w:pPr>
+      <w:r>
+        <w:t>Vista de implementación: carpetas frontend, backend, vscode-extension y release-assets.</w:t>
+      </w:r>
+    </w:p>
+    <w:p>
+      <w:pPr>
+        <w:pStyle w:val="ListBullet"/>
+      </w:pPr>
+      <w:r>
+        <w:t>Vista de despliegue: Render, Supabase/PostgreSQL, OpenAI opcional y SQL Server externo para .bak.</w:t>
+      </w:r>
+    </w:p>
+    <w:p/>
+    <w:p>
+      <w:r>
+        <w:drawing>
+          <wp:inline xmlns:a="http://schemas.openxmlformats.org/drawingml/2006/main" xmlns:pic="http://schemas.openxmlformats.org/drawingml/2006/picture">
+            <wp:extent cx="6126480" cy="3719649"/>
+            <wp:docPr id="3" name="Picture 3"/>
+            <wp:cNvGraphicFramePr>
+              <a:graphicFrameLocks noChangeAspect="1"/>
+            </wp:cNvGraphicFramePr>
+            <a:graphic>
+              <a:graphicData uri="http://schemas.openxmlformats.org/drawingml/2006/picture">
+                <pic:pic>
+                  <pic:nvPicPr>
+                    <pic:cNvPr id="0" name="data_model.png"/>
+                    <pic:cNvPicPr/>
+                  </pic:nvPicPr>
+                  <pic:blipFill>
+                    <a:blip r:embed="rId11"/>
+                    <a:stretch>
+                      <a:fillRect/>
+                    </a:stretch>
+                  </pic:blipFill>
+                  <pic:spPr>
+                    <a:xfrm>
+                      <a:off x="0" y="0"/>
+                      <a:ext cx="6126480" cy="3719649"/>
+                    </a:xfrm>
+                    <a:prstGeom prst="rect"/>
+                  </pic:spPr>
+                </pic:pic>
+              </a:graphicData>
+            </a:graphic>
+          </wp:inline>
+        </w:drawing>
+      </w:r>
+    </w:p>
+    <w:p>
+      <w:pPr>
+        <w:jc w:val="center"/>
+      </w:pPr>
+      <w:r>
+        <w:rPr>
+          <w:i/>
+          <w:sz w:val="18"/>
+        </w:rPr>
+        <w:t>Figura 2. Modelo lógico persistido en PostgreSQL/Supabase.</w:t>
+      </w:r>
+    </w:p>
+    <w:p/>
+    <w:p>
+      <w:r>
+        <w:drawing>
+          <wp:inline xmlns:a="http://schemas.openxmlformats.org/drawingml/2006/main" xmlns:pic="http://schemas.openxmlformats.org/drawingml/2006/picture">
+            <wp:extent cx="6126480" cy="3719649"/>
+            <wp:docPr id="4" name="Picture 4"/>
+            <wp:cNvGraphicFramePr>
+              <a:graphicFrameLocks noChangeAspect="1"/>
+            </wp:cNvGraphicFramePr>
+            <a:graphic>
+              <a:graphicData uri="http://schemas.openxmlformats.org/drawingml/2006/picture">
+                <pic:pic>
+                  <pic:nvPicPr>
+                    <pic:cNvPr id="0" name="sequence.png"/>
+                    <pic:cNvPicPr/>
+                  </pic:nvPicPr>
+                  <pic:blipFill>
+                    <a:blip r:embed="rId12"/>
+                    <a:stretch>
+                      <a:fillRect/>
+                    </a:stretch>
+                  </pic:blipFill>
+                  <pic:spPr>
+                    <a:xfrm>
+                      <a:off x="0" y="0"/>
+                      <a:ext cx="6126480" cy="3719649"/>
+                    </a:xfrm>
+                    <a:prstGeom prst="rect"/>
+                  </pic:spPr>
+                </pic:pic>
+              </a:graphicData>
+            </a:graphic>
+          </wp:inline>
+        </w:drawing>
+      </w:r>
+    </w:p>
+    <w:p>
+      <w:pPr>
+        <w:jc w:val="center"/>
+      </w:pPr>
+      <w:r>
+        <w:rPr>
+          <w:i/>
+          <w:sz w:val="18"/>
+        </w:rPr>
+        <w:t>Figura 3. Vista de proceso de replicación.</w:t>
+      </w:r>
+    </w:p>
+    <w:p/>
+    <w:p>
+      <w:r>
+        <w:drawing>
+          <wp:inline xmlns:a="http://schemas.openxmlformats.org/drawingml/2006/main" xmlns:pic="http://schemas.openxmlformats.org/drawingml/2006/picture">
+            <wp:extent cx="6126480" cy="3719649"/>
+            <wp:docPr id="5" name="Picture 5"/>
+            <wp:cNvGraphicFramePr>
+              <a:graphicFrameLocks noChangeAspect="1"/>
+            </wp:cNvGraphicFramePr>
+            <a:graphic>
+              <a:graphicData uri="http://schemas.openxmlformats.org/drawingml/2006/picture">
+                <pic:pic>
+                  <pic:nvPicPr>
+                    <pic:cNvPr id="0" name="deployment.png"/>
+                    <pic:cNvPicPr/>
+                  </pic:nvPicPr>
+                  <pic:blipFill>
+                    <a:blip r:embed="rId13"/>
+                    <a:stretch>
+                      <a:fillRect/>
+                    </a:stretch>
+                  </pic:blipFill>
+                  <pic:spPr>
+                    <a:xfrm>
+                      <a:off x="0" y="0"/>
+                      <a:ext cx="6126480" cy="3719649"/>
+                    </a:xfrm>
+                    <a:prstGeom prst="rect"/>
+                  </pic:spPr>
+                </pic:pic>
+              </a:graphicData>
+            </a:graphic>
+          </wp:inline>
+        </w:drawing>
+      </w:r>
+    </w:p>
+    <w:p>
+      <w:pPr>
+        <w:jc w:val="center"/>
+      </w:pPr>
+      <w:r>
+        <w:rPr>
+          <w:i/>
+          <w:sz w:val="18"/>
+        </w:rPr>
+        <w:t>Figura 4. Despliegue objetivo.</w:t>
+      </w:r>
+    </w:p>
+    <w:p>
+      <w:pPr>
+        <w:pStyle w:val="Heading1"/>
+      </w:pPr>
+      <w:r>
+        <w:t>4. Seguridad y calidad</w:t>
+      </w:r>
+    </w:p>
+    <w:tbl>
+      <w:tblPr>
+        <w:tblStyle w:val="TableGrid"/>
+        <w:tblW w:type="auto" w:w="0"/>
+        <w:jc w:val="center"/>
+        <w:tblLook w:firstColumn="1" w:firstRow="1" w:lastColumn="0" w:lastRow="0" w:noHBand="0" w:noVBand="1" w:val="04A0"/>
+      </w:tblPr>
+      <w:tblGrid>
+        <w:gridCol w:w="5040"/>
+        <w:gridCol w:w="5040"/>
+      </w:tblGrid>
+      <w:tr>
+        <w:tc>
+          <w:tcPr>
+            <w:tcW w:type="dxa" w:w="5040"/>
+            <w:vAlign w:val="center"/>
+          </w:tcPr>
+          <w:p>
+            <w:r/>
+            <w:r>
+              <w:rPr>
+                <w:b/>
+                <w:sz w:val="18"/>
+              </w:rPr>
+              <w:t>Riesgo</w:t>
+            </w:r>
+          </w:p>
+        </w:tc>
+        <w:tc>
+          <w:tcPr>
+            <w:tcW w:type="dxa" w:w="5040"/>
+            <w:vAlign w:val="center"/>
+          </w:tcPr>
+          <w:p>
+            <w:r/>
+            <w:r>
+              <w:rPr>
+                <w:b/>
+                <w:sz w:val="18"/>
+              </w:rPr>
+              <w:t>Control</w:t>
+            </w:r>
+          </w:p>
+        </w:tc>
+      </w:tr>
+      <w:tr>
+        <w:tc>
+          <w:tcPr>
+            <w:tcW w:type="dxa" w:w="5040"/>
+            <w:vAlign w:val="center"/>
+          </w:tcPr>
+          <w:p>
+            <w:r/>
+            <w:r>
+              <w:rPr>
+                <w:b w:val="0"/>
+                <w:sz w:val="18"/>
+              </w:rPr>
+              <w:t>Acceso no autorizado</w:t>
+            </w:r>
+          </w:p>
+        </w:tc>
+        <w:tc>
+          <w:tcPr>
+            <w:tcW w:type="dxa" w:w="5040"/>
+            <w:vAlign w:val="center"/>
+          </w:tcPr>
+          <w:p>
+            <w:r/>
+            <w:r>
+              <w:rPr>
+                <w:b w:val="0"/>
+                <w:sz w:val="18"/>
+              </w:rPr>
+              <w:t>JWT y middleware authenticate.</w:t>
+            </w:r>
+          </w:p>
+        </w:tc>
+      </w:tr>
+      <w:tr>
+        <w:tc>
+          <w:tcPr>
+            <w:tcW w:type="dxa" w:w="5040"/>
+            <w:vAlign w:val="center"/>
+          </w:tcPr>
+          <w:p>
+            <w:r/>
+            <w:r>
+              <w:rPr>
+                <w:b w:val="0"/>
+                <w:sz w:val="18"/>
+              </w:rPr>
+              <w:t>Abuso de API</w:t>
+            </w:r>
+          </w:p>
+        </w:tc>
+        <w:tc>
+          <w:tcPr>
+            <w:tcW w:type="dxa" w:w="5040"/>
+            <w:vAlign w:val="center"/>
+          </w:tcPr>
+          <w:p>
+            <w:r/>
+            <w:r>
+              <w:rPr>
+                <w:b w:val="0"/>
+                <w:sz w:val="18"/>
+              </w:rPr>
+              <w:t>Rate limit.</w:t>
+            </w:r>
+          </w:p>
+        </w:tc>
+      </w:tr>
+      <w:tr>
+        <w:tc>
+          <w:tcPr>
+            <w:tcW w:type="dxa" w:w="5040"/>
+            <w:vAlign w:val="center"/>
+          </w:tcPr>
+          <w:p>
+            <w:r/>
+            <w:r>
+              <w:rPr>
+                <w:b w:val="0"/>
+                <w:sz w:val="18"/>
+              </w:rPr>
+              <w:t>Exposición de credenciales</w:t>
+            </w:r>
+          </w:p>
+        </w:tc>
+        <w:tc>
+          <w:tcPr>
+            <w:tcW w:type="dxa" w:w="5040"/>
+            <w:vAlign w:val="center"/>
+          </w:tcPr>
+          <w:p>
+            <w:r/>
+            <w:r>
+              <w:rPr>
+                <w:b w:val="0"/>
+                <w:sz w:val="18"/>
+              </w:rPr>
+              <w:t>AES-256-GCM y objetos públicos sin secretos.</w:t>
+            </w:r>
+          </w:p>
+        </w:tc>
+      </w:tr>
+      <w:tr>
+        <w:tc>
+          <w:tcPr>
+            <w:tcW w:type="dxa" w:w="5040"/>
+            <w:vAlign w:val="center"/>
+          </w:tcPr>
+          <w:p>
+            <w:r/>
+            <w:r>
+              <w:rPr>
+                <w:b w:val="0"/>
+                <w:sz w:val="18"/>
+              </w:rPr>
+              <w:t>Carga maliciosa</w:t>
+            </w:r>
+          </w:p>
+        </w:tc>
+        <w:tc>
+          <w:tcPr>
+            <w:tcW w:type="dxa" w:w="5040"/>
+            <w:vAlign w:val="center"/>
+          </w:tcPr>
+          <w:p>
+            <w:r/>
+            <w:r>
+              <w:rPr>
+                <w:b w:val="0"/>
+                <w:sz w:val="18"/>
+              </w:rPr>
+              <w:t>Validación de extensión, tamaño y contenido.</w:t>
+            </w:r>
+          </w:p>
+        </w:tc>
+      </w:tr>
+      <w:tr>
+        <w:tc>
+          <w:tcPr>
+            <w:tcW w:type="dxa" w:w="5040"/>
+            <w:vAlign w:val="center"/>
+          </w:tcPr>
+          <w:p>
+            <w:r/>
+            <w:r>
+              <w:rPr>
+                <w:b w:val="0"/>
+                <w:sz w:val="18"/>
+              </w:rPr>
+              <w:t>Falla de DATABASE_URL</w:t>
+            </w:r>
+          </w:p>
+        </w:tc>
+        <w:tc>
+          <w:tcPr>
+            <w:tcW w:type="dxa" w:w="5040"/>
+            <w:vAlign w:val="center"/>
+          </w:tcPr>
+          <w:p>
+            <w:r/>
+            <w:r>
+              <w:rPr>
+                <w:b w:val="0"/>
+                <w:sz w:val="18"/>
+              </w:rPr>
+              <w:t>Modo degradado y /api/status.</w:t>
+            </w:r>
+          </w:p>
+        </w:tc>
+      </w:tr>
+    </w:tbl>
+    <w:p/>
+    <w:tbl>
+      <w:tblPr>
+        <w:tblStyle w:val="TableGrid"/>
+        <w:tblW w:type="auto" w:w="0"/>
+        <w:jc w:val="center"/>
+        <w:tblLook w:firstColumn="1" w:firstRow="1" w:lastColumn="0" w:lastRow="0" w:noHBand="0" w:noVBand="1" w:val="04A0"/>
+      </w:tblPr>
+      <w:tblGrid>
+        <w:gridCol w:w="5040"/>
+        <w:gridCol w:w="5040"/>
+      </w:tblGrid>
+      <w:tr>
+        <w:tc>
+          <w:tcPr>
+            <w:tcW w:type="dxa" w:w="5040"/>
+            <w:vAlign w:val="center"/>
+          </w:tcPr>
+          <w:p>
+            <w:r/>
+            <w:r>
+              <w:rPr>
+                <w:b/>
+                <w:sz w:val="18"/>
+              </w:rPr>
+              <w:t>Atributo</w:t>
+            </w:r>
+          </w:p>
+        </w:tc>
+        <w:tc>
+          <w:tcPr>
+            <w:tcW w:type="dxa" w:w="5040"/>
+            <w:vAlign w:val="center"/>
+          </w:tcPr>
+          <w:p>
+            <w:r/>
+            <w:r>
+              <w:rPr>
+                <w:b/>
+                <w:sz w:val="18"/>
+              </w:rPr>
+              <w:t>Respuesta arquitectónica</w:t>
+            </w:r>
+          </w:p>
+        </w:tc>
+      </w:tr>
+      <w:tr>
+        <w:tc>
+          <w:tcPr>
+            <w:tcW w:type="dxa" w:w="5040"/>
+            <w:vAlign w:val="center"/>
+          </w:tcPr>
+          <w:p>
+            <w:r/>
+            <w:r>
+              <w:rPr>
+                <w:b w:val="0"/>
+                <w:sz w:val="18"/>
+              </w:rPr>
+              <w:t>Rendimiento</w:t>
+            </w:r>
+          </w:p>
+        </w:tc>
+        <w:tc>
+          <w:tcPr>
+            <w:tcW w:type="dxa" w:w="5040"/>
+            <w:vAlign w:val="center"/>
+          </w:tcPr>
+          <w:p>
+            <w:r/>
+            <w:r>
+              <w:rPr>
+                <w:b w:val="0"/>
+                <w:sz w:val="18"/>
+              </w:rPr>
+              <w:t>Lotes configurables entre 100 y 10000 registros.</w:t>
+            </w:r>
+          </w:p>
+        </w:tc>
+      </w:tr>
+      <w:tr>
+        <w:tc>
+          <w:tcPr>
+            <w:tcW w:type="dxa" w:w="5040"/>
+            <w:vAlign w:val="center"/>
+          </w:tcPr>
+          <w:p>
+            <w:r/>
+            <w:r>
+              <w:rPr>
+                <w:b w:val="0"/>
+                <w:sz w:val="18"/>
+              </w:rPr>
+              <w:t>Mantenibilidad</w:t>
+            </w:r>
+          </w:p>
+        </w:tc>
+        <w:tc>
+          <w:tcPr>
+            <w:tcW w:type="dxa" w:w="5040"/>
+            <w:vAlign w:val="center"/>
+          </w:tcPr>
+          <w:p>
+            <w:r/>
+            <w:r>
+              <w:rPr>
+                <w:b w:val="0"/>
+                <w:sz w:val="18"/>
+              </w:rPr>
+              <w:t>Separación por rutas, servicios y adaptadores.</w:t>
+            </w:r>
+          </w:p>
+        </w:tc>
+      </w:tr>
+      <w:tr>
+        <w:tc>
+          <w:tcPr>
+            <w:tcW w:type="dxa" w:w="5040"/>
+            <w:vAlign w:val="center"/>
+          </w:tcPr>
+          <w:p>
+            <w:r/>
+            <w:r>
+              <w:rPr>
+                <w:b w:val="0"/>
+                <w:sz w:val="18"/>
+              </w:rPr>
+              <w:t>Portabilidad</w:t>
+            </w:r>
+          </w:p>
+        </w:tc>
+        <w:tc>
+          <w:tcPr>
+            <w:tcW w:type="dxa" w:w="5040"/>
+            <w:vAlign w:val="center"/>
+          </w:tcPr>
+          <w:p>
+            <w:r/>
+            <w:r>
+              <w:rPr>
+                <w:b w:val="0"/>
+                <w:sz w:val="18"/>
+              </w:rPr>
+              <w:t>Variables de entorno y scripts npm.</w:t>
+            </w:r>
+          </w:p>
+        </w:tc>
+      </w:tr>
+      <w:tr>
+        <w:tc>
+          <w:tcPr>
+            <w:tcW w:type="dxa" w:w="5040"/>
+            <w:vAlign w:val="center"/>
+          </w:tcPr>
+          <w:p>
+            <w:r/>
+            <w:r>
+              <w:rPr>
+                <w:b w:val="0"/>
+                <w:sz w:val="18"/>
+              </w:rPr>
+              <w:t>Observabilidad</w:t>
+            </w:r>
+          </w:p>
+        </w:tc>
+        <w:tc>
+          <w:tcPr>
+            <w:tcW w:type="dxa" w:w="5040"/>
+            <w:vAlign w:val="center"/>
+          </w:tcPr>
+          <w:p>
+            <w:r/>
+            <w:r>
+              <w:rPr>
+                <w:b w:val="0"/>
+                <w:sz w:val="18"/>
+              </w:rPr>
+              <w:t>failure_stage, failure_code, failure_cause y recommendation.</w:t>
+            </w:r>
+          </w:p>
+        </w:tc>
+      </w:tr>
+      <w:tr>
+        <w:tc>
+          <w:tcPr>
+            <w:tcW w:type="dxa" w:w="5040"/>
+            <w:vAlign w:val="center"/>
+          </w:tcPr>
+          <w:p>
+            <w:r/>
+            <w:r>
+              <w:rPr>
+                <w:b w:val="0"/>
+                <w:sz w:val="18"/>
+              </w:rPr>
+              <w:t>Escalabilidad</w:t>
+            </w:r>
+          </w:p>
+        </w:tc>
+        <w:tc>
+          <w:tcPr>
+            <w:tcW w:type="dxa" w:w="5040"/>
+            <w:vAlign w:val="center"/>
+          </w:tcPr>
+          <w:p>
+            <w:r/>
+            <w:r>
+              <w:rPr>
+                <w:b w:val="0"/>
+                <w:sz w:val="18"/>
+              </w:rPr>
+              <w:t>Persistencia externa y backend stateless salvo proceso de jobs.</w:t>
+            </w:r>
+          </w:p>
+        </w:tc>
+      </w:tr>
+    </w:tbl>
+    <w:p/>
+    <w:p>
+      <w:pPr>
+        <w:pStyle w:val="Heading1"/>
+      </w:pPr>
+      <w:r>
+        <w:t>5. Decisiones arquitectónicas</w:t>
+      </w:r>
+    </w:p>
+    <w:tbl>
+      <w:tblPr>
+        <w:tblStyle w:val="TableGrid"/>
+        <w:tblW w:type="auto" w:w="0"/>
+        <w:jc w:val="center"/>
+        <w:tblLook w:firstColumn="1" w:firstRow="1" w:lastColumn="0" w:lastRow="0" w:noHBand="0" w:noVBand="1" w:val="04A0"/>
+      </w:tblPr>
+      <w:tblGrid>
+        <w:gridCol w:w="5040"/>
+        <w:gridCol w:w="5040"/>
+      </w:tblGrid>
+      <w:tr>
+        <w:tc>
+          <w:tcPr>
+            <w:tcW w:type="dxa" w:w="5040"/>
+            <w:vAlign w:val="center"/>
+          </w:tcPr>
+          <w:p>
+            <w:r/>
+            <w:r>
+              <w:rPr>
+                <w:b/>
+                <w:sz w:val="18"/>
+              </w:rPr>
+              <w:t>Decisión</w:t>
+            </w:r>
+          </w:p>
+        </w:tc>
+        <w:tc>
+          <w:tcPr>
+            <w:tcW w:type="dxa" w:w="5040"/>
+            <w:vAlign w:val="center"/>
+          </w:tcPr>
+          <w:p>
+            <w:r/>
+            <w:r>
+              <w:rPr>
+                <w:b/>
+                <w:sz w:val="18"/>
+              </w:rPr>
+              <w:t>Motivo</w:t>
+            </w:r>
+          </w:p>
+        </w:tc>
+      </w:tr>
+      <w:tr>
+        <w:tc>
+          <w:tcPr>
+            <w:tcW w:type="dxa" w:w="5040"/>
+            <w:vAlign w:val="center"/>
+          </w:tcPr>
+          <w:p>
+            <w:r/>
+            <w:r>
+              <w:rPr>
+                <w:b w:val="0"/>
+                <w:sz w:val="18"/>
+              </w:rPr>
+              <w:t>Catálogos en PostgreSQL</w:t>
+            </w:r>
+          </w:p>
+        </w:tc>
+        <w:tc>
+          <w:tcPr>
+            <w:tcW w:type="dxa" w:w="5040"/>
+            <w:vAlign w:val="center"/>
+          </w:tcPr>
+          <w:p>
+            <w:r/>
+            <w:r>
+              <w:rPr>
+                <w:b w:val="0"/>
+                <w:sz w:val="18"/>
+              </w:rPr>
+              <w:t>Render no garantiza disco persistente.</w:t>
+            </w:r>
+          </w:p>
+        </w:tc>
+      </w:tr>
+      <w:tr>
+        <w:tc>
+          <w:tcPr>
+            <w:tcW w:type="dxa" w:w="5040"/>
+            <w:vAlign w:val="center"/>
+          </w:tcPr>
+          <w:p>
+            <w:r/>
+            <w:r>
+              <w:rPr>
+                <w:b w:val="0"/>
+                <w:sz w:val="18"/>
+              </w:rPr>
+              <w:t>Fastify</w:t>
+            </w:r>
+          </w:p>
+        </w:tc>
+        <w:tc>
+          <w:tcPr>
+            <w:tcW w:type="dxa" w:w="5040"/>
+            <w:vAlign w:val="center"/>
+          </w:tcPr>
+          <w:p>
+            <w:r/>
+            <w:r>
+              <w:rPr>
+                <w:b w:val="0"/>
+                <w:sz w:val="18"/>
+              </w:rPr>
+              <w:t>API ligera con plugins de seguridad.</w:t>
+            </w:r>
+          </w:p>
+        </w:tc>
+      </w:tr>
+      <w:tr>
+        <w:tc>
+          <w:tcPr>
+            <w:tcW w:type="dxa" w:w="5040"/>
+            <w:vAlign w:val="center"/>
+          </w:tcPr>
+          <w:p>
+            <w:r/>
+            <w:r>
+              <w:rPr>
+                <w:b w:val="0"/>
+                <w:sz w:val="18"/>
+              </w:rPr>
+              <w:t>React/Vite</w:t>
+            </w:r>
+          </w:p>
+        </w:tc>
+        <w:tc>
+          <w:tcPr>
+            <w:tcW w:type="dxa" w:w="5040"/>
+            <w:vAlign w:val="center"/>
+          </w:tcPr>
+          <w:p>
+            <w:r/>
+            <w:r>
+              <w:rPr>
+                <w:b w:val="0"/>
+                <w:sz w:val="18"/>
+              </w:rPr>
+              <w:t>Desarrollo rápido y build estático.</w:t>
+            </w:r>
+          </w:p>
+        </w:tc>
+      </w:tr>
+      <w:tr>
+        <w:tc>
+          <w:tcPr>
+            <w:tcW w:type="dxa" w:w="5040"/>
+            <w:vAlign w:val="center"/>
+          </w:tcPr>
+          <w:p>
+            <w:r/>
+            <w:r>
+              <w:rPr>
+                <w:b w:val="0"/>
+                <w:sz w:val="18"/>
+              </w:rPr>
+              <w:t>Extensión VS Code</w:t>
+            </w:r>
+          </w:p>
+        </w:tc>
+        <w:tc>
+          <w:tcPr>
+            <w:tcW w:type="dxa" w:w="5040"/>
+            <w:vAlign w:val="center"/>
+          </w:tcPr>
+          <w:p>
+            <w:r/>
+            <w:r>
+              <w:rPr>
+                <w:b w:val="0"/>
+                <w:sz w:val="18"/>
+              </w:rPr>
+              <w:t>Facilita demostración y navegación técnica.</w:t>
+            </w:r>
+          </w:p>
+        </w:tc>
+      </w:tr>
+      <w:tr>
+        <w:tc>
+          <w:tcPr>
+            <w:tcW w:type="dxa" w:w="5040"/>
+            <w:vAlign w:val="center"/>
+          </w:tcPr>
+          <w:p>
+            <w:r/>
+            <w:r>
+              <w:rPr>
+                <w:b w:val="0"/>
+                <w:sz w:val="18"/>
+              </w:rPr>
+              <w:t>Skill Codex</w:t>
+            </w:r>
+          </w:p>
+        </w:tc>
+        <w:tc>
+          <w:tcPr>
+            <w:tcW w:type="dxa" w:w="5040"/>
+            <w:vAlign w:val="center"/>
+          </w:tcPr>
+          <w:p>
+            <w:r/>
+            <w:r>
+              <w:rPr>
+                <w:b w:val="0"/>
+                <w:sz w:val="18"/>
+              </w:rPr>
+              <w:t>Reutiliza conocimiento fuera de la app.</w:t>
+            </w:r>
+          </w:p>
+        </w:tc>
+      </w:tr>
+    </w:tbl>
+    <w:p/>
+    <w:p>
+      <w:pPr>
+        <w:pStyle w:val="Heading1"/>
+      </w:pPr>
+      <w:r>
+        <w:t>6. Conclusión</w:t>
+      </w:r>
+    </w:p>
+    <w:p>
+      <w:r>
+        <w:t>La arquitectura documentada corresponde a la implementación real y distingue núcleo estable, dependencias opcionales y evoluciones futuras.</w:t>
+      </w:r>
+    </w:p>
+    <w:p>
+      <w:r>
+        <w:br w:type="page"/>
+      </w:r>
+    </w:p>
+    <w:p>
+      <w:pPr>
+        <w:pStyle w:val="Heading1"/>
+      </w:pPr>
+      <w:r>
+        <w:t>7. Descomposición de componentes</w:t>
       </w:r>
     </w:p>
     <w:tbl>
@@ -1099,16 +1621,12 @@
         <w:tc>
           <w:tcPr>
             <w:tcW w:type="dxa" w:w="3360"/>
-            <w:vAlign w:val="center"/>
-            <w:shd w:fill="1F4E79"/>
           </w:tcPr>
           <w:p>
-            <w:r/>
             <w:r>
               <w:rPr>
                 <w:b/>
-                <w:color w:val="FFFFFF"/>
-                <w:sz w:val="17"/>
+                <w:sz w:val="18"/>
               </w:rPr>
               <w:t>Componente</w:t>
             </w:r>
@@ -1117,16 +1635,12 @@
         <w:tc>
           <w:tcPr>
             <w:tcW w:type="dxa" w:w="3360"/>
-            <w:vAlign w:val="center"/>
-            <w:shd w:fill="1F4E79"/>
           </w:tcPr>
           <w:p>
-            <w:r/>
             <w:r>
               <w:rPr>
                 <w:b/>
-                <w:color w:val="FFFFFF"/>
-                <w:sz w:val="17"/>
+                <w:sz w:val="18"/>
               </w:rPr>
               <w:t>Responsabilidad</w:t>
             </w:r>
@@ -1135,18 +1649,14 @@
         <w:tc>
           <w:tcPr>
             <w:tcW w:type="dxa" w:w="3360"/>
-            <w:vAlign w:val="center"/>
-            <w:shd w:fill="1F4E79"/>
           </w:tcPr>
           <w:p>
-            <w:r/>
             <w:r>
               <w:rPr>
                 <w:b/>
-                <w:color w:val="FFFFFF"/>
-                <w:sz w:val="17"/>
+                <w:sz w:val="18"/>
               </w:rPr>
-              <w:t>Archivo</w:t>
+              <w:t>Dependencias</w:t>
             </w:r>
           </w:p>
         </w:tc>
@@ -1155,48 +1665,39 @@
         <w:tc>
           <w:tcPr>
             <w:tcW w:type="dxa" w:w="3360"/>
-            <w:vAlign w:val="center"/>
           </w:tcPr>
           <w:p>
-            <w:r/>
             <w:r>
               <w:rPr>
-                <w:b w:val="0"/>
-                <w:sz w:val="17"/>
+                <w:sz w:val="18"/>
               </w:rPr>
-              <w:t>App/Routes</w:t>
+              <w:t>AuthContext</w:t>
             </w:r>
           </w:p>
         </w:tc>
         <w:tc>
           <w:tcPr>
             <w:tcW w:type="dxa" w:w="3360"/>
-            <w:vAlign w:val="center"/>
           </w:tcPr>
           <w:p>
-            <w:r/>
             <w:r>
               <w:rPr>
-                <w:b w:val="0"/>
-                <w:sz w:val="17"/>
+                <w:sz w:val="18"/>
               </w:rPr>
-              <w:t>Define landing, login, registro, dashboard y admin.</w:t>
+              <w:t>Mantener sesión y token en frontend.</w:t>
             </w:r>
           </w:p>
         </w:tc>
         <w:tc>
           <w:tcPr>
             <w:tcW w:type="dxa" w:w="3360"/>
-            <w:vAlign w:val="center"/>
           </w:tcPr>
           <w:p>
-            <w:r/>
             <w:r>
               <w:rPr>
-                <w:b w:val="0"/>
-                <w:sz w:val="17"/>
+                <w:sz w:val="18"/>
               </w:rPr>
-              <w:t>frontend/src/App.tsx</w:t>
+              <w:t>api.ts y localStorage.</w:t>
             </w:r>
           </w:p>
         </w:tc>
@@ -1205,14 +1706,11 @@
         <w:tc>
           <w:tcPr>
             <w:tcW w:type="dxa" w:w="3360"/>
-            <w:vAlign w:val="center"/>
           </w:tcPr>
           <w:p>
-            <w:r/>
             <w:r>
               <w:rPr>
-                <w:b w:val="0"/>
-                <w:sz w:val="17"/>
+                <w:sz w:val="18"/>
               </w:rPr>
               <w:t>ConfigurationForm</w:t>
             </w:r>
@@ -1221,32 +1719,26 @@
         <w:tc>
           <w:tcPr>
             <w:tcW w:type="dxa" w:w="3360"/>
-            <w:vAlign w:val="center"/>
           </w:tcPr>
           <w:p>
-            <w:r/>
             <w:r>
               <w:rPr>
-                <w:b w:val="0"/>
-                <w:sz w:val="17"/>
+                <w:sz w:val="18"/>
               </w:rPr>
-              <w:t>Carga de archivos y deteccion de motor.</w:t>
+              <w:t>Validar y subir archivos de base.</w:t>
             </w:r>
           </w:p>
         </w:tc>
         <w:tc>
           <w:tcPr>
             <w:tcW w:type="dxa" w:w="3360"/>
-            <w:vAlign w:val="center"/>
           </w:tcPr>
           <w:p>
-            <w:r/>
             <w:r>
               <w:rPr>
-                <w:b w:val="0"/>
-                <w:sz w:val="17"/>
+                <w:sz w:val="18"/>
               </w:rPr>
-              <w:t>frontend/src/components/ConfigurationForm.tsx</w:t>
+              <w:t>databaseFileDetector y API /configurations.</w:t>
             </w:r>
           </w:p>
         </w:tc>
@@ -1255,14 +1747,11 @@
         <w:tc>
           <w:tcPr>
             <w:tcW w:type="dxa" w:w="3360"/>
-            <w:vAlign w:val="center"/>
           </w:tcPr>
           <w:p>
-            <w:r/>
             <w:r>
               <w:rPr>
-                <w:b w:val="0"/>
-                <w:sz w:val="17"/>
+                <w:sz w:val="18"/>
               </w:rPr>
               <w:t>ReplicationPanel</w:t>
             </w:r>
@@ -1271,32 +1760,26 @@
         <w:tc>
           <w:tcPr>
             <w:tcW w:type="dxa" w:w="3360"/>
-            <w:vAlign w:val="center"/>
           </w:tcPr>
           <w:p>
-            <w:r/>
             <w:r>
               <w:rPr>
-                <w:b w:val="0"/>
-                <w:sz w:val="17"/>
+                <w:sz w:val="18"/>
               </w:rPr>
-              <w:t>Wizard de replicacion y tabla de actividad.</w:t>
+              <w:t>Configurar tablas, mapeos, modos, programación e historial.</w:t>
             </w:r>
           </w:p>
         </w:tc>
         <w:tc>
           <w:tcPr>
             <w:tcW w:type="dxa" w:w="3360"/>
-            <w:vAlign w:val="center"/>
           </w:tcPr>
           <w:p>
-            <w:r/>
             <w:r>
               <w:rPr>
-                <w:b w:val="0"/>
-                <w:sz w:val="17"/>
+                <w:sz w:val="18"/>
               </w:rPr>
-              <w:t>frontend/src/components/ReplicationPanel.tsx</w:t>
+              <w:t>API /replications y componentes de UI.</w:t>
             </w:r>
           </w:p>
         </w:tc>
@@ -1305,48 +1788,39 @@
         <w:tc>
           <w:tcPr>
             <w:tcW w:type="dxa" w:w="3360"/>
-            <w:vAlign w:val="center"/>
           </w:tcPr>
           <w:p>
-            <w:r/>
             <w:r>
               <w:rPr>
-                <w:b w:val="0"/>
-                <w:sz w:val="17"/>
+                <w:sz w:val="18"/>
               </w:rPr>
-              <w:t>api.ts</w:t>
+              <w:t>NexusChatbox</w:t>
             </w:r>
           </w:p>
         </w:tc>
         <w:tc>
           <w:tcPr>
             <w:tcW w:type="dxa" w:w="3360"/>
-            <w:vAlign w:val="center"/>
           </w:tcPr>
           <w:p>
-            <w:r/>
             <w:r>
               <w:rPr>
-                <w:b w:val="0"/>
-                <w:sz w:val="17"/>
+                <w:sz w:val="18"/>
               </w:rPr>
-              <w:t>Cliente HTTP con token y manejo de errores.</w:t>
+              <w:t>Ofrecer asistencia contextual.</w:t>
             </w:r>
           </w:p>
         </w:tc>
         <w:tc>
           <w:tcPr>
             <w:tcW w:type="dxa" w:w="3360"/>
-            <w:vAlign w:val="center"/>
           </w:tcPr>
           <w:p>
-            <w:r/>
             <w:r>
               <w:rPr>
-                <w:b w:val="0"/>
-                <w:sz w:val="17"/>
+                <w:sz w:val="18"/>
               </w:rPr>
-              <w:t>frontend/src/services/api.ts</w:t>
+              <w:t>databaseNexusAssistantPlugin y /assistant/chat.</w:t>
             </w:r>
           </w:p>
         </w:tc>
@@ -1355,14 +1829,11 @@
         <w:tc>
           <w:tcPr>
             <w:tcW w:type="dxa" w:w="3360"/>
-            <w:vAlign w:val="center"/>
           </w:tcPr>
           <w:p>
-            <w:r/>
             <w:r>
               <w:rPr>
-                <w:b w:val="0"/>
-                <w:sz w:val="17"/>
+                <w:sz w:val="18"/>
               </w:rPr>
               <w:t>configurationRoutes</w:t>
             </w:r>
@@ -1371,32 +1842,26 @@
         <w:tc>
           <w:tcPr>
             <w:tcW w:type="dxa" w:w="3360"/>
-            <w:vAlign w:val="center"/>
           </w:tcPr>
           <w:p>
-            <w:r/>
             <w:r>
               <w:rPr>
-                <w:b w:val="0"/>
-                <w:sz w:val="17"/>
+                <w:sz w:val="18"/>
               </w:rPr>
-              <w:t>Importacion, CRUD, prueba y exportacion de bases.</w:t>
+              <w:t>Gestionar configuraciones y exportaciones.</w:t>
             </w:r>
           </w:p>
         </w:tc>
         <w:tc>
           <w:tcPr>
             <w:tcW w:type="dxa" w:w="3360"/>
-            <w:vAlign w:val="center"/>
           </w:tcPr>
           <w:p>
-            <w:r/>
             <w:r>
               <w:rPr>
-                <w:b w:val="0"/>
-                <w:sz w:val="17"/>
+                <w:sz w:val="18"/>
               </w:rPr>
-              <w:t>backend/src/routes/configurations.ts</w:t>
+              <w:t>dbConfigService y fileCatalog.</w:t>
             </w:r>
           </w:p>
         </w:tc>
@@ -1405,48 +1870,39 @@
         <w:tc>
           <w:tcPr>
             <w:tcW w:type="dxa" w:w="3360"/>
-            <w:vAlign w:val="center"/>
           </w:tcPr>
           <w:p>
-            <w:r/>
             <w:r>
               <w:rPr>
-                <w:b w:val="0"/>
-                <w:sz w:val="17"/>
+                <w:sz w:val="18"/>
               </w:rPr>
-              <w:t>replicationRoutes</w:t>
+              <w:t>replicationService</w:t>
             </w:r>
           </w:p>
         </w:tc>
         <w:tc>
           <w:tcPr>
             <w:tcW w:type="dxa" w:w="3360"/>
-            <w:vAlign w:val="center"/>
           </w:tcPr>
           <w:p>
-            <w:r/>
             <w:r>
               <w:rPr>
-                <w:b w:val="0"/>
-                <w:sz w:val="17"/>
+                <w:sz w:val="18"/>
               </w:rPr>
-              <w:t>Preview, start, stop, resume, retry y report.</w:t>
+              <w:t>Ejecutar trabajos por lotes y persistir progreso.</w:t>
             </w:r>
           </w:p>
         </w:tc>
         <w:tc>
           <w:tcPr>
             <w:tcW w:type="dxa" w:w="3360"/>
-            <w:vAlign w:val="center"/>
           </w:tcPr>
           <w:p>
-            <w:r/>
             <w:r>
               <w:rPr>
-                <w:b w:val="0"/>
-                <w:sz w:val="17"/>
+                <w:sz w:val="18"/>
               </w:rPr>
-              <w:t>backend/src/routes/replication.ts</w:t>
+              <w:t>connectionManager, adapters y database.ts.</w:t>
             </w:r>
           </w:p>
         </w:tc>
@@ -1455,48 +1911,39 @@
         <w:tc>
           <w:tcPr>
             <w:tcW w:type="dxa" w:w="3360"/>
-            <w:vAlign w:val="center"/>
           </w:tcPr>
           <w:p>
-            <w:r/>
             <w:r>
               <w:rPr>
-                <w:b w:val="0"/>
-                <w:sz w:val="17"/>
+                <w:sz w:val="18"/>
               </w:rPr>
-              <w:t>replicationService</w:t>
+              <w:t>fileCatalog</w:t>
             </w:r>
           </w:p>
         </w:tc>
         <w:tc>
           <w:tcPr>
             <w:tcW w:type="dxa" w:w="3360"/>
-            <w:vAlign w:val="center"/>
           </w:tcPr>
           <w:p>
-            <w:r/>
             <w:r>
               <w:rPr>
-                <w:b w:val="0"/>
-                <w:sz w:val="17"/>
+                <w:sz w:val="18"/>
               </w:rPr>
-              <w:t>Jobs, lotes, mapeo, diagnostico y programacion.</w:t>
+              <w:t>Importar, comprimir, leer, actualizar y exportar catálogos.</w:t>
             </w:r>
           </w:p>
         </w:tc>
         <w:tc>
           <w:tcPr>
             <w:tcW w:type="dxa" w:w="3360"/>
-            <w:vAlign w:val="center"/>
           </w:tcPr>
           <w:p>
-            <w:r/>
             <w:r>
               <w:rPr>
-                <w:b w:val="0"/>
-                <w:sz w:val="17"/>
+                <w:sz w:val="18"/>
               </w:rPr>
-              <w:t>backend/src/services/replicationService.ts</w:t>
+              <w:t>xlsx, sqlite3 y PostgreSQL.</w:t>
             </w:r>
           </w:p>
         </w:tc>
@@ -1505,98 +1952,39 @@
         <w:tc>
           <w:tcPr>
             <w:tcW w:type="dxa" w:w="3360"/>
-            <w:vAlign w:val="center"/>
           </w:tcPr>
           <w:p>
-            <w:r/>
             <w:r>
               <w:rPr>
-                <w:b w:val="0"/>
-                <w:sz w:val="17"/>
+                <w:sz w:val="18"/>
               </w:rPr>
-              <w:t>fileCatalog</w:t>
+              <w:t>vscode-extension</w:t>
             </w:r>
           </w:p>
         </w:tc>
         <w:tc>
           <w:tcPr>
             <w:tcW w:type="dxa" w:w="3360"/>
-            <w:vAlign w:val="center"/>
           </w:tcPr>
           <w:p>
-            <w:r/>
             <w:r>
               <w:rPr>
-                <w:b w:val="0"/>
-                <w:sz w:val="17"/>
+                <w:sz w:val="18"/>
               </w:rPr>
-              <w:t>Normalizacion e import/export de archivos.</w:t>
+              <w:t>Abrir y validar archivos de integración.</w:t>
             </w:r>
           </w:p>
         </w:tc>
         <w:tc>
           <w:tcPr>
             <w:tcW w:type="dxa" w:w="3360"/>
-            <w:vAlign w:val="center"/>
           </w:tcPr>
           <w:p>
-            <w:r/>
             <w:r>
               <w:rPr>
-                <w:b w:val="0"/>
-                <w:sz w:val="17"/>
+                <w:sz w:val="18"/>
               </w:rPr>
-              <w:t>backend/src/services/fileCatalog.ts</w:t>
-            </w:r>
-          </w:p>
-        </w:tc>
-      </w:tr>
-      <w:tr>
-        <w:tc>
-          <w:tcPr>
-            <w:tcW w:type="dxa" w:w="3360"/>
-            <w:vAlign w:val="center"/>
-          </w:tcPr>
-          <w:p>
-            <w:r/>
-            <w:r>
-              <w:rPr>
-                <w:b w:val="0"/>
-                <w:sz w:val="17"/>
-              </w:rPr>
-              <w:t>DatabaseAdapter</w:t>
-            </w:r>
-          </w:p>
-        </w:tc>
-        <w:tc>
-          <w:tcPr>
-            <w:tcW w:type="dxa" w:w="3360"/>
-            <w:vAlign w:val="center"/>
-          </w:tcPr>
-          <w:p>
-            <w:r/>
-            <w:r>
-              <w:rPr>
-                <w:b w:val="0"/>
-                <w:sz w:val="17"/>
-              </w:rPr>
-              <w:t>Interfaz comun por motor.</w:t>
-            </w:r>
-          </w:p>
-        </w:tc>
-        <w:tc>
-          <w:tcPr>
-            <w:tcW w:type="dxa" w:w="3360"/>
-            <w:vAlign w:val="center"/>
-          </w:tcPr>
-          <w:p>
-            <w:r/>
-            <w:r>
-              <w:rPr>
-                <w:b w:val="0"/>
-                <w:sz w:val="17"/>
-              </w:rPr>
-              <w:t>backend/src/adapters/DatabaseAdapter.ts</w:t>
+              <w:t>VS Code API.</w:t>
             </w:r>
           </w:p>
         </w:tc>
@@ -1608,437 +1996,7 @@
         <w:pStyle w:val="Heading1"/>
       </w:pPr>
       <w:r>
-        <w:rPr>
-          <w:rFonts w:ascii="Arial" w:hAnsi="Arial"/>
-          <w:sz w:val="20"/>
-        </w:rPr>
-        <w:t>4. Flujo de datos</w:t>
-      </w:r>
-    </w:p>
-    <w:p>
-      <w:r>
-        <w:rPr>
-          <w:rFonts w:ascii="Arial" w:hAnsi="Arial"/>
-          <w:b/>
-          <w:sz w:val="20"/>
-        </w:rPr>
-        <w:t>Flujo de replicacion</w:t>
-      </w:r>
-    </w:p>
-    <w:p>
-      <w:pPr>
-        <w:pStyle w:val="NoSpacing"/>
-      </w:pPr>
-      <w:r>
-        <w:rPr>
-          <w:rFonts w:ascii="Consolas" w:hAnsi="Consolas" w:eastAsia="Consolas"/>
-          <w:sz w:val="16"/>
-        </w:rPr>
-        <w:t>```mermaid</w:t>
-        <w:br/>
-        <w:t>flowchart LR</w:t>
-        <w:br/>
-        <w:t xml:space="preserve">  A[Importar o seleccionar base origen] --&gt; B[Importar o seleccionar destino]</w:t>
-        <w:br/>
-        <w:t xml:space="preserve">  B --&gt; C[Listar tablas y columnas]</w:t>
-        <w:br/>
-        <w:t xml:space="preserve">  C --&gt; D[Seleccionar tablas]</w:t>
-        <w:br/>
-        <w:t xml:space="preserve">  D --&gt; E[Mapear columnas y conversiones]</w:t>
-        <w:br/>
-        <w:t xml:space="preserve">  E --&gt; F[Vista previa y validacion]</w:t>
-        <w:br/>
-        <w:t xml:space="preserve">  F --&gt; G[Ejecutar o programar]</w:t>
-        <w:br/>
-        <w:t xml:space="preserve">  G --&gt; H[Monitorear progreso]</w:t>
-        <w:br/>
-        <w:t xml:space="preserve">  H --&gt; I[Descargar reporte o base modificada]</w:t>
-        <w:br/>
-        <w:t>```</w:t>
-      </w:r>
-    </w:p>
-    <w:p/>
-    <w:p>
-      <w:pPr>
-        <w:pStyle w:val="Heading1"/>
-      </w:pPr>
-      <w:r>
-        <w:rPr>
-          <w:rFonts w:ascii="Arial" w:hAnsi="Arial"/>
-          <w:sz w:val="20"/>
-        </w:rPr>
-        <w:t>5. Modelo de datos</w:t>
-      </w:r>
-    </w:p>
-    <w:p>
-      <w:r>
-        <w:rPr>
-          <w:rFonts w:ascii="Arial" w:hAnsi="Arial"/>
-          <w:b/>
-          <w:sz w:val="20"/>
-        </w:rPr>
-        <w:t>Modelo entidad-relacion de metadatos</w:t>
-      </w:r>
-    </w:p>
-    <w:p>
-      <w:pPr>
-        <w:pStyle w:val="NoSpacing"/>
-      </w:pPr>
-      <w:r>
-        <w:rPr>
-          <w:rFonts w:ascii="Consolas" w:hAnsi="Consolas" w:eastAsia="Consolas"/>
-          <w:sz w:val="16"/>
-        </w:rPr>
-        <w:t>```mermaid</w:t>
-        <w:br/>
-        <w:t>erDiagram</w:t>
-        <w:br/>
-        <w:t xml:space="preserve">  USERS ||--o{ DB_CONFIGURATIONS : posee</w:t>
-        <w:br/>
-        <w:t xml:space="preserve">  USERS ||--o{ REPLICATIONS : ejecuta</w:t>
-        <w:br/>
-        <w:t xml:space="preserve">  USERS ||--o{ DATABASE_CATALOGS : importa</w:t>
-        <w:br/>
-        <w:t xml:space="preserve">  DB_CONFIGURATIONS ||--o{ REPLICATIONS : origen</w:t>
-        <w:br/>
-        <w:t xml:space="preserve">  DB_CONFIGURATIONS ||--o{ REPLICATIONS : destino</w:t>
-        <w:br/>
-        <w:t xml:space="preserve">  USERS ||--o{ HEALTH_CHECKS : registra</w:t>
-        <w:br/>
-        <w:t>```</w:t>
-      </w:r>
-    </w:p>
-    <w:p/>
-    <w:tbl>
-      <w:tblPr>
-        <w:tblStyle w:val="TableGrid"/>
-        <w:tblW w:type="auto" w:w="0"/>
-        <w:jc w:val="center"/>
-        <w:tblLook w:firstColumn="1" w:firstRow="1" w:lastColumn="0" w:lastRow="0" w:noHBand="0" w:noVBand="1" w:val="04A0"/>
-      </w:tblPr>
-      <w:tblGrid>
-        <w:gridCol w:w="3360"/>
-        <w:gridCol w:w="3360"/>
-        <w:gridCol w:w="3360"/>
-      </w:tblGrid>
-      <w:tr>
-        <w:tc>
-          <w:tcPr>
-            <w:tcW w:type="dxa" w:w="3360"/>
-            <w:vAlign w:val="center"/>
-            <w:shd w:fill="1F4E79"/>
-          </w:tcPr>
-          <w:p>
-            <w:r/>
-            <w:r>
-              <w:rPr>
-                <w:b/>
-                <w:color w:val="FFFFFF"/>
-                <w:sz w:val="17"/>
-              </w:rPr>
-              <w:t>Tabla</w:t>
-            </w:r>
-          </w:p>
-        </w:tc>
-        <w:tc>
-          <w:tcPr>
-            <w:tcW w:type="dxa" w:w="3360"/>
-            <w:vAlign w:val="center"/>
-            <w:shd w:fill="1F4E79"/>
-          </w:tcPr>
-          <w:p>
-            <w:r/>
-            <w:r>
-              <w:rPr>
-                <w:b/>
-                <w:color w:val="FFFFFF"/>
-                <w:sz w:val="17"/>
-              </w:rPr>
-              <w:t>Uso principal</w:t>
-            </w:r>
-          </w:p>
-        </w:tc>
-        <w:tc>
-          <w:tcPr>
-            <w:tcW w:type="dxa" w:w="3360"/>
-            <w:vAlign w:val="center"/>
-            <w:shd w:fill="1F4E79"/>
-          </w:tcPr>
-          <w:p>
-            <w:r/>
-            <w:r>
-              <w:rPr>
-                <w:b/>
-                <w:color w:val="FFFFFF"/>
-                <w:sz w:val="17"/>
-              </w:rPr>
-              <w:t>Campos clave</w:t>
-            </w:r>
-          </w:p>
-        </w:tc>
-      </w:tr>
-      <w:tr>
-        <w:tc>
-          <w:tcPr>
-            <w:tcW w:type="dxa" w:w="3360"/>
-            <w:vAlign w:val="center"/>
-          </w:tcPr>
-          <w:p>
-            <w:r/>
-            <w:r>
-              <w:rPr>
-                <w:b w:val="0"/>
-                <w:sz w:val="17"/>
-              </w:rPr>
-              <w:t>users</w:t>
-            </w:r>
-          </w:p>
-        </w:tc>
-        <w:tc>
-          <w:tcPr>
-            <w:tcW w:type="dxa" w:w="3360"/>
-            <w:vAlign w:val="center"/>
-          </w:tcPr>
-          <w:p>
-            <w:r/>
-            <w:r>
-              <w:rPr>
-                <w:b w:val="0"/>
-                <w:sz w:val="17"/>
-              </w:rPr>
-              <w:t>Usuarios, roles y actividad.</w:t>
-            </w:r>
-          </w:p>
-        </w:tc>
-        <w:tc>
-          <w:tcPr>
-            <w:tcW w:type="dxa" w:w="3360"/>
-            <w:vAlign w:val="center"/>
-          </w:tcPr>
-          <w:p>
-            <w:r/>
-            <w:r>
-              <w:rPr>
-                <w:b w:val="0"/>
-                <w:sz w:val="17"/>
-              </w:rPr>
-              <w:t>id, email, password_hash, role, is_active</w:t>
-            </w:r>
-          </w:p>
-        </w:tc>
-      </w:tr>
-      <w:tr>
-        <w:tc>
-          <w:tcPr>
-            <w:tcW w:type="dxa" w:w="3360"/>
-            <w:vAlign w:val="center"/>
-          </w:tcPr>
-          <w:p>
-            <w:r/>
-            <w:r>
-              <w:rPr>
-                <w:b w:val="0"/>
-                <w:sz w:val="17"/>
-              </w:rPr>
-              <w:t>db_configurations</w:t>
-            </w:r>
-          </w:p>
-        </w:tc>
-        <w:tc>
-          <w:tcPr>
-            <w:tcW w:type="dxa" w:w="3360"/>
-            <w:vAlign w:val="center"/>
-          </w:tcPr>
-          <w:p>
-            <w:r/>
-            <w:r>
-              <w:rPr>
-                <w:b w:val="0"/>
-                <w:sz w:val="17"/>
-              </w:rPr>
-              <w:t>Bases importadas/configuradas por usuario.</w:t>
-            </w:r>
-          </w:p>
-        </w:tc>
-        <w:tc>
-          <w:tcPr>
-            <w:tcW w:type="dxa" w:w="3360"/>
-            <w:vAlign w:val="center"/>
-          </w:tcPr>
-          <w:p>
-            <w:r/>
-            <w:r>
-              <w:rPr>
-                <w:b w:val="0"/>
-                <w:sz w:val="17"/>
-              </w:rPr>
-              <w:t>id, user_id, engine, database_name, options, expires_at</w:t>
-            </w:r>
-          </w:p>
-        </w:tc>
-      </w:tr>
-      <w:tr>
-        <w:tc>
-          <w:tcPr>
-            <w:tcW w:type="dxa" w:w="3360"/>
-            <w:vAlign w:val="center"/>
-          </w:tcPr>
-          <w:p>
-            <w:r/>
-            <w:r>
-              <w:rPr>
-                <w:b w:val="0"/>
-                <w:sz w:val="17"/>
-              </w:rPr>
-              <w:t>replications</w:t>
-            </w:r>
-          </w:p>
-        </w:tc>
-        <w:tc>
-          <w:tcPr>
-            <w:tcW w:type="dxa" w:w="3360"/>
-            <w:vAlign w:val="center"/>
-          </w:tcPr>
-          <w:p>
-            <w:r/>
-            <w:r>
-              <w:rPr>
-                <w:b w:val="0"/>
-                <w:sz w:val="17"/>
-              </w:rPr>
-              <w:t>Trabajos, progreso y diagnostico.</w:t>
-            </w:r>
-          </w:p>
-        </w:tc>
-        <w:tc>
-          <w:tcPr>
-            <w:tcW w:type="dxa" w:w="3360"/>
-            <w:vAlign w:val="center"/>
-          </w:tcPr>
-          <w:p>
-            <w:r/>
-            <w:r>
-              <w:rPr>
-                <w:b w:val="0"/>
-                <w:sz w:val="17"/>
-              </w:rPr>
-              <w:t>group_id, status, current_offset, records_copied, error_details</w:t>
-            </w:r>
-          </w:p>
-        </w:tc>
-      </w:tr>
-      <w:tr>
-        <w:tc>
-          <w:tcPr>
-            <w:tcW w:type="dxa" w:w="3360"/>
-            <w:vAlign w:val="center"/>
-          </w:tcPr>
-          <w:p>
-            <w:r/>
-            <w:r>
-              <w:rPr>
-                <w:b w:val="0"/>
-                <w:sz w:val="17"/>
-              </w:rPr>
-              <w:t>database_catalogs</w:t>
-            </w:r>
-          </w:p>
-        </w:tc>
-        <w:tc>
-          <w:tcPr>
-            <w:tcW w:type="dxa" w:w="3360"/>
-            <w:vAlign w:val="center"/>
-          </w:tcPr>
-          <w:p>
-            <w:r/>
-            <w:r>
-              <w:rPr>
-                <w:b w:val="0"/>
-                <w:sz w:val="17"/>
-              </w:rPr>
-              <w:t>Catalogos comprimidos de archivos importados.</w:t>
-            </w:r>
-          </w:p>
-        </w:tc>
-        <w:tc>
-          <w:tcPr>
-            <w:tcW w:type="dxa" w:w="3360"/>
-            <w:vAlign w:val="center"/>
-          </w:tcPr>
-          <w:p>
-            <w:r/>
-            <w:r>
-              <w:rPr>
-                <w:b w:val="0"/>
-                <w:sz w:val="17"/>
-              </w:rPr>
-              <w:t>id, user_id, source_engine, catalog_data</w:t>
-            </w:r>
-          </w:p>
-        </w:tc>
-      </w:tr>
-      <w:tr>
-        <w:tc>
-          <w:tcPr>
-            <w:tcW w:type="dxa" w:w="3360"/>
-            <w:vAlign w:val="center"/>
-          </w:tcPr>
-          <w:p>
-            <w:r/>
-            <w:r>
-              <w:rPr>
-                <w:b w:val="0"/>
-                <w:sz w:val="17"/>
-              </w:rPr>
-              <w:t>health_checks</w:t>
-            </w:r>
-          </w:p>
-        </w:tc>
-        <w:tc>
-          <w:tcPr>
-            <w:tcW w:type="dxa" w:w="3360"/>
-            <w:vAlign w:val="center"/>
-          </w:tcPr>
-          <w:p>
-            <w:r/>
-            <w:r>
-              <w:rPr>
-                <w:b w:val="0"/>
-                <w:sz w:val="17"/>
-              </w:rPr>
-              <w:t>Resultados de pruebas de conexion.</w:t>
-            </w:r>
-          </w:p>
-        </w:tc>
-        <w:tc>
-          <w:tcPr>
-            <w:tcW w:type="dxa" w:w="3360"/>
-            <w:vAlign w:val="center"/>
-          </w:tcPr>
-          <w:p>
-            <w:r/>
-            <w:r>
-              <w:rPr>
-                <w:b w:val="0"/>
-                <w:sz w:val="17"/>
-              </w:rPr>
-              <w:t>config_id, status, latency_ms, checked_at</w:t>
-            </w:r>
-          </w:p>
-        </w:tc>
-      </w:tr>
-    </w:tbl>
-    <w:p/>
-    <w:p>
-      <w:pPr>
-        <w:pStyle w:val="Heading1"/>
-      </w:pPr>
-      <w:r>
-        <w:rPr>
-          <w:rFonts w:ascii="Arial" w:hAnsi="Arial"/>
-          <w:sz w:val="20"/>
-        </w:rPr>
-        <w:t>6. Seguridad</w:t>
+        <w:t>8. Contratos principales de API</w:t>
       </w:r>
     </w:p>
     <w:tbl>
@@ -2057,54 +2015,42 @@
         <w:tc>
           <w:tcPr>
             <w:tcW w:type="dxa" w:w="3360"/>
-            <w:vAlign w:val="center"/>
-            <w:shd w:fill="1F4E79"/>
           </w:tcPr>
           <w:p>
-            <w:r/>
             <w:r>
               <w:rPr>
                 <w:b/>
-                <w:color w:val="FFFFFF"/>
-                <w:sz w:val="17"/>
+                <w:sz w:val="18"/>
               </w:rPr>
-              <w:t>Mecanismo</w:t>
+              <w:t>Ruta</w:t>
             </w:r>
           </w:p>
         </w:tc>
         <w:tc>
           <w:tcPr>
             <w:tcW w:type="dxa" w:w="3360"/>
-            <w:vAlign w:val="center"/>
-            <w:shd w:fill="1F4E79"/>
           </w:tcPr>
           <w:p>
-            <w:r/>
             <w:r>
               <w:rPr>
                 <w:b/>
-                <w:color w:val="FFFFFF"/>
-                <w:sz w:val="17"/>
+                <w:sz w:val="18"/>
               </w:rPr>
-              <w:t>Implementacion</w:t>
+              <w:t>Método</w:t>
             </w:r>
           </w:p>
         </w:tc>
         <w:tc>
           <w:tcPr>
             <w:tcW w:type="dxa" w:w="3360"/>
-            <w:vAlign w:val="center"/>
-            <w:shd w:fill="1F4E79"/>
           </w:tcPr>
           <w:p>
-            <w:r/>
             <w:r>
               <w:rPr>
                 <w:b/>
-                <w:color w:val="FFFFFF"/>
-                <w:sz w:val="17"/>
+                <w:sz w:val="18"/>
               </w:rPr>
-              <w:t>Riesgo mitigado</w:t>
+              <w:t>Propósito</w:t>
             </w:r>
           </w:p>
         </w:tc>
@@ -2113,48 +2059,39 @@
         <w:tc>
           <w:tcPr>
             <w:tcW w:type="dxa" w:w="3360"/>
-            <w:vAlign w:val="center"/>
           </w:tcPr>
           <w:p>
-            <w:r/>
             <w:r>
               <w:rPr>
-                <w:b w:val="0"/>
-                <w:sz w:val="17"/>
+                <w:sz w:val="18"/>
               </w:rPr>
-              <w:t>JWT</w:t>
+              <w:t>/api/auth/register</w:t>
             </w:r>
           </w:p>
         </w:tc>
         <w:tc>
           <w:tcPr>
             <w:tcW w:type="dxa" w:w="3360"/>
-            <w:vAlign w:val="center"/>
           </w:tcPr>
           <w:p>
-            <w:r/>
             <w:r>
               <w:rPr>
-                <w:b w:val="0"/>
-                <w:sz w:val="17"/>
+                <w:sz w:val="18"/>
               </w:rPr>
-              <w:t>@fastify/jwt con expiracion de 7 dias.</w:t>
+              <w:t>POST</w:t>
             </w:r>
           </w:p>
         </w:tc>
         <w:tc>
           <w:tcPr>
             <w:tcW w:type="dxa" w:w="3360"/>
-            <w:vAlign w:val="center"/>
           </w:tcPr>
           <w:p>
-            <w:r/>
             <w:r>
               <w:rPr>
-                <w:b w:val="0"/>
-                <w:sz w:val="17"/>
+                <w:sz w:val="18"/>
               </w:rPr>
-              <w:t>Acceso no autenticado.</w:t>
+              <w:t>Crear cuenta.</w:t>
             </w:r>
           </w:p>
         </w:tc>
@@ -2163,48 +2100,39 @@
         <w:tc>
           <w:tcPr>
             <w:tcW w:type="dxa" w:w="3360"/>
-            <w:vAlign w:val="center"/>
           </w:tcPr>
           <w:p>
-            <w:r/>
             <w:r>
               <w:rPr>
-                <w:b w:val="0"/>
-                <w:sz w:val="17"/>
+                <w:sz w:val="18"/>
               </w:rPr>
-              <w:t>Rate limit</w:t>
+              <w:t>/api/auth/login</w:t>
             </w:r>
           </w:p>
         </w:tc>
         <w:tc>
           <w:tcPr>
             <w:tcW w:type="dxa" w:w="3360"/>
-            <w:vAlign w:val="center"/>
           </w:tcPr>
           <w:p>
-            <w:r/>
             <w:r>
               <w:rPr>
-                <w:b w:val="0"/>
-                <w:sz w:val="17"/>
+                <w:sz w:val="18"/>
               </w:rPr>
-              <w:t>100 solicitudes/minuto/IP.</w:t>
+              <w:t>POST</w:t>
             </w:r>
           </w:p>
         </w:tc>
         <w:tc>
           <w:tcPr>
             <w:tcW w:type="dxa" w:w="3360"/>
-            <w:vAlign w:val="center"/>
           </w:tcPr>
           <w:p>
-            <w:r/>
             <w:r>
               <w:rPr>
-                <w:b w:val="0"/>
-                <w:sz w:val="17"/>
+                <w:sz w:val="18"/>
               </w:rPr>
-              <w:t>Abuso de API.</w:t>
+              <w:t>Autenticar y emitir JWT.</w:t>
             </w:r>
           </w:p>
         </w:tc>
@@ -2213,48 +2141,39 @@
         <w:tc>
           <w:tcPr>
             <w:tcW w:type="dxa" w:w="3360"/>
-            <w:vAlign w:val="center"/>
           </w:tcPr>
           <w:p>
-            <w:r/>
             <w:r>
               <w:rPr>
-                <w:b w:val="0"/>
-                <w:sz w:val="17"/>
+                <w:sz w:val="18"/>
               </w:rPr>
-              <w:t>Helmet y CORS</w:t>
+              <w:t>/api/configurations/database-upload/:engine</w:t>
             </w:r>
           </w:p>
         </w:tc>
         <w:tc>
           <w:tcPr>
             <w:tcW w:type="dxa" w:w="3360"/>
-            <w:vAlign w:val="center"/>
           </w:tcPr>
           <w:p>
-            <w:r/>
             <w:r>
               <w:rPr>
-                <w:b w:val="0"/>
-                <w:sz w:val="17"/>
+                <w:sz w:val="18"/>
               </w:rPr>
-              <w:t>Cabeceras seguras y origen FRONTEND_URL.</w:t>
+              <w:t>POST</w:t>
             </w:r>
           </w:p>
         </w:tc>
         <w:tc>
           <w:tcPr>
             <w:tcW w:type="dxa" w:w="3360"/>
-            <w:vAlign w:val="center"/>
           </w:tcPr>
           <w:p>
-            <w:r/>
             <w:r>
               <w:rPr>
-                <w:b w:val="0"/>
-                <w:sz w:val="17"/>
+                <w:sz w:val="18"/>
               </w:rPr>
-              <w:t>Ataques web basicos.</w:t>
+              <w:t>Subir archivo y generar catálogo.</w:t>
             </w:r>
           </w:p>
         </w:tc>
@@ -2263,48 +2182,39 @@
         <w:tc>
           <w:tcPr>
             <w:tcW w:type="dxa" w:w="3360"/>
-            <w:vAlign w:val="center"/>
           </w:tcPr>
           <w:p>
-            <w:r/>
             <w:r>
               <w:rPr>
-                <w:b w:val="0"/>
-                <w:sz w:val="17"/>
+                <w:sz w:val="18"/>
               </w:rPr>
-              <w:t>Cifrado</w:t>
+              <w:t>/api/configurations</w:t>
             </w:r>
           </w:p>
         </w:tc>
         <w:tc>
           <w:tcPr>
             <w:tcW w:type="dxa" w:w="3360"/>
-            <w:vAlign w:val="center"/>
           </w:tcPr>
           <w:p>
-            <w:r/>
             <w:r>
               <w:rPr>
-                <w:b w:val="0"/>
-                <w:sz w:val="17"/>
+                <w:sz w:val="18"/>
               </w:rPr>
-              <w:t>AES-256-GCM para credenciales externas.</w:t>
+              <w:t>GET/POST</w:t>
             </w:r>
           </w:p>
         </w:tc>
         <w:tc>
           <w:tcPr>
             <w:tcW w:type="dxa" w:w="3360"/>
-            <w:vAlign w:val="center"/>
           </w:tcPr>
           <w:p>
-            <w:r/>
             <w:r>
               <w:rPr>
-                <w:b w:val="0"/>
-                <w:sz w:val="17"/>
+                <w:sz w:val="18"/>
               </w:rPr>
-              <w:t>Exposicion de contrasenas.</w:t>
+              <w:t>Listar o crear configuración.</w:t>
             </w:r>
           </w:p>
         </w:tc>
@@ -2313,48 +2223,39 @@
         <w:tc>
           <w:tcPr>
             <w:tcW w:type="dxa" w:w="3360"/>
-            <w:vAlign w:val="center"/>
           </w:tcPr>
           <w:p>
-            <w:r/>
             <w:r>
               <w:rPr>
-                <w:b w:val="0"/>
-                <w:sz w:val="17"/>
+                <w:sz w:val="18"/>
               </w:rPr>
-              <w:t>Aislamiento</w:t>
+              <w:t>/api/configurations/:id/export/:format</w:t>
             </w:r>
           </w:p>
         </w:tc>
         <w:tc>
           <w:tcPr>
             <w:tcW w:type="dxa" w:w="3360"/>
-            <w:vAlign w:val="center"/>
           </w:tcPr>
           <w:p>
-            <w:r/>
             <w:r>
               <w:rPr>
-                <w:b w:val="0"/>
-                <w:sz w:val="17"/>
+                <w:sz w:val="18"/>
               </w:rPr>
-              <w:t>Filtros por user_id y validacion de catalogos.</w:t>
+              <w:t>GET</w:t>
             </w:r>
           </w:p>
         </w:tc>
         <w:tc>
           <w:tcPr>
             <w:tcW w:type="dxa" w:w="3360"/>
-            <w:vAlign w:val="center"/>
           </w:tcPr>
           <w:p>
-            <w:r/>
             <w:r>
               <w:rPr>
-                <w:b w:val="0"/>
-                <w:sz w:val="17"/>
+                <w:sz w:val="18"/>
               </w:rPr>
-              <w:t>Acceso cruzado entre usuarios.</w:t>
+              <w:t>Descargar base modificada.</w:t>
             </w:r>
           </w:p>
         </w:tc>
@@ -2363,48 +2264,162 @@
         <w:tc>
           <w:tcPr>
             <w:tcW w:type="dxa" w:w="3360"/>
-            <w:vAlign w:val="center"/>
           </w:tcPr>
           <w:p>
-            <w:r/>
             <w:r>
               <w:rPr>
-                <w:b w:val="0"/>
-                <w:sz w:val="17"/>
+                <w:sz w:val="18"/>
               </w:rPr>
-              <w:t>Validacion</w:t>
+              <w:t>/api/replications/preview</w:t>
             </w:r>
           </w:p>
         </w:tc>
         <w:tc>
           <w:tcPr>
             <w:tcW w:type="dxa" w:w="3360"/>
-            <w:vAlign w:val="center"/>
           </w:tcPr>
           <w:p>
-            <w:r/>
             <w:r>
               <w:rPr>
-                <w:b w:val="0"/>
-                <w:sz w:val="17"/>
+                <w:sz w:val="18"/>
               </w:rPr>
-              <w:t>Zod y validaciones de archivo.</w:t>
+              <w:t>POST</w:t>
             </w:r>
           </w:p>
         </w:tc>
         <w:tc>
           <w:tcPr>
             <w:tcW w:type="dxa" w:w="3360"/>
-            <w:vAlign w:val="center"/>
           </w:tcPr>
           <w:p>
-            <w:r/>
             <w:r>
               <w:rPr>
-                <w:b w:val="0"/>
-                <w:sz w:val="17"/>
+                <w:sz w:val="18"/>
               </w:rPr>
-              <w:t>Entradas invalidas o peligrosas.</w:t>
+              <w:t>Validar flujo antes de ejecutar.</w:t>
+            </w:r>
+          </w:p>
+        </w:tc>
+      </w:tr>
+      <w:tr>
+        <w:tc>
+          <w:tcPr>
+            <w:tcW w:type="dxa" w:w="3360"/>
+          </w:tcPr>
+          <w:p>
+            <w:r>
+              <w:rPr>
+                <w:sz w:val="18"/>
+              </w:rPr>
+              <w:t>/api/replications/start</w:t>
+            </w:r>
+          </w:p>
+        </w:tc>
+        <w:tc>
+          <w:tcPr>
+            <w:tcW w:type="dxa" w:w="3360"/>
+          </w:tcPr>
+          <w:p>
+            <w:r>
+              <w:rPr>
+                <w:sz w:val="18"/>
+              </w:rPr>
+              <w:t>POST</w:t>
+            </w:r>
+          </w:p>
+        </w:tc>
+        <w:tc>
+          <w:tcPr>
+            <w:tcW w:type="dxa" w:w="3360"/>
+          </w:tcPr>
+          <w:p>
+            <w:r>
+              <w:rPr>
+                <w:sz w:val="18"/>
+              </w:rPr>
+              <w:t>Crear jobs y ejecutar o programar.</w:t>
+            </w:r>
+          </w:p>
+        </w:tc>
+      </w:tr>
+      <w:tr>
+        <w:tc>
+          <w:tcPr>
+            <w:tcW w:type="dxa" w:w="3360"/>
+          </w:tcPr>
+          <w:p>
+            <w:r>
+              <w:rPr>
+                <w:sz w:val="18"/>
+              </w:rPr>
+              <w:t>/api/replications/:id/report</w:t>
+            </w:r>
+          </w:p>
+        </w:tc>
+        <w:tc>
+          <w:tcPr>
+            <w:tcW w:type="dxa" w:w="3360"/>
+          </w:tcPr>
+          <w:p>
+            <w:r>
+              <w:rPr>
+                <w:sz w:val="18"/>
+              </w:rPr>
+              <w:t>GET</w:t>
+            </w:r>
+          </w:p>
+        </w:tc>
+        <w:tc>
+          <w:tcPr>
+            <w:tcW w:type="dxa" w:w="3360"/>
+          </w:tcPr>
+          <w:p>
+            <w:r>
+              <w:rPr>
+                <w:sz w:val="18"/>
+              </w:rPr>
+              <w:t>Descargar reporte de job.</w:t>
+            </w:r>
+          </w:p>
+        </w:tc>
+      </w:tr>
+      <w:tr>
+        <w:tc>
+          <w:tcPr>
+            <w:tcW w:type="dxa" w:w="3360"/>
+          </w:tcPr>
+          <w:p>
+            <w:r>
+              <w:rPr>
+                <w:sz w:val="18"/>
+              </w:rPr>
+              <w:t>/api/assistant/chat</w:t>
+            </w:r>
+          </w:p>
+        </w:tc>
+        <w:tc>
+          <w:tcPr>
+            <w:tcW w:type="dxa" w:w="3360"/>
+          </w:tcPr>
+          <w:p>
+            <w:r>
+              <w:rPr>
+                <w:sz w:val="18"/>
+              </w:rPr>
+              <w:t>POST</w:t>
+            </w:r>
+          </w:p>
+        </w:tc>
+        <w:tc>
+          <w:tcPr>
+            <w:tcW w:type="dxa" w:w="3360"/>
+          </w:tcPr>
+          <w:p>
+            <w:r>
+              <w:rPr>
+                <w:sz w:val="18"/>
+              </w:rPr>
+              <w:t>Respuesta del asistente contextual.</w:t>
             </w:r>
           </w:p>
         </w:tc>
@@ -2416,11 +2431,7 @@
         <w:pStyle w:val="Heading1"/>
       </w:pPr>
       <w:r>
-        <w:rPr>
-          <w:rFonts w:ascii="Arial" w:hAnsi="Arial"/>
-          <w:sz w:val="20"/>
-        </w:rPr>
-        <w:t>7. Despliegue</w:t>
+        <w:t>9. Escenarios de calidad</w:t>
       </w:r>
     </w:p>
     <w:tbl>
@@ -2431,43 +2442,50 @@
         <w:tblLook w:firstColumn="1" w:firstRow="1" w:lastColumn="0" w:lastRow="0" w:noHBand="0" w:noVBand="1" w:val="04A0"/>
       </w:tblPr>
       <w:tblGrid>
-        <w:gridCol w:w="5040"/>
-        <w:gridCol w:w="5040"/>
+        <w:gridCol w:w="3360"/>
+        <w:gridCol w:w="3360"/>
+        <w:gridCol w:w="3360"/>
       </w:tblGrid>
       <w:tr>
         <w:tc>
           <w:tcPr>
-            <w:tcW w:type="dxa" w:w="5040"/>
-            <w:vAlign w:val="center"/>
-            <w:shd w:fill="1F4E79"/>
+            <w:tcW w:type="dxa" w:w="3360"/>
           </w:tcPr>
           <w:p>
-            <w:r/>
             <w:r>
               <w:rPr>
                 <w:b/>
-                <w:color w:val="FFFFFF"/>
-                <w:sz w:val="17"/>
+                <w:sz w:val="18"/>
               </w:rPr>
-              <w:t>Variable</w:t>
+              <w:t>Escenario</w:t>
             </w:r>
           </w:p>
         </w:tc>
         <w:tc>
           <w:tcPr>
-            <w:tcW w:type="dxa" w:w="5040"/>
-            <w:vAlign w:val="center"/>
-            <w:shd w:fill="1F4E79"/>
+            <w:tcW w:type="dxa" w:w="3360"/>
           </w:tcPr>
           <w:p>
-            <w:r/>
             <w:r>
               <w:rPr>
                 <w:b/>
-                <w:color w:val="FFFFFF"/>
-                <w:sz w:val="17"/>
+                <w:sz w:val="18"/>
               </w:rPr>
-              <w:t>Uso</w:t>
+              <w:t>Estímulo</w:t>
+            </w:r>
+          </w:p>
+        </w:tc>
+        <w:tc>
+          <w:tcPr>
+            <w:tcW w:type="dxa" w:w="3360"/>
+          </w:tcPr>
+          <w:p>
+            <w:r>
+              <w:rPr>
+                <w:b/>
+                <w:sz w:val="18"/>
+              </w:rPr>
+              <w:t>Respuesta esperada</w:t>
             </w:r>
           </w:p>
         </w:tc>
@@ -2475,33 +2493,40 @@
       <w:tr>
         <w:tc>
           <w:tcPr>
-            <w:tcW w:type="dxa" w:w="5040"/>
-            <w:vAlign w:val="center"/>
+            <w:tcW w:type="dxa" w:w="3360"/>
           </w:tcPr>
           <w:p>
-            <w:r/>
             <w:r>
               <w:rPr>
-                <w:b w:val="0"/>
-                <w:sz w:val="17"/>
+                <w:sz w:val="18"/>
               </w:rPr>
-              <w:t>DATABASE_URL</w:t>
+              <w:t>Base de metadatos no disponible</w:t>
             </w:r>
           </w:p>
         </w:tc>
         <w:tc>
           <w:tcPr>
-            <w:tcW w:type="dxa" w:w="5040"/>
-            <w:vAlign w:val="center"/>
+            <w:tcW w:type="dxa" w:w="3360"/>
           </w:tcPr>
           <w:p>
-            <w:r/>
             <w:r>
               <w:rPr>
-                <w:b w:val="0"/>
-                <w:sz w:val="17"/>
+                <w:sz w:val="18"/>
               </w:rPr>
-              <w:t>Conexion PostgreSQL/Supabase para metadatos.</w:t>
+              <w:t>DATABASE_URL falla al iniciar.</w:t>
+            </w:r>
+          </w:p>
+        </w:tc>
+        <w:tc>
+          <w:tcPr>
+            <w:tcW w:type="dxa" w:w="3360"/>
+          </w:tcPr>
+          <w:p>
+            <w:r>
+              <w:rPr>
+                <w:sz w:val="18"/>
+              </w:rPr>
+              <w:t>API inicia degradada e informa /api/status.</w:t>
             </w:r>
           </w:p>
         </w:tc>
@@ -2509,33 +2534,40 @@
       <w:tr>
         <w:tc>
           <w:tcPr>
-            <w:tcW w:type="dxa" w:w="5040"/>
-            <w:vAlign w:val="center"/>
+            <w:tcW w:type="dxa" w:w="3360"/>
           </w:tcPr>
           <w:p>
-            <w:r/>
             <w:r>
               <w:rPr>
-                <w:b w:val="0"/>
-                <w:sz w:val="17"/>
+                <w:sz w:val="18"/>
               </w:rPr>
-              <w:t>JWT_SECRET</w:t>
+              <w:t>Archivo grande</w:t>
             </w:r>
           </w:p>
         </w:tc>
         <w:tc>
           <w:tcPr>
-            <w:tcW w:type="dxa" w:w="5040"/>
-            <w:vAlign w:val="center"/>
+            <w:tcW w:type="dxa" w:w="3360"/>
           </w:tcPr>
           <w:p>
-            <w:r/>
             <w:r>
               <w:rPr>
-                <w:b w:val="0"/>
-                <w:sz w:val="17"/>
+                <w:sz w:val="18"/>
               </w:rPr>
-              <w:t>Firma de tokens; minimo 32 caracteres.</w:t>
+              <w:t>Usuario sube archivo sobre el límite.</w:t>
+            </w:r>
+          </w:p>
+        </w:tc>
+        <w:tc>
+          <w:tcPr>
+            <w:tcW w:type="dxa" w:w="3360"/>
+          </w:tcPr>
+          <w:p>
+            <w:r>
+              <w:rPr>
+                <w:sz w:val="18"/>
+              </w:rPr>
+              <w:t>El backend responde 413 o error controlado.</w:t>
             </w:r>
           </w:p>
         </w:tc>
@@ -2543,33 +2575,40 @@
       <w:tr>
         <w:tc>
           <w:tcPr>
-            <w:tcW w:type="dxa" w:w="5040"/>
-            <w:vAlign w:val="center"/>
+            <w:tcW w:type="dxa" w:w="3360"/>
           </w:tcPr>
           <w:p>
-            <w:r/>
             <w:r>
               <w:rPr>
-                <w:b w:val="0"/>
-                <w:sz w:val="17"/>
+                <w:sz w:val="18"/>
               </w:rPr>
-              <w:t>ENCRYPTION_KEY</w:t>
+              <w:t>Job falla por datos</w:t>
             </w:r>
           </w:p>
         </w:tc>
         <w:tc>
           <w:tcPr>
-            <w:tcW w:type="dxa" w:w="5040"/>
-            <w:vAlign w:val="center"/>
+            <w:tcW w:type="dxa" w:w="3360"/>
           </w:tcPr>
           <w:p>
-            <w:r/>
             <w:r>
               <w:rPr>
-                <w:b w:val="0"/>
-                <w:sz w:val="17"/>
+                <w:sz w:val="18"/>
               </w:rPr>
-              <w:t>Cifrado de credenciales.</w:t>
+              <w:t>Transformación o tipo inválido.</w:t>
+            </w:r>
+          </w:p>
+        </w:tc>
+        <w:tc>
+          <w:tcPr>
+            <w:tcW w:type="dxa" w:w="3360"/>
+          </w:tcPr>
+          <w:p>
+            <w:r>
+              <w:rPr>
+                <w:sz w:val="18"/>
+              </w:rPr>
+              <w:t>Se registra causa y recomendación.</w:t>
             </w:r>
           </w:p>
         </w:tc>
@@ -2577,33 +2616,40 @@
       <w:tr>
         <w:tc>
           <w:tcPr>
-            <w:tcW w:type="dxa" w:w="5040"/>
-            <w:vAlign w:val="center"/>
+            <w:tcW w:type="dxa" w:w="3360"/>
           </w:tcPr>
           <w:p>
-            <w:r/>
             <w:r>
               <w:rPr>
-                <w:b w:val="0"/>
-                <w:sz w:val="17"/>
+                <w:sz w:val="18"/>
               </w:rPr>
-              <w:t>FRONTEND_URL</w:t>
+              <w:t>Usuario accede a config ajena</w:t>
             </w:r>
           </w:p>
         </w:tc>
         <w:tc>
           <w:tcPr>
-            <w:tcW w:type="dxa" w:w="5040"/>
-            <w:vAlign w:val="center"/>
+            <w:tcW w:type="dxa" w:w="3360"/>
           </w:tcPr>
           <w:p>
-            <w:r/>
             <w:r>
               <w:rPr>
-                <w:b w:val="0"/>
-                <w:sz w:val="17"/>
+                <w:sz w:val="18"/>
               </w:rPr>
-              <w:t>Origen permitido por CORS.</w:t>
+              <w:t>ID válido de otro usuario.</w:t>
+            </w:r>
+          </w:p>
+        </w:tc>
+        <w:tc>
+          <w:tcPr>
+            <w:tcW w:type="dxa" w:w="3360"/>
+          </w:tcPr>
+          <w:p>
+            <w:r>
+              <w:rPr>
+                <w:sz w:val="18"/>
+              </w:rPr>
+              <w:t>La consulta por user_id retorna 404 o error.</w:t>
             </w:r>
           </w:p>
         </w:tc>
@@ -2611,101 +2657,40 @@
       <w:tr>
         <w:tc>
           <w:tcPr>
-            <w:tcW w:type="dxa" w:w="5040"/>
-            <w:vAlign w:val="center"/>
+            <w:tcW w:type="dxa" w:w="3360"/>
           </w:tcPr>
           <w:p>
-            <w:r/>
             <w:r>
               <w:rPr>
-                <w:b w:val="0"/>
-                <w:sz w:val="17"/>
+                <w:sz w:val="18"/>
               </w:rPr>
-              <w:t>ADMIN_EMAIL / ADMIN_PASSWORD / ADMIN_NAME</w:t>
+              <w:t>Build en Render</w:t>
             </w:r>
           </w:p>
         </w:tc>
         <w:tc>
           <w:tcPr>
-            <w:tcW w:type="dxa" w:w="5040"/>
-            <w:vAlign w:val="center"/>
+            <w:tcW w:type="dxa" w:w="3360"/>
           </w:tcPr>
           <w:p>
-            <w:r/>
             <w:r>
               <w:rPr>
-                <w:b w:val="0"/>
-                <w:sz w:val="17"/>
+                <w:sz w:val="18"/>
               </w:rPr>
-              <w:t>Administrador inicial.</w:t>
-            </w:r>
-          </w:p>
-        </w:tc>
-      </w:tr>
-      <w:tr>
-        <w:tc>
-          <w:tcPr>
-            <w:tcW w:type="dxa" w:w="5040"/>
-            <w:vAlign w:val="center"/>
-          </w:tcPr>
-          <w:p>
-            <w:r/>
-            <w:r>
-              <w:rPr>
-                <w:b w:val="0"/>
-                <w:sz w:val="17"/>
-              </w:rPr>
-              <w:t>SQLSERVER_RESTORE_*</w:t>
+              <w:t>Commit en main.</w:t>
             </w:r>
           </w:p>
         </w:tc>
         <w:tc>
           <w:tcPr>
-            <w:tcW w:type="dxa" w:w="5040"/>
-            <w:vAlign w:val="center"/>
+            <w:tcW w:type="dxa" w:w="3360"/>
           </w:tcPr>
           <w:p>
-            <w:r/>
             <w:r>
               <w:rPr>
-                <w:b w:val="0"/>
-                <w:sz w:val="17"/>
+                <w:sz w:val="18"/>
               </w:rPr>
-              <w:t>Infraestructura opcional para importar .bak.</w:t>
-            </w:r>
-          </w:p>
-        </w:tc>
-      </w:tr>
-      <w:tr>
-        <w:tc>
-          <w:tcPr>
-            <w:tcW w:type="dxa" w:w="5040"/>
-            <w:vAlign w:val="center"/>
-          </w:tcPr>
-          <w:p>
-            <w:r/>
-            <w:r>
-              <w:rPr>
-                <w:b w:val="0"/>
-                <w:sz w:val="17"/>
-              </w:rPr>
-              <w:t>MAX_DATABASE_FILE_SIZE_MB</w:t>
-            </w:r>
-          </w:p>
-        </w:tc>
-        <w:tc>
-          <w:tcPr>
-            <w:tcW w:type="dxa" w:w="5040"/>
-            <w:vAlign w:val="center"/>
-          </w:tcPr>
-          <w:p>
-            <w:r/>
-            <w:r>
-              <w:rPr>
-                <w:b w:val="0"/>
-                <w:sz w:val="17"/>
-              </w:rPr>
-              <w:t>Limite de carga por archivo.</w:t>
+              <w:t>npm ci, build frontend/backend y start backend.</w:t>
             </w:r>
           </w:p>
         </w:tc>
@@ -2717,115 +2702,12 @@
         <w:pStyle w:val="Heading1"/>
       </w:pPr>
       <w:r>
-        <w:t>Anexo de diagramas visuales</w:t>
+        <w:t>10. Compatibilidad y evolución</w:t>
       </w:r>
     </w:p>
     <w:p>
       <w:r>
-        <w:drawing>
-          <wp:inline xmlns:a="http://schemas.openxmlformats.org/drawingml/2006/main" xmlns:pic="http://schemas.openxmlformats.org/drawingml/2006/picture">
-            <wp:extent cx="6126480" cy="3471672"/>
-            <wp:docPr id="1" name="Picture 1"/>
-            <wp:cNvGraphicFramePr>
-              <a:graphicFrameLocks noChangeAspect="1"/>
-            </wp:cNvGraphicFramePr>
-            <a:graphic>
-              <a:graphicData uri="http://schemas.openxmlformats.org/drawingml/2006/picture">
-                <pic:pic>
-                  <pic:nvPicPr>
-                    <pic:cNvPr id="0" name="image.png"/>
-                    <pic:cNvPicPr/>
-                  </pic:nvPicPr>
-                  <pic:blipFill>
-                    <a:blip r:embed="rId9"/>
-                    <a:stretch>
-                      <a:fillRect/>
-                    </a:stretch>
-                  </pic:blipFill>
-                  <pic:spPr>
-                    <a:xfrm>
-                      <a:off x="0" y="0"/>
-                      <a:ext cx="6126480" cy="3471672"/>
-                    </a:xfrm>
-                    <a:prstGeom prst="rect"/>
-                  </pic:spPr>
-                </pic:pic>
-              </a:graphicData>
-            </a:graphic>
-          </wp:inline>
-        </w:drawing>
-      </w:r>
-    </w:p>
-    <w:p>
-      <w:r>
-        <w:drawing>
-          <wp:inline xmlns:a="http://schemas.openxmlformats.org/drawingml/2006/main" xmlns:pic="http://schemas.openxmlformats.org/drawingml/2006/picture">
-            <wp:extent cx="6126480" cy="3471672"/>
-            <wp:docPr id="2" name="Picture 2"/>
-            <wp:cNvGraphicFramePr>
-              <a:graphicFrameLocks noChangeAspect="1"/>
-            </wp:cNvGraphicFramePr>
-            <a:graphic>
-              <a:graphicData uri="http://schemas.openxmlformats.org/drawingml/2006/picture">
-                <pic:pic>
-                  <pic:nvPicPr>
-                    <pic:cNvPr id="0" name="image.png"/>
-                    <pic:cNvPicPr/>
-                  </pic:nvPicPr>
-                  <pic:blipFill>
-                    <a:blip r:embed="rId10"/>
-                    <a:stretch>
-                      <a:fillRect/>
-                    </a:stretch>
-                  </pic:blipFill>
-                  <pic:spPr>
-                    <a:xfrm>
-                      <a:off x="0" y="0"/>
-                      <a:ext cx="6126480" cy="3471672"/>
-                    </a:xfrm>
-                    <a:prstGeom prst="rect"/>
-                  </pic:spPr>
-                </pic:pic>
-              </a:graphicData>
-            </a:graphic>
-          </wp:inline>
-        </w:drawing>
-      </w:r>
-    </w:p>
-    <w:p>
-      <w:r>
-        <w:drawing>
-          <wp:inline xmlns:a="http://schemas.openxmlformats.org/drawingml/2006/main" xmlns:pic="http://schemas.openxmlformats.org/drawingml/2006/picture">
-            <wp:extent cx="6126480" cy="3471672"/>
-            <wp:docPr id="3" name="Picture 3"/>
-            <wp:cNvGraphicFramePr>
-              <a:graphicFrameLocks noChangeAspect="1"/>
-            </wp:cNvGraphicFramePr>
-            <a:graphic>
-              <a:graphicData uri="http://schemas.openxmlformats.org/drawingml/2006/picture">
-                <pic:pic>
-                  <pic:nvPicPr>
-                    <pic:cNvPr id="0" name="image.png"/>
-                    <pic:cNvPicPr/>
-                  </pic:nvPicPr>
-                  <pic:blipFill>
-                    <a:blip r:embed="rId11"/>
-                    <a:stretch>
-                      <a:fillRect/>
-                    </a:stretch>
-                  </pic:blipFill>
-                  <pic:spPr>
-                    <a:xfrm>
-                      <a:off x="0" y="0"/>
-                      <a:ext cx="6126480" cy="3471672"/>
-                    </a:xfrm>
-                    <a:prstGeom prst="rect"/>
-                  </pic:spPr>
-                </pic:pic>
-              </a:graphicData>
-            </a:graphic>
-          </wp:inline>
-        </w:drawing>
+        <w:t>La arquitectura deja puntos de extensión claros: nuevos adaptadores, nuevas estrategias de importación, más formatos de exportación, colas persistentes y CDC real. Estas evoluciones deben mantener aislamiento por usuario, cifrado de secretos, reportes descargables y degradación controlada ante fallas externas.</w:t>
       </w:r>
     </w:p>
     <w:sectPr>
@@ -3201,6 +3083,10 @@
     <w:name w:val="Normal"/>
     <w:qFormat/>
     <w:rsid w:val="00FC693F"/>
+    <w:rPr>
+      <w:rFonts w:ascii="Arial" w:hAnsi="Arial" w:eastAsia="Arial"/>
+      <w:sz w:val="20"/>
+    </w:rPr>
   </w:style>
   <w:style w:type="paragraph" w:styleId="Header">
     <w:name w:val="header"/>
@@ -3261,10 +3147,10 @@
       <w:outlineLvl w:val="0"/>
     </w:pPr>
     <w:rPr>
-      <w:rFonts w:asciiTheme="majorHAnsi" w:eastAsiaTheme="majorEastAsia" w:hAnsiTheme="majorHAnsi" w:cstheme="majorBidi"/>
+      <w:rFonts w:asciiTheme="majorHAnsi" w:eastAsiaTheme="majorEastAsia" w:hAnsiTheme="majorHAnsi" w:cstheme="majorBidi" w:ascii="Arial" w:hAnsi="Arial" w:eastAsia="Arial"/>
       <w:b/>
       <w:bCs/>
-      <w:color w:val="365F91" w:themeColor="accent1" w:themeShade="BF"/>
+      <w:color w:val="1D4ED8"/>
       <w:sz w:val="28"/>
       <w:szCs w:val="28"/>
     </w:rPr>
@@ -3285,10 +3171,10 @@
       <w:outlineLvl w:val="1"/>
     </w:pPr>
     <w:rPr>
-      <w:rFonts w:asciiTheme="majorHAnsi" w:eastAsiaTheme="majorEastAsia" w:hAnsiTheme="majorHAnsi" w:cstheme="majorBidi"/>
+      <w:rFonts w:asciiTheme="majorHAnsi" w:eastAsiaTheme="majorEastAsia" w:hAnsiTheme="majorHAnsi" w:cstheme="majorBidi" w:ascii="Arial" w:hAnsi="Arial" w:eastAsia="Arial"/>
       <w:b/>
       <w:bCs/>
-      <w:color w:val="4F81BD" w:themeColor="accent1"/>
+      <w:color w:val="047857"/>
       <w:sz w:val="26"/>
       <w:szCs w:val="26"/>
     </w:rPr>
@@ -3309,7 +3195,7 @@
       <w:outlineLvl w:val="2"/>
     </w:pPr>
     <w:rPr>
-      <w:rFonts w:asciiTheme="majorHAnsi" w:eastAsiaTheme="majorEastAsia" w:hAnsiTheme="majorHAnsi" w:cstheme="majorBidi"/>
+      <w:rFonts w:asciiTheme="majorHAnsi" w:eastAsiaTheme="majorEastAsia" w:hAnsiTheme="majorHAnsi" w:cstheme="majorBidi" w:ascii="Arial" w:hAnsi="Arial" w:eastAsia="Arial"/>
       <w:b/>
       <w:bCs/>
       <w:color w:val="4F81BD" w:themeColor="accent1"/>
@@ -3550,7 +3436,7 @@
       <w:contextualSpacing/>
     </w:pPr>
     <w:rPr>
-      <w:rFonts w:asciiTheme="majorHAnsi" w:eastAsiaTheme="majorEastAsia" w:hAnsiTheme="majorHAnsi" w:cstheme="majorBidi"/>
+      <w:rFonts w:asciiTheme="majorHAnsi" w:eastAsiaTheme="majorEastAsia" w:hAnsiTheme="majorHAnsi" w:cstheme="majorBidi" w:ascii="Arial" w:hAnsi="Arial" w:eastAsia="Arial"/>
       <w:color w:val="17365D" w:themeColor="text2" w:themeShade="BF"/>
       <w:spacing w:val="5"/>
       <w:kern w:val="28"/>

--- a/FD04-EPIS-Informe Arquitectura de Software.docx
+++ b/FD04-EPIS-Informe Arquitectura de Software.docx
@@ -106,7 +106,7 @@
         <w:jc w:val="center"/>
       </w:pPr>
       <w:r>
-        <w:t>Equipo: CARBAJAL - LLANOS - YUPA - ZAPANA</w:t>
+        <w:t>Equipo: Vincenzo Rafael Llanos Niño y VICTOR JOSEPH PLATERO MARON</w:t>
       </w:r>
     </w:p>
     <w:p>
@@ -262,7 +262,7 @@
                 <w:b w:val="0"/>
                 <w:sz w:val="18"/>
               </w:rPr>
-              <w:t>CARBAJAL - LLANOS - YUPA - ZAPANA</w:t>
+              <w:t>Vincenzo Rafael Llanos Niño y VICTOR JOSEPH PLATERO MARON</w:t>
             </w:r>
           </w:p>
         </w:tc>
@@ -328,7 +328,7 @@
                 <w:b w:val="0"/>
                 <w:sz w:val="18"/>
               </w:rPr>
-              <w:t>CARBAJAL - LLANOS - YUPA - ZAPANA</w:t>
+              <w:t>Vincenzo Rafael Llanos Niño y VICTOR JOSEPH PLATERO MARON</w:t>
             </w:r>
           </w:p>
         </w:tc>

--- a/FD04-EPIS-Informe Arquitectura de Software.docx
+++ b/FD04-EPIS-Informe Arquitectura de Software.docx
@@ -2710,6 +2710,767 @@
         <w:t>La arquitectura deja puntos de extensión claros: nuevos adaptadores, nuevas estrategias de importación, más formatos de exportación, colas persistentes y CDC real. Estas evoluciones deben mantener aislamiento por usuario, cifrado de secretos, reportes descargables y degradación controlada ante fallas externas.</w:t>
       </w:r>
     </w:p>
+    <w:p>
+      <w:r>
+        <w:br w:type="page"/>
+      </w:r>
+    </w:p>
+    <w:p>
+      <w:pPr>
+        <w:pStyle w:val="Heading1"/>
+      </w:pPr>
+      <w:r>
+        <w:t>11. Investigación arquitectónica complementaria</w:t>
+      </w:r>
+    </w:p>
+    <w:p>
+      <w:r>
+        <w:t>La arquitectura se amplió usando referencias oficiales: Render para validar la estructura de render.yaml, Fastify para justificar el diseño de API por rutas y plugins, Supabase para persistencia PostgreSQL administrada, y OWASP para controles mínimos en APIs REST.</w:t>
+      </w:r>
+    </w:p>
+    <w:p>
+      <w:r>
+        <w:drawing>
+          <wp:inline xmlns:a="http://schemas.openxmlformats.org/drawingml/2006/main" xmlns:pic="http://schemas.openxmlformats.org/drawingml/2006/picture">
+            <wp:extent cx="6126480" cy="3743960"/>
+            <wp:docPr id="6" name="Picture 6"/>
+            <wp:cNvGraphicFramePr>
+              <a:graphicFrameLocks noChangeAspect="1"/>
+            </wp:cNvGraphicFramePr>
+            <a:graphic>
+              <a:graphicData uri="http://schemas.openxmlformats.org/drawingml/2006/picture">
+                <pic:pic>
+                  <pic:nvPicPr>
+                    <pic:cNvPr id="0" name="deploy_pipeline.png"/>
+                    <pic:cNvPicPr/>
+                  </pic:nvPicPr>
+                  <pic:blipFill>
+                    <a:blip r:embed="rId14"/>
+                    <a:stretch>
+                      <a:fillRect/>
+                    </a:stretch>
+                  </pic:blipFill>
+                  <pic:spPr>
+                    <a:xfrm>
+                      <a:off x="0" y="0"/>
+                      <a:ext cx="6126480" cy="3743960"/>
+                    </a:xfrm>
+                    <a:prstGeom prst="rect"/>
+                  </pic:spPr>
+                </pic:pic>
+              </a:graphicData>
+            </a:graphic>
+          </wp:inline>
+        </w:drawing>
+      </w:r>
+    </w:p>
+    <w:p>
+      <w:pPr>
+        <w:jc w:val="center"/>
+      </w:pPr>
+      <w:r>
+        <w:rPr>
+          <w:i/>
+          <w:sz w:val="18"/>
+        </w:rPr>
+        <w:t>Figura 5. Pipeline de despliegue y publicación.</w:t>
+      </w:r>
+    </w:p>
+    <w:p>
+      <w:pPr>
+        <w:pStyle w:val="Heading1"/>
+      </w:pPr>
+      <w:r>
+        <w:t>12. Modelo de seguridad aplicado</w:t>
+      </w:r>
+    </w:p>
+    <w:p>
+      <w:r>
+        <w:drawing>
+          <wp:inline xmlns:a="http://schemas.openxmlformats.org/drawingml/2006/main" xmlns:pic="http://schemas.openxmlformats.org/drawingml/2006/picture">
+            <wp:extent cx="6126480" cy="3743960"/>
+            <wp:docPr id="7" name="Picture 7"/>
+            <wp:cNvGraphicFramePr>
+              <a:graphicFrameLocks noChangeAspect="1"/>
+            </wp:cNvGraphicFramePr>
+            <a:graphic>
+              <a:graphicData uri="http://schemas.openxmlformats.org/drawingml/2006/picture">
+                <pic:pic>
+                  <pic:nvPicPr>
+                    <pic:cNvPr id="0" name="security_controls.png"/>
+                    <pic:cNvPicPr/>
+                  </pic:nvPicPr>
+                  <pic:blipFill>
+                    <a:blip r:embed="rId15"/>
+                    <a:stretch>
+                      <a:fillRect/>
+                    </a:stretch>
+                  </pic:blipFill>
+                  <pic:spPr>
+                    <a:xfrm>
+                      <a:off x="0" y="0"/>
+                      <a:ext cx="6126480" cy="3743960"/>
+                    </a:xfrm>
+                    <a:prstGeom prst="rect"/>
+                  </pic:spPr>
+                </pic:pic>
+              </a:graphicData>
+            </a:graphic>
+          </wp:inline>
+        </w:drawing>
+      </w:r>
+    </w:p>
+    <w:p>
+      <w:pPr>
+        <w:jc w:val="center"/>
+      </w:pPr>
+      <w:r>
+        <w:rPr>
+          <w:i/>
+          <w:sz w:val="18"/>
+        </w:rPr>
+        <w:t>Figura 6. Mapa de controles de seguridad.</w:t>
+      </w:r>
+    </w:p>
+    <w:tbl>
+      <w:tblPr>
+        <w:tblStyle w:val="TableGrid"/>
+        <w:tblW w:type="auto" w:w="0"/>
+        <w:jc w:val="center"/>
+        <w:tblLook w:firstColumn="1" w:firstRow="1" w:lastColumn="0" w:lastRow="0" w:noHBand="0" w:noVBand="1" w:val="04A0"/>
+      </w:tblPr>
+      <w:tblGrid>
+        <w:gridCol w:w="3360"/>
+        <w:gridCol w:w="3360"/>
+        <w:gridCol w:w="3360"/>
+      </w:tblGrid>
+      <w:tr>
+        <w:tc>
+          <w:tcPr>
+            <w:tcW w:type="dxa" w:w="3360"/>
+          </w:tcPr>
+          <w:p>
+            <w:r>
+              <w:rPr>
+                <w:b/>
+                <w:sz w:val="18"/>
+              </w:rPr>
+              <w:t>Control</w:t>
+            </w:r>
+          </w:p>
+        </w:tc>
+        <w:tc>
+          <w:tcPr>
+            <w:tcW w:type="dxa" w:w="3360"/>
+          </w:tcPr>
+          <w:p>
+            <w:r>
+              <w:rPr>
+                <w:b/>
+                <w:sz w:val="18"/>
+              </w:rPr>
+              <w:t>Implementación</w:t>
+            </w:r>
+          </w:p>
+        </w:tc>
+        <w:tc>
+          <w:tcPr>
+            <w:tcW w:type="dxa" w:w="3360"/>
+          </w:tcPr>
+          <w:p>
+            <w:r>
+              <w:rPr>
+                <w:b/>
+                <w:sz w:val="18"/>
+              </w:rPr>
+              <w:t>Justificación</w:t>
+            </w:r>
+          </w:p>
+        </w:tc>
+      </w:tr>
+      <w:tr>
+        <w:tc>
+          <w:tcPr>
+            <w:tcW w:type="dxa" w:w="3360"/>
+          </w:tcPr>
+          <w:p>
+            <w:r>
+              <w:rPr>
+                <w:sz w:val="18"/>
+              </w:rPr>
+              <w:t>Autenticación</w:t>
+            </w:r>
+          </w:p>
+        </w:tc>
+        <w:tc>
+          <w:tcPr>
+            <w:tcW w:type="dxa" w:w="3360"/>
+          </w:tcPr>
+          <w:p>
+            <w:r>
+              <w:rPr>
+                <w:sz w:val="18"/>
+              </w:rPr>
+              <w:t>@fastify/jwt</w:t>
+            </w:r>
+          </w:p>
+        </w:tc>
+        <w:tc>
+          <w:tcPr>
+            <w:tcW w:type="dxa" w:w="3360"/>
+          </w:tcPr>
+          <w:p>
+            <w:r>
+              <w:rPr>
+                <w:sz w:val="18"/>
+              </w:rPr>
+              <w:t>Protege rutas privadas y asocia usuario.</w:t>
+            </w:r>
+          </w:p>
+        </w:tc>
+      </w:tr>
+      <w:tr>
+        <w:tc>
+          <w:tcPr>
+            <w:tcW w:type="dxa" w:w="3360"/>
+          </w:tcPr>
+          <w:p>
+            <w:r>
+              <w:rPr>
+                <w:sz w:val="18"/>
+              </w:rPr>
+              <w:t>Autorización</w:t>
+            </w:r>
+          </w:p>
+        </w:tc>
+        <w:tc>
+          <w:tcPr>
+            <w:tcW w:type="dxa" w:w="3360"/>
+          </w:tcPr>
+          <w:p>
+            <w:r>
+              <w:rPr>
+                <w:sz w:val="18"/>
+              </w:rPr>
+              <w:t>Filtros user_id y roles</w:t>
+            </w:r>
+          </w:p>
+        </w:tc>
+        <w:tc>
+          <w:tcPr>
+            <w:tcW w:type="dxa" w:w="3360"/>
+          </w:tcPr>
+          <w:p>
+            <w:r>
+              <w:rPr>
+                <w:sz w:val="18"/>
+              </w:rPr>
+              <w:t>Evita acceso cruzado entre usuarios.</w:t>
+            </w:r>
+          </w:p>
+        </w:tc>
+      </w:tr>
+      <w:tr>
+        <w:tc>
+          <w:tcPr>
+            <w:tcW w:type="dxa" w:w="3360"/>
+          </w:tcPr>
+          <w:p>
+            <w:r>
+              <w:rPr>
+                <w:sz w:val="18"/>
+              </w:rPr>
+              <w:t>Validación</w:t>
+            </w:r>
+          </w:p>
+        </w:tc>
+        <w:tc>
+          <w:tcPr>
+            <w:tcW w:type="dxa" w:w="3360"/>
+          </w:tcPr>
+          <w:p>
+            <w:r>
+              <w:rPr>
+                <w:sz w:val="18"/>
+              </w:rPr>
+              <w:t>Zod y validadores de archivo</w:t>
+            </w:r>
+          </w:p>
+        </w:tc>
+        <w:tc>
+          <w:tcPr>
+            <w:tcW w:type="dxa" w:w="3360"/>
+          </w:tcPr>
+          <w:p>
+            <w:r>
+              <w:rPr>
+                <w:sz w:val="18"/>
+              </w:rPr>
+              <w:t>Reduce entradas inválidas o peligrosas.</w:t>
+            </w:r>
+          </w:p>
+        </w:tc>
+      </w:tr>
+      <w:tr>
+        <w:tc>
+          <w:tcPr>
+            <w:tcW w:type="dxa" w:w="3360"/>
+          </w:tcPr>
+          <w:p>
+            <w:r>
+              <w:rPr>
+                <w:sz w:val="18"/>
+              </w:rPr>
+              <w:t>Cifrado</w:t>
+            </w:r>
+          </w:p>
+        </w:tc>
+        <w:tc>
+          <w:tcPr>
+            <w:tcW w:type="dxa" w:w="3360"/>
+          </w:tcPr>
+          <w:p>
+            <w:r>
+              <w:rPr>
+                <w:sz w:val="18"/>
+              </w:rPr>
+              <w:t>AES-256-GCM</w:t>
+            </w:r>
+          </w:p>
+        </w:tc>
+        <w:tc>
+          <w:tcPr>
+            <w:tcW w:type="dxa" w:w="3360"/>
+          </w:tcPr>
+          <w:p>
+            <w:r>
+              <w:rPr>
+                <w:sz w:val="18"/>
+              </w:rPr>
+              <w:t>Protege credenciales externas almacenadas.</w:t>
+            </w:r>
+          </w:p>
+        </w:tc>
+      </w:tr>
+      <w:tr>
+        <w:tc>
+          <w:tcPr>
+            <w:tcW w:type="dxa" w:w="3360"/>
+          </w:tcPr>
+          <w:p>
+            <w:r>
+              <w:rPr>
+                <w:sz w:val="18"/>
+              </w:rPr>
+              <w:t>Resiliencia</w:t>
+            </w:r>
+          </w:p>
+        </w:tc>
+        <w:tc>
+          <w:tcPr>
+            <w:tcW w:type="dxa" w:w="3360"/>
+          </w:tcPr>
+          <w:p>
+            <w:r>
+              <w:rPr>
+                <w:sz w:val="18"/>
+              </w:rPr>
+              <w:t>Modo degradado si falla DATABASE_URL</w:t>
+            </w:r>
+          </w:p>
+        </w:tc>
+        <w:tc>
+          <w:tcPr>
+            <w:tcW w:type="dxa" w:w="3360"/>
+          </w:tcPr>
+          <w:p>
+            <w:r>
+              <w:rPr>
+                <w:sz w:val="18"/>
+              </w:rPr>
+              <w:t>Permite diagnosticar despliegue sin caída total.</w:t>
+            </w:r>
+          </w:p>
+        </w:tc>
+      </w:tr>
+      <w:tr>
+        <w:tc>
+          <w:tcPr>
+            <w:tcW w:type="dxa" w:w="3360"/>
+          </w:tcPr>
+          <w:p>
+            <w:r>
+              <w:rPr>
+                <w:sz w:val="18"/>
+              </w:rPr>
+              <w:t>Operación</w:t>
+            </w:r>
+          </w:p>
+        </w:tc>
+        <w:tc>
+          <w:tcPr>
+            <w:tcW w:type="dxa" w:w="3360"/>
+          </w:tcPr>
+          <w:p>
+            <w:r>
+              <w:rPr>
+                <w:sz w:val="18"/>
+              </w:rPr>
+              <w:t>/api/status y logs</w:t>
+            </w:r>
+          </w:p>
+        </w:tc>
+        <w:tc>
+          <w:tcPr>
+            <w:tcW w:type="dxa" w:w="3360"/>
+          </w:tcPr>
+          <w:p>
+            <w:r>
+              <w:rPr>
+                <w:sz w:val="18"/>
+              </w:rPr>
+              <w:t>Facilita health checks y troubleshooting.</w:t>
+            </w:r>
+          </w:p>
+        </w:tc>
+      </w:tr>
+    </w:tbl>
+    <w:p/>
+    <w:p>
+      <w:pPr>
+        <w:pStyle w:val="Heading1"/>
+      </w:pPr>
+      <w:r>
+        <w:t>13. ADR - Decisiones arquitectónicas registradas</w:t>
+      </w:r>
+    </w:p>
+    <w:tbl>
+      <w:tblPr>
+        <w:tblStyle w:val="TableGrid"/>
+        <w:tblW w:type="auto" w:w="0"/>
+        <w:jc w:val="center"/>
+        <w:tblLook w:firstColumn="1" w:firstRow="1" w:lastColumn="0" w:lastRow="0" w:noHBand="0" w:noVBand="1" w:val="04A0"/>
+      </w:tblPr>
+      <w:tblGrid>
+        <w:gridCol w:w="3360"/>
+        <w:gridCol w:w="3360"/>
+        <w:gridCol w:w="3360"/>
+      </w:tblGrid>
+      <w:tr>
+        <w:tc>
+          <w:tcPr>
+            <w:tcW w:type="dxa" w:w="3360"/>
+          </w:tcPr>
+          <w:p>
+            <w:r>
+              <w:rPr>
+                <w:b/>
+                <w:sz w:val="18"/>
+              </w:rPr>
+              <w:t>ADR</w:t>
+            </w:r>
+          </w:p>
+        </w:tc>
+        <w:tc>
+          <w:tcPr>
+            <w:tcW w:type="dxa" w:w="3360"/>
+          </w:tcPr>
+          <w:p>
+            <w:r>
+              <w:rPr>
+                <w:b/>
+                <w:sz w:val="18"/>
+              </w:rPr>
+              <w:t>Decisión</w:t>
+            </w:r>
+          </w:p>
+        </w:tc>
+        <w:tc>
+          <w:tcPr>
+            <w:tcW w:type="dxa" w:w="3360"/>
+          </w:tcPr>
+          <w:p>
+            <w:r>
+              <w:rPr>
+                <w:b/>
+                <w:sz w:val="18"/>
+              </w:rPr>
+              <w:t>Consecuencia</w:t>
+            </w:r>
+          </w:p>
+        </w:tc>
+      </w:tr>
+      <w:tr>
+        <w:tc>
+          <w:tcPr>
+            <w:tcW w:type="dxa" w:w="3360"/>
+          </w:tcPr>
+          <w:p>
+            <w:r>
+              <w:rPr>
+                <w:sz w:val="18"/>
+              </w:rPr>
+              <w:t>ADR-01</w:t>
+            </w:r>
+          </w:p>
+        </w:tc>
+        <w:tc>
+          <w:tcPr>
+            <w:tcW w:type="dxa" w:w="3360"/>
+          </w:tcPr>
+          <w:p>
+            <w:r>
+              <w:rPr>
+                <w:sz w:val="18"/>
+              </w:rPr>
+              <w:t>Usar catálogos en PostgreSQL en vez de disco persistente.</w:t>
+            </w:r>
+          </w:p>
+        </w:tc>
+        <w:tc>
+          <w:tcPr>
+            <w:tcW w:type="dxa" w:w="3360"/>
+          </w:tcPr>
+          <w:p>
+            <w:r>
+              <w:rPr>
+                <w:sz w:val="18"/>
+              </w:rPr>
+              <w:t>Mejora compatibilidad con Render; exige controlar tamaño y expiración.</w:t>
+            </w:r>
+          </w:p>
+        </w:tc>
+      </w:tr>
+      <w:tr>
+        <w:tc>
+          <w:tcPr>
+            <w:tcW w:type="dxa" w:w="3360"/>
+          </w:tcPr>
+          <w:p>
+            <w:r>
+              <w:rPr>
+                <w:sz w:val="18"/>
+              </w:rPr>
+              <w:t>ADR-02</w:t>
+            </w:r>
+          </w:p>
+        </w:tc>
+        <w:tc>
+          <w:tcPr>
+            <w:tcW w:type="dxa" w:w="3360"/>
+          </w:tcPr>
+          <w:p>
+            <w:r>
+              <w:rPr>
+                <w:sz w:val="18"/>
+              </w:rPr>
+              <w:t>Usar Fastify en backend.</w:t>
+            </w:r>
+          </w:p>
+        </w:tc>
+        <w:tc>
+          <w:tcPr>
+            <w:tcW w:type="dxa" w:w="3360"/>
+          </w:tcPr>
+          <w:p>
+            <w:r>
+              <w:rPr>
+                <w:sz w:val="18"/>
+              </w:rPr>
+              <w:t>API ligera y modular; requiere disciplina en plugins y validaciones.</w:t>
+            </w:r>
+          </w:p>
+        </w:tc>
+      </w:tr>
+      <w:tr>
+        <w:tc>
+          <w:tcPr>
+            <w:tcW w:type="dxa" w:w="3360"/>
+          </w:tcPr>
+          <w:p>
+            <w:r>
+              <w:rPr>
+                <w:sz w:val="18"/>
+              </w:rPr>
+              <w:t>ADR-03</w:t>
+            </w:r>
+          </w:p>
+        </w:tc>
+        <w:tc>
+          <w:tcPr>
+            <w:tcW w:type="dxa" w:w="3360"/>
+          </w:tcPr>
+          <w:p>
+            <w:r>
+              <w:rPr>
+                <w:sz w:val="18"/>
+              </w:rPr>
+              <w:t>Usar React/Vite en frontend.</w:t>
+            </w:r>
+          </w:p>
+        </w:tc>
+        <w:tc>
+          <w:tcPr>
+            <w:tcW w:type="dxa" w:w="3360"/>
+          </w:tcPr>
+          <w:p>
+            <w:r>
+              <w:rPr>
+                <w:sz w:val="18"/>
+              </w:rPr>
+              <w:t>Build rápido y fácil de servir desde Fastify.</w:t>
+            </w:r>
+          </w:p>
+        </w:tc>
+      </w:tr>
+      <w:tr>
+        <w:tc>
+          <w:tcPr>
+            <w:tcW w:type="dxa" w:w="3360"/>
+          </w:tcPr>
+          <w:p>
+            <w:r>
+              <w:rPr>
+                <w:sz w:val="18"/>
+              </w:rPr>
+              <w:t>ADR-04</w:t>
+            </w:r>
+          </w:p>
+        </w:tc>
+        <w:tc>
+          <w:tcPr>
+            <w:tcW w:type="dxa" w:w="3360"/>
+          </w:tcPr>
+          <w:p>
+            <w:r>
+              <w:rPr>
+                <w:sz w:val="18"/>
+              </w:rPr>
+              <w:t>Separar adaptadores por motor.</w:t>
+            </w:r>
+          </w:p>
+        </w:tc>
+        <w:tc>
+          <w:tcPr>
+            <w:tcW w:type="dxa" w:w="3360"/>
+          </w:tcPr>
+          <w:p>
+            <w:r>
+              <w:rPr>
+                <w:sz w:val="18"/>
+              </w:rPr>
+              <w:t>Facilita extensión y pruebas por motor.</w:t>
+            </w:r>
+          </w:p>
+        </w:tc>
+      </w:tr>
+      <w:tr>
+        <w:tc>
+          <w:tcPr>
+            <w:tcW w:type="dxa" w:w="3360"/>
+          </w:tcPr>
+          <w:p>
+            <w:r>
+              <w:rPr>
+                <w:sz w:val="18"/>
+              </w:rPr>
+              <w:t>ADR-05</w:t>
+            </w:r>
+          </w:p>
+        </w:tc>
+        <w:tc>
+          <w:tcPr>
+            <w:tcW w:type="dxa" w:w="3360"/>
+          </w:tcPr>
+          <w:p>
+            <w:r>
+              <w:rPr>
+                <w:sz w:val="18"/>
+              </w:rPr>
+              <w:t>Publicar skill y VSIX en GitHub Release.</w:t>
+            </w:r>
+          </w:p>
+        </w:tc>
+        <w:tc>
+          <w:tcPr>
+            <w:tcW w:type="dxa" w:w="3360"/>
+          </w:tcPr>
+          <w:p>
+            <w:r>
+              <w:rPr>
+                <w:sz w:val="18"/>
+              </w:rPr>
+              <w:t>Facilita descarga y revisión externa sin Marketplace.</w:t>
+            </w:r>
+          </w:p>
+        </w:tc>
+      </w:tr>
+    </w:tbl>
+    <w:p/>
+    <w:p>
+      <w:pPr>
+        <w:pStyle w:val="Heading1"/>
+      </w:pPr>
+      <w:r>
+        <w:t>Referencias y fuentes consultadas</w:t>
+      </w:r>
+    </w:p>
+    <w:p>
+      <w:pPr>
+        <w:pStyle w:val="ListBullet"/>
+      </w:pPr>
+      <w:r>
+        <w:t>React Docs. https://react.dev/learn. Uso en el documento: Componentes e interfaces declarativas..</w:t>
+      </w:r>
+    </w:p>
+    <w:p>
+      <w:pPr>
+        <w:pStyle w:val="ListBullet"/>
+      </w:pPr>
+      <w:r>
+        <w:t>Vite Guide. https://vite.dev/guide/. Uso en el documento: Servidor de desarrollo y build frontend..</w:t>
+      </w:r>
+    </w:p>
+    <w:p>
+      <w:pPr>
+        <w:pStyle w:val="ListBullet"/>
+      </w:pPr>
+      <w:r>
+        <w:t>Fastify Docs. https://fastify.dev/docs/latest/. Uso en el documento: API Node modular basada en plugins..</w:t>
+      </w:r>
+    </w:p>
+    <w:p>
+      <w:pPr>
+        <w:pStyle w:val="ListBullet"/>
+      </w:pPr>
+      <w:r>
+        <w:t>Render Blueprint YAML Reference. https://render.com/docs/blueprint-spec. Uso en el documento: Blueprint render.yaml, buildCommand, startCommand, healthCheckPath y autoDeployTrigger..</w:t>
+      </w:r>
+    </w:p>
+    <w:p>
+      <w:pPr>
+        <w:pStyle w:val="ListBullet"/>
+      </w:pPr>
+      <w:r>
+        <w:t>Supabase Database Docs. https://supabase.com/docs/guides/database/overview. Uso en el documento: PostgreSQL administrado para persistencia..</w:t>
+      </w:r>
+    </w:p>
+    <w:p>
+      <w:pPr>
+        <w:pStyle w:val="ListBullet"/>
+      </w:pPr>
+      <w:r>
+        <w:t>OWASP REST Security Cheat Sheet. https://cheatsheetseries.owasp.org/cheatsheets/REST_Security_Cheat_Sheet.html. Uso en el documento: HTTPS, access control, JWT, input validation, CORS y manejo de errores..</w:t>
+      </w:r>
+    </w:p>
+    <w:p>
+      <w:pPr>
+        <w:pStyle w:val="ListBullet"/>
+      </w:pPr>
+      <w:r>
+        <w:t>OWASP Top 10. https://owasp.org/www-project-top-ten/. Uso en el documento: Riesgos web de referencia para seguridad de aplicaciones..</w:t>
+      </w:r>
+    </w:p>
     <w:sectPr>
       <w:pgSz w:w="12240" w:h="15840"/>
       <w:pgMar w:top="1008" w:right="1080" w:bottom="1008" w:left="1080" w:header="720" w:footer="720" w:gutter="0"/>
